--- a/hw2/CSE351_HW2_Report_Format.docx
+++ b/hw2/CSE351_HW2_Report_Format.docx
@@ -264,7 +264,7 @@
                       </w:r>
                       <w:r>
                         <w:rPr>
-                          <w:rFonts w:eastAsia="바탕"/>
+                          <w:rFonts w:eastAsia="Batang"/>
                           <w:b/>
                           <w:bCs/>
                           <w:color w:val="EE0000"/>
@@ -1145,7 +1145,99 @@
     </w:p>
     <w:p>
       <w:pPr>
+        <w:pStyle w:val="ListParagraph"/>
+        <w:rPr>
+          <w14:ligatures w14:val="standard"/>
+        </w:rPr>
+      </w:pPr>
+    </w:p>
+    <w:p>
+      <w:pPr>
+        <w:pStyle w:val="ListParagraph"/>
+        <w:rPr>
+          <w14:ligatures w14:val="standard"/>
+        </w:rPr>
+      </w:pPr>
+      <w:r>
+        <w:rPr>
+          <w14:ligatures w14:val="standard"/>
+        </w:rPr>
+        <w:t xml:space="preserve">Chrome : </w:t>
+      </w:r>
+      <w:r>
+        <w:rPr>
+          <w14:ligatures w14:val="standard"/>
+        </w:rPr>
+        <w:t>dns contains "example" or http or ip.addr == 23.192.228.80</w:t>
+      </w:r>
+    </w:p>
+    <w:p>
+      <w:pPr>
+        <w:pStyle w:val="ListParagraph"/>
+        <w:rPr>
+          <w14:ligatures w14:val="standard"/>
+        </w:rPr>
+      </w:pPr>
+      <w:r>
+        <w:rPr>
+          <w:rFonts w:ascii="Malgun Gothic" w:eastAsia="Malgun Gothic" w:hAnsi="Malgun Gothic" w:cs="Malgun Gothic"/>
+          <w:lang w:eastAsia="ko-KR"/>
+        </w:rPr>
+        <w:t xml:space="preserve">Kakaotalk : </w:t>
+      </w:r>
+      <w:r>
+        <w:t>dns contains "kakao" or ip.addr == 121.53.203.203</w:t>
+      </w:r>
+    </w:p>
+    <w:p>
+      <w:pPr>
+        <w:pStyle w:val="ListParagraph"/>
+        <w:rPr>
+          <w14:ligatures w14:val="standard"/>
+        </w:rPr>
+      </w:pPr>
+      <w:r>
+        <w:rPr>
+          <w14:ligatures w14:val="standard"/>
+        </w:rPr>
+        <w:t xml:space="preserve">Outlook : </w:t>
+      </w:r>
+      <w:r>
+        <w:rPr>
+          <w14:ligatures w14:val="standard"/>
+        </w:rPr>
+        <w:t>ip.addr == 52.109.124.28 or dns contains "microsoft"</w:t>
+      </w:r>
+    </w:p>
+    <w:p>
+      <w:pPr>
+        <w:pStyle w:val="ListParagraph"/>
+        <w:rPr>
+          <w14:ligatures w14:val="standard"/>
+        </w:rPr>
+      </w:pPr>
+      <w:r>
+        <w:t>tcp.port == 2000</w:t>
+      </w:r>
+    </w:p>
+    <w:p>
+      <w:pPr>
+        <w:pStyle w:val="ListParagraph"/>
+        <w:rPr>
+          <w14:ligatures w14:val="standard"/>
+        </w:rPr>
+      </w:pPr>
+      <w:r>
+        <w:rPr>
+          <w14:ligatures w14:val="standard"/>
+        </w:rPr>
+        <w:t>dns contains "nflxvideo" or ip.addr == 61.34.1.34</w:t>
+      </w:r>
+    </w:p>
+    <w:p>
+      <w:pPr>
         <w:pStyle w:val="Head1"/>
+        <w:ind w:left="0" w:firstLine="0"/>
         <w:rPr>
           <w:rFonts w:ascii="Malgun Gothic" w:eastAsia="Malgun Gothic" w:hAnsi="Malgun Gothic" w:cs="Malgun Gothic"/>
           <w:lang w:eastAsia="ko-KR"/>
@@ -1257,6 +1349,7 @@
         <w:pStyle w:val="ListParagraph"/>
       </w:pPr>
       <w:r>
+        <w:lastRenderedPageBreak/>
         <w:t>Performance aspects such as RTT, latency, or persistent connections.</w:t>
       </w:r>
     </w:p>
@@ -1300,7 +1393,6 @@
         </w:numPr>
       </w:pPr>
       <w:r>
-        <w:lastRenderedPageBreak/>
         <w:t>Results for each of the five applications (E-mail, Web Browsing, Messaging, Video Streaming, Online/Web Game)</w:t>
       </w:r>
       <w:r>
@@ -2289,7 +2381,7 @@
           <w:noProof/>
           <w:position w:val="-24"/>
         </w:rPr>
-        <w:object w:dxaOrig="2540" w:dyaOrig="700" w14:anchorId="14FBEEE7">
+        <w:object w:dxaOrig="2540" w:dyaOrig="700" w14:anchorId="674DAC19">
           <v:shapetype id="_x0000_t75" coordsize="21600,21600" o:spt="75" o:preferrelative="t" path="m@4@5l@4@11@9@11@9@5xe" filled="f" stroked="f">
             <v:stroke joinstyle="miter"/>
             <v:formulas>
@@ -2312,7 +2404,7 @@
           <v:shape id="_x0000_i1026" type="#_x0000_t75" alt="" style="width:125pt;height:35pt;mso-width-percent:0;mso-height-percent:0;mso-width-percent:0;mso-height-percent:0" o:ole="">
             <v:imagedata r:id="rId15" o:title=""/>
           </v:shape>
-          <o:OLEObject Type="Embed" ProgID="Equation.DSMT4" ShapeID="_x0000_i1026" DrawAspect="Content" ObjectID="_1824223946" r:id="rId16"/>
+          <o:OLEObject Type="Embed" ProgID="Equation.DSMT4" ShapeID="_x0000_i1026" DrawAspect="Content" ObjectID="_1825439019" r:id="rId16"/>
         </w:object>
       </w:r>
       <w:r>
@@ -2404,11 +2496,11 @@
           <w:noProof/>
           <w:position w:val="-24"/>
         </w:rPr>
-        <w:object w:dxaOrig="2540" w:dyaOrig="700" w14:anchorId="746EA37B">
+        <w:object w:dxaOrig="2540" w:dyaOrig="700" w14:anchorId="02DE47C1">
           <v:shape id="_x0000_i1025" type="#_x0000_t75" alt="" style="width:125pt;height:35pt;mso-width-percent:0;mso-height-percent:0;mso-width-percent:0;mso-height-percent:0" o:ole="">
             <v:imagedata r:id="rId15" o:title=""/>
           </v:shape>
-          <o:OLEObject Type="Embed" ProgID="Equation.DSMT4" ShapeID="_x0000_i1025" DrawAspect="Content" ObjectID="_1824223947" r:id="rId17"/>
+          <o:OLEObject Type="Embed" ProgID="Equation.DSMT4" ShapeID="_x0000_i1025" DrawAspect="Content" ObjectID="_1825439020" r:id="rId17"/>
         </w:object>
       </w:r>
     </w:p>
@@ -3400,6 +3492,14 @@
         </w:rPr>
         <w:t>.</w:t>
       </w:r>
+      <w:r>
+        <w:rPr>
+          <w:vanish/>
+          <w:szCs w:val="14"/>
+          <w14:ligatures w14:val="standard"/>
+        </w:rPr>
+        <w:t>Conference Name:ACM Woodstock conference</w:t>
+      </w:r>
     </w:p>
     <w:p>
       <w:pPr>
@@ -3411,24 +3511,32 @@
     </w:p>
     <w:p>
       <w:pPr>
-        <w:pStyle w:val="MetadataHead"/>
-        <w:rPr>
-          <w:vanish/>
-          <w:color w:val="auto"/>
-          <w:sz w:val="14"/>
-          <w:szCs w:val="14"/>
-          <w14:ligatures w14:val="standard"/>
-        </w:rPr>
-      </w:pPr>
-      <w:r>
-        <w:rPr>
-          <w:vanish/>
-          <w:color w:val="auto"/>
-          <w:sz w:val="14"/>
-          <w:szCs w:val="14"/>
-          <w14:ligatures w14:val="standard"/>
-        </w:rPr>
-        <w:t>Conference Name:ACM Woodstock conference</w:t>
+        <w:pStyle w:val="Bibentry"/>
+        <w:rPr>
+          <w14:ligatures w14:val="standard"/>
+        </w:rPr>
+      </w:pPr>
+    </w:p>
+    <w:p>
+      <w:pPr>
+        <w:pStyle w:val="Bibentry"/>
+        <w:rPr>
+          <w14:ligatures w14:val="standard"/>
+        </w:rPr>
+      </w:pPr>
+    </w:p>
+    <w:p>
+      <w:pPr>
+        <w:pStyle w:val="Bibentry"/>
+        <w:rPr>
+          <w14:ligatures w14:val="standard"/>
+        </w:rPr>
+      </w:pPr>
+      <w:r>
+        <w:rPr>
+          <w14:ligatures w14:val="standard"/>
+        </w:rPr>
+        <w:t>https://www.netify.ai/resources/hostnames/talk-pilsner.kakao.com</w:t>
       </w:r>
     </w:p>
     <w:p>
@@ -12771,6 +12879,10 @@
 </file>
 
 <file path=customXml/item1.xml><?xml version="1.0" encoding="utf-8"?>
+<b:Sources xmlns:b="http://schemas.openxmlformats.org/officeDocument/2006/bibliography" xmlns="http://schemas.openxmlformats.org/officeDocument/2006/bibliography" SelectedStyle="\APA.XSL" StyleName="APA"/>
+</file>
+
+<file path=customXml/item2.xml><?xml version="1.0" encoding="utf-8"?>
 <Workflow version="v.1.13">
   <Filtration versionrequired="True" status="DONE" StartTime="25-07-2014 13:27:04" EndTime="25-07-2014 13:28:29">
     <Mandatory>
@@ -12948,20 +13060,16 @@
 </Workflow>
 </file>
 
-<file path=customXml/item2.xml><?xml version="1.0" encoding="utf-8"?>
-<b:Sources xmlns:b="http://schemas.openxmlformats.org/officeDocument/2006/bibliography" xmlns="http://schemas.openxmlformats.org/officeDocument/2006/bibliography" SelectedStyle="\APA.XSL" StyleName="APA"/>
-</file>
-
 <file path=customXml/itemProps1.xml><?xml version="1.0" encoding="utf-8"?>
-<ds:datastoreItem xmlns:ds="http://schemas.openxmlformats.org/officeDocument/2006/customXml" ds:itemID="{4D45DBA2-DCF6-46BF-858B-9A8CC8161B4D}">
-  <ds:schemaRefs/>
-</ds:datastoreItem>
-</file>
-
-<file path=customXml/itemProps2.xml><?xml version="1.0" encoding="utf-8"?>
 <ds:datastoreItem xmlns:ds="http://schemas.openxmlformats.org/officeDocument/2006/customXml" ds:itemID="{B589180B-96F4-4B3D-93D7-E2C64345EF74}">
   <ds:schemaRefs>
     <ds:schemaRef ds:uri="http://schemas.openxmlformats.org/officeDocument/2006/bibliography"/>
   </ds:schemaRefs>
 </ds:datastoreItem>
+</file>
+
+<file path=customXml/itemProps2.xml><?xml version="1.0" encoding="utf-8"?>
+<ds:datastoreItem xmlns:ds="http://schemas.openxmlformats.org/officeDocument/2006/customXml" ds:itemID="{4D45DBA2-DCF6-46BF-858B-9A8CC8161B4D}">
+  <ds:schemaRefs/>
+</ds:datastoreItem>
 </file>
--- a/hw2/CSE351_HW2_Report_Format.docx
+++ b/hw2/CSE351_HW2_Report_Format.docx
@@ -115,7 +115,7 @@
                             </w:r>
                             <w:r>
                               <w:rPr>
-                                <w:rFonts w:eastAsia="Batang"/>
+                                <w:rFonts w:eastAsia="바탕"/>
                                 <w:b/>
                                 <w:bCs/>
                                 <w:color w:val="EE0000"/>
@@ -210,7 +210,7 @@
           </mc:Choice>
           <mc:Fallback>
             <w:pict>
-              <v:rect w14:anchorId="3DD1F25F" id="직사각형 3" o:spid="_x0000_s1026" style="position:absolute;left:0;text-align:left;margin-left:-.15pt;margin-top:-56.2pt;width:509.65pt;height:50.4pt;z-index:251659264;visibility:visible;mso-wrap-style:square;mso-width-percent:0;mso-height-percent:0;mso-wrap-distance-left:9pt;mso-wrap-distance-top:0;mso-wrap-distance-right:9pt;mso-wrap-distance-bottom:0;mso-position-horizontal:absolute;mso-position-horizontal-relative:text;mso-position-vertical:absolute;mso-position-vertical-relative:text;mso-width-percent:0;mso-height-percent:0;mso-width-relative:margin;mso-height-relative:margin;v-text-anchor:middle" o:gfxdata="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" filled="f" stroked="f" strokeweight="2pt">
+              <v:rect w14:anchorId="3DD1F25F" id="직사각형 3" o:spid="_x0000_s1026" style="position:absolute;left:0;text-align:left;margin-left:-.15pt;margin-top:-56.2pt;width:509.65pt;height:50.4pt;z-index:251659264;visibility:visible;mso-wrap-style:square;mso-width-percent:0;mso-height-percent:0;mso-wrap-distance-left:9pt;mso-wrap-distance-top:0;mso-wrap-distance-right:9pt;mso-wrap-distance-bottom:0;mso-position-horizontal:absolute;mso-position-horizontal-relative:text;mso-position-vertical:absolute;mso-position-vertical-relative:text;mso-width-percent:0;mso-height-percent:0;mso-width-relative:margin;mso-height-relative:margin;v-text-anchor:middle" o:gfxdata="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" filled="f" stroked="f" strokeweight="2pt">
                 <v:textbox>
                   <w:txbxContent>
                     <w:p>
@@ -264,7 +264,7 @@
                       </w:r>
                       <w:r>
                         <w:rPr>
-                          <w:rFonts w:eastAsia="Batang"/>
+                          <w:rFonts w:eastAsia="바탕"/>
                           <w:b/>
                           <w:bCs/>
                           <w:color w:val="EE0000"/>
@@ -370,7 +370,7 @@
     </w:p>
     <w:p>
       <w:pPr>
-        <w:pStyle w:val="Subtitle"/>
+        <w:pStyle w:val="af8"/>
         <w:rPr>
           <w14:ligatures w14:val="standard"/>
         </w:rPr>
@@ -449,6 +449,10 @@
     <w:p>
       <w:pPr>
         <w:pStyle w:val="Authors"/>
+        <w:rPr>
+          <w:rFonts w:eastAsia="맑은 고딕" w:hint="eastAsia"/>
+          <w:lang w:eastAsia="ko-KR"/>
+        </w:rPr>
       </w:pPr>
       <w:r>
         <w:rPr>
@@ -474,14 +478,6 @@
           <w:sz w:val="20"/>
         </w:rPr>
         <w:t>11277</w:t>
-      </w:r>
-      <w:r>
-        <w:rPr>
-          <w:rStyle w:val="OrgDiv"/>
-          <w:color w:val="auto"/>
-          <w:sz w:val="20"/>
-        </w:rPr>
-        <w:t xml:space="preserve"> </w:t>
       </w:r>
     </w:p>
     <w:p>
@@ -617,7 +613,7 @@
     </w:p>
     <w:p>
       <w:pPr>
-        <w:pStyle w:val="ListParagraph"/>
+        <w:pStyle w:val="a1"/>
         <w:numPr>
           <w:ilvl w:val="0"/>
           <w:numId w:val="30"/>
@@ -640,7 +636,7 @@
       <w:pPr>
         <w:pStyle w:val="Head1"/>
         <w:rPr>
-          <w:rFonts w:ascii="Malgun Gothic" w:eastAsia="Malgun Gothic" w:hAnsi="Malgun Gothic" w:cs="Malgun Gothic"/>
+          <w:rFonts w:ascii="맑은 고딕" w:eastAsia="맑은 고딕" w:hAnsi="맑은 고딕" w:cs="맑은 고딕"/>
           <w:lang w:eastAsia="ko-KR"/>
         </w:rPr>
       </w:pPr>
@@ -674,7 +670,21 @@
         <w:rPr>
           <w:lang w:eastAsia="ja-JP"/>
         </w:rPr>
-        <w:t>This section describes your overall experimental environment, how you captured packets using Wireshark, and the filtering strategies used for analysis. Be clear and systematic so that another person could reproduce your procedure.</w:t>
+        <w:t xml:space="preserve">This section describes your overall experimental environment, how you captured packets using Wireshark, and the filtering strategies used for analysis. Be clear and systematic so that another person </w:t>
+      </w:r>
+      <w:proofErr w:type="gramStart"/>
+      <w:r>
+        <w:rPr>
+          <w:lang w:eastAsia="ja-JP"/>
+        </w:rPr>
+        <w:t>could</w:t>
+      </w:r>
+      <w:proofErr w:type="gramEnd"/>
+      <w:r>
+        <w:rPr>
+          <w:lang w:eastAsia="ja-JP"/>
+        </w:rPr>
+        <w:t xml:space="preserve"> reproduce your procedure.</w:t>
       </w:r>
       <w:r>
         <w:rPr>
@@ -785,21 +795,336 @@
       <w:pPr>
         <w:pStyle w:val="Para"/>
         <w:rPr>
+          <w:rFonts w:eastAsia="맑은 고딕"/>
+        </w:rPr>
+      </w:pPr>
+      <w:r>
+        <w:rPr>
           <w:lang w:eastAsia="ko-KR"/>
         </w:rPr>
-      </w:pPr>
-      <w:r>
+        <w:t>This experiment was conducted on a Mac mini M4 (Apple M4 chip, 16GB RAM) running macOS 26.1 (Sequoia). Network connectivity was established via Wi-Fi, and packets were captured on the en0 Wi-Fi interface using Wireshark 4.6.1 (macOS ARM64 build</w:t>
+      </w:r>
+      <w:r>
+        <w:rPr>
+          <w:rFonts w:eastAsia="맑은 고딕" w:hint="eastAsia"/>
+          <w:lang w:eastAsia="ko-KR"/>
+        </w:rPr>
+        <w:t>). I</w:t>
+      </w:r>
+      <w:r>
+        <w:rPr>
+          <w:rFonts w:eastAsia="맑은 고딕"/>
+        </w:rPr>
+        <w:t>n this experiment, we selected one representative application from each of the five application categories to capture and analyze traffic.</w:t>
+      </w:r>
+    </w:p>
+    <w:p>
+      <w:pPr>
+        <w:pStyle w:val="Para"/>
+        <w:rPr>
+          <w:rFonts w:eastAsia="맑은 고딕"/>
+        </w:rPr>
+      </w:pPr>
+    </w:p>
+    <w:p>
+      <w:pPr>
+        <w:pStyle w:val="Para"/>
+        <w:numPr>
+          <w:ilvl w:val="0"/>
+          <w:numId w:val="43"/>
+        </w:numPr>
+        <w:rPr>
+          <w:rFonts w:eastAsia="맑은 고딕"/>
+        </w:rPr>
+      </w:pPr>
+      <w:r>
+        <w:rPr>
+          <w:rFonts w:ascii="Linux Biolinum" w:eastAsia="맑은 고딕" w:hAnsi="Linux Biolinum" w:cs="Linux Biolinum" w:hint="eastAsia"/>
+          <w:i/>
+          <w:lang w:eastAsia="ko-KR"/>
+        </w:rPr>
+        <w:t>Microsoft Outlook</w:t>
+      </w:r>
+      <w:r>
+        <w:rPr>
+          <w:rFonts w:ascii="Linux Biolinum" w:hAnsi="Linux Biolinum" w:cs="Linux Biolinum"/>
+          <w:i/>
+        </w:rPr>
+        <w:t xml:space="preserve">. </w:t>
+      </w:r>
+      <w:r>
+        <w:rPr>
+          <w:rFonts w:eastAsia="맑은 고딕"/>
+        </w:rPr>
+        <w:t xml:space="preserve">We used the Microsoft Outlook </w:t>
+      </w:r>
+      <w:r>
+        <w:rPr>
+          <w:rFonts w:eastAsia="맑은 고딕" w:hint="eastAsia"/>
+          <w:lang w:eastAsia="ko-KR"/>
+        </w:rPr>
+        <w:t>application</w:t>
+      </w:r>
+      <w:r>
+        <w:rPr>
+          <w:rFonts w:eastAsia="맑은 고딕"/>
+        </w:rPr>
+        <w:t>. Outlook is a globally widely used email service.</w:t>
+      </w:r>
+    </w:p>
+    <w:p>
+      <w:pPr>
+        <w:pStyle w:val="Para"/>
+        <w:ind w:firstLineChars="100" w:firstLine="180"/>
+        <w:rPr>
+          <w:rFonts w:eastAsia="맑은 고딕" w:hint="eastAsia"/>
+          <w:lang w:eastAsia="ko-KR"/>
+        </w:rPr>
+      </w:pPr>
+    </w:p>
+    <w:p>
+      <w:pPr>
+        <w:pStyle w:val="Para"/>
+        <w:numPr>
+          <w:ilvl w:val="0"/>
+          <w:numId w:val="43"/>
+        </w:numPr>
+        <w:rPr>
+          <w:rFonts w:eastAsia="맑은 고딕"/>
+        </w:rPr>
+      </w:pPr>
+      <w:r>
+        <w:rPr>
+          <w:rFonts w:ascii="Linux Biolinum" w:eastAsia="맑은 고딕" w:hAnsi="Linux Biolinum" w:cs="Linux Biolinum" w:hint="eastAsia"/>
+          <w:i/>
+          <w:lang w:eastAsia="ko-KR"/>
+        </w:rPr>
+        <w:t>Google Chrome</w:t>
+      </w:r>
+      <w:r>
+        <w:rPr>
+          <w:rFonts w:ascii="Linux Biolinum" w:hAnsi="Linux Biolinum" w:cs="Linux Biolinum"/>
+          <w:i/>
+        </w:rPr>
+        <w:t xml:space="preserve">. </w:t>
+      </w:r>
+      <w:r>
+        <w:rPr>
+          <w:rFonts w:eastAsia="맑은 고딕"/>
+        </w:rPr>
+        <w:t>To replicate a general web browsing scenario, we used the Google Chrome browser. Chrome is the most widely used web browser.</w:t>
+      </w:r>
+    </w:p>
+    <w:p>
+      <w:pPr>
+        <w:pStyle w:val="Para"/>
+        <w:rPr>
+          <w:rFonts w:eastAsia="맑은 고딕" w:hint="eastAsia"/>
+          <w:lang w:eastAsia="ko-KR"/>
+        </w:rPr>
+      </w:pPr>
+    </w:p>
+    <w:p>
+      <w:pPr>
+        <w:pStyle w:val="Para"/>
+        <w:numPr>
+          <w:ilvl w:val="0"/>
+          <w:numId w:val="43"/>
+        </w:numPr>
+        <w:rPr>
+          <w:rFonts w:eastAsia="맑은 고딕"/>
+        </w:rPr>
+      </w:pPr>
+      <w:r>
+        <w:rPr>
+          <w:rFonts w:ascii="Linux Biolinum" w:hAnsi="Linux Biolinum" w:cs="Linux Biolinum"/>
+          <w:i/>
+        </w:rPr>
+        <w:t xml:space="preserve"> </w:t>
+      </w:r>
+      <w:proofErr w:type="spellStart"/>
+      <w:r>
+        <w:rPr>
+          <w:rFonts w:ascii="Linux Biolinum" w:eastAsia="맑은 고딕" w:hAnsi="Linux Biolinum" w:cs="Linux Biolinum" w:hint="eastAsia"/>
+          <w:i/>
+          <w:lang w:eastAsia="ko-KR"/>
+        </w:rPr>
+        <w:t>KaKaoTalk</w:t>
+      </w:r>
+      <w:proofErr w:type="spellEnd"/>
+      <w:r>
+        <w:rPr>
+          <w:rFonts w:ascii="Linux Biolinum" w:hAnsi="Linux Biolinum" w:cs="Linux Biolinum"/>
+          <w:i/>
+        </w:rPr>
+        <w:t xml:space="preserve">. </w:t>
+      </w:r>
+      <w:r>
+        <w:rPr>
+          <w:rFonts w:eastAsia="맑은 고딕"/>
+        </w:rPr>
+        <w:t>Traffic for real-time messaging was captured using the KakaoTalk macOS desktop application. KakaoTalk is the most popular messenger in Korea.</w:t>
+      </w:r>
+    </w:p>
+    <w:p>
+      <w:pPr>
+        <w:pStyle w:val="Para"/>
+        <w:rPr>
+          <w:rFonts w:eastAsia="맑은 고딕" w:hint="eastAsia"/>
+          <w:lang w:eastAsia="ko-KR"/>
+        </w:rPr>
+      </w:pPr>
+    </w:p>
+    <w:p>
+      <w:pPr>
+        <w:pStyle w:val="Para"/>
+        <w:numPr>
+          <w:ilvl w:val="0"/>
+          <w:numId w:val="43"/>
+        </w:numPr>
+        <w:rPr>
+          <w:rFonts w:eastAsia="맑은 고딕"/>
+        </w:rPr>
+      </w:pPr>
+      <w:r>
+        <w:rPr>
+          <w:rFonts w:ascii="Linux Biolinum" w:hAnsi="Linux Biolinum" w:cs="Linux Biolinum"/>
+          <w:i/>
+        </w:rPr>
+        <w:t xml:space="preserve"> </w:t>
+      </w:r>
+      <w:r>
+        <w:rPr>
+          <w:rFonts w:ascii="Linux Biolinum" w:eastAsia="맑은 고딕" w:hAnsi="Linux Biolinum" w:cs="Linux Biolinum" w:hint="eastAsia"/>
+          <w:i/>
+          <w:lang w:eastAsia="ko-KR"/>
+        </w:rPr>
+        <w:t>Netflix with Chrome browser</w:t>
+      </w:r>
+      <w:r>
+        <w:rPr>
+          <w:rFonts w:ascii="Linux Biolinum" w:hAnsi="Linux Biolinum" w:cs="Linux Biolinum"/>
+          <w:i/>
+        </w:rPr>
+        <w:t xml:space="preserve">. </w:t>
+      </w:r>
+      <w:r>
+        <w:rPr>
+          <w:rFonts w:eastAsia="맑은 고딕"/>
+        </w:rPr>
+        <w:t>Video streaming traffic was captured using the Netflix web player via the Google Chrome browser. Netflix is the most widely used OTT service.</w:t>
+      </w:r>
+    </w:p>
+    <w:p>
+      <w:pPr>
+        <w:pStyle w:val="Para"/>
+        <w:rPr>
+          <w:rFonts w:eastAsia="맑은 고딕" w:hint="eastAsia"/>
+          <w:lang w:eastAsia="ko-KR"/>
+        </w:rPr>
+      </w:pPr>
+    </w:p>
+    <w:p>
+      <w:pPr>
+        <w:pStyle w:val="Para"/>
+        <w:numPr>
+          <w:ilvl w:val="0"/>
+          <w:numId w:val="43"/>
+        </w:numPr>
+        <w:rPr>
+          <w:rFonts w:eastAsia="맑은 고딕"/>
+        </w:rPr>
+      </w:pPr>
+      <w:r>
+        <w:rPr>
+          <w:rFonts w:ascii="Linux Biolinum" w:hAnsi="Linux Biolinum" w:cs="Linux Biolinum"/>
+          <w:i/>
+        </w:rPr>
+        <w:t xml:space="preserve"> </w:t>
+      </w:r>
+      <w:r>
+        <w:rPr>
+          <w:rFonts w:ascii="Linux Biolinum" w:eastAsia="맑은 고딕" w:hAnsi="Linux Biolinum" w:cs="Linux Biolinum" w:hint="eastAsia"/>
+          <w:i/>
+          <w:lang w:eastAsia="ko-KR"/>
+        </w:rPr>
+        <w:t>diep.io with Chrome browser</w:t>
+      </w:r>
+      <w:r>
+        <w:rPr>
+          <w:rFonts w:ascii="Linux Biolinum" w:hAnsi="Linux Biolinum" w:cs="Linux Biolinum"/>
+          <w:i/>
+        </w:rPr>
+        <w:t xml:space="preserve">. </w:t>
+      </w:r>
+      <w:r>
+        <w:rPr>
+          <w:rFonts w:eastAsia="맑은 고딕"/>
+        </w:rPr>
+        <w:t>We captured traffic while playing diep.io, a web-based real-time multiplayer game, via the Google Chrome browser. Since the game requires low latency by nature, it is ideal for analyzing patterns where small packets are exchanged at a high frequency.</w:t>
+      </w:r>
+    </w:p>
+    <w:p>
+      <w:pPr>
+        <w:pStyle w:val="Para"/>
+        <w:rPr>
+          <w:rFonts w:eastAsia="맑은 고딕" w:hint="eastAsia"/>
+        </w:rPr>
+      </w:pPr>
+    </w:p>
+    <w:p>
+      <w:pPr>
+        <w:pStyle w:val="Head2"/>
+        <w:rPr>
+          <w14:ligatures w14:val="standard"/>
+        </w:rPr>
+      </w:pPr>
+      <w:r>
+        <w:rPr>
+          <w:rStyle w:val="Label"/>
+          <w14:ligatures w14:val="standard"/>
+        </w:rPr>
+        <w:t>2</w:t>
+      </w:r>
+      <w:r>
+        <w:rPr>
+          <w:rStyle w:val="Label"/>
+          <w14:ligatures w14:val="standard"/>
+        </w:rPr>
+        <w:t>.</w:t>
+      </w:r>
+      <w:r>
+        <w:rPr>
+          <w:rStyle w:val="Label"/>
+          <w14:ligatures w14:val="standard"/>
+        </w:rPr>
+        <w:t>2</w:t>
+      </w:r>
+      <w:r>
+        <w:rPr>
+          <w14:ligatures w14:val="standard"/>
+        </w:rPr>
+        <w:t> </w:t>
+      </w:r>
+      <w:r>
+        <w:rPr>
+          <w14:ligatures w14:val="standard"/>
+        </w:rPr>
+        <w:t>Packet Capturing Procedure</w:t>
+      </w:r>
+    </w:p>
+    <w:p>
+      <w:pPr>
+        <w:pStyle w:val="Para"/>
         <w:rPr>
           <w:lang w:eastAsia="it-IT"/>
         </w:rPr>
-        <w:t>Describe your experimental environment and preparation before capturing traffic. Explain which tools, network, and devices you used</w:t>
-      </w:r>
-      <w:r>
-        <w:rPr>
-          <w:rFonts w:hint="eastAsia"/>
-          <w:lang w:eastAsia="ko-KR"/>
-        </w:rPr>
-        <w:t>.</w:t>
+      </w:pPr>
+      <w:r>
+        <w:rPr>
+          <w:lang w:eastAsia="it-IT"/>
+        </w:rPr>
+        <w:t>Explain how you collected the traffic data for each application. Describe how you started, monitored, and stopped captures, and how you ensured the integrity of the data.</w:t>
       </w:r>
     </w:p>
     <w:p>
@@ -827,80 +1152,655 @@
     </w:p>
     <w:p>
       <w:pPr>
-        <w:pStyle w:val="ListParagraph"/>
-        <w:numPr>
-          <w:ilvl w:val="0"/>
-          <w:numId w:val="31"/>
-        </w:numPr>
-      </w:pPr>
-      <w:r>
+        <w:pStyle w:val="a1"/>
         <w:rPr>
           <w:lang w:eastAsia="it-IT"/>
         </w:rPr>
-        <w:t>Hardware and operating system</w:t>
-      </w:r>
-      <w:r>
+      </w:pPr>
+      <w:r>
+        <w:rPr>
+          <w:lang w:eastAsia="it-IT"/>
+        </w:rPr>
+        <w:t>Description of typical actions performed (e.g., sending a message, watching a short video).</w:t>
+      </w:r>
+    </w:p>
+    <w:p>
+      <w:pPr>
+        <w:pStyle w:val="a1"/>
+        <w:rPr>
+          <w:lang w:eastAsia="it-IT"/>
+        </w:rPr>
+      </w:pPr>
+      <w:r>
+        <w:rPr>
+          <w:lang w:eastAsia="it-IT"/>
+        </w:rPr>
+        <w:t>Capture steps for each application category (E-mail, Web, Chat, Video, Game).</w:t>
+      </w:r>
+    </w:p>
+    <w:p>
+      <w:pPr>
+        <w:pStyle w:val="a1"/>
+        <w:rPr>
+          <w:lang w:eastAsia="it-IT"/>
+        </w:rPr>
+      </w:pPr>
+      <w:r>
+        <w:rPr>
+          <w:lang w:eastAsia="it-IT"/>
+        </w:rPr>
+        <w:t>Duration and timing of each capture.</w:t>
+      </w:r>
+    </w:p>
+    <w:p>
+      <w:pPr>
+        <w:pStyle w:val="a1"/>
+        <w:rPr>
+          <w:lang w:eastAsia="it-IT"/>
+        </w:rPr>
+      </w:pPr>
+      <w:r>
+        <w:rPr>
+          <w:lang w:eastAsia="it-IT"/>
+        </w:rPr>
+        <w:t>Screenshots showing the capture process and initial packet traces</w:t>
+      </w:r>
+    </w:p>
+    <w:p>
+      <w:pPr>
+        <w:rPr>
+          <w:rFonts w:eastAsia="맑은 고딕"/>
+          <w:lang w:eastAsia="ko-KR"/>
+        </w:rPr>
+      </w:pPr>
+      <w:r>
+        <w:rPr>
+          <w:rFonts w:eastAsia="맑은 고딕"/>
+          <w:lang w:eastAsia="ko-KR"/>
+        </w:rPr>
+        <w:t xml:space="preserve">The packet capture procedure in this experiment followed a standardized protocol to ensure data integrity and enhance analysis accuracy. First, to minimize traffic interference (noise) from sources other than the target application, all unnecessary background services and applications capable of generating network traffic were terminated prior to the capture. Subsequently, packet capture was initiated using Wireshark, and representative user scenarios defined for each application category (e.g., sending emails, video streaming, gameplay) were immediately executed to generate traffic. Upon completion of the designated scenarios, the capture was promptly stopped to prevent the inclusion of unnecessary idle traffic, and the collected data was saved in </w:t>
+      </w:r>
+      <w:proofErr w:type="spellStart"/>
+      <w:r>
+        <w:rPr>
+          <w:rFonts w:eastAsia="맑은 고딕"/>
+          <w:lang w:eastAsia="ko-KR"/>
+        </w:rPr>
+        <w:t>pcapng</w:t>
+      </w:r>
+      <w:proofErr w:type="spellEnd"/>
+      <w:r>
+        <w:rPr>
+          <w:rFonts w:eastAsia="맑은 고딕"/>
+          <w:lang w:eastAsia="ko-KR"/>
+        </w:rPr>
+        <w:t xml:space="preserve"> format.</w:t>
+      </w:r>
+    </w:p>
+    <w:p>
+      <w:pPr>
+        <w:rPr>
+          <w:rFonts w:eastAsia="맑은 고딕" w:hint="eastAsia"/>
+          <w:lang w:eastAsia="ko-KR"/>
+        </w:rPr>
+      </w:pPr>
+      <w:r>
+        <w:rPr>
+          <w:rFonts w:eastAsia="맑은 고딕" w:hint="eastAsia"/>
+          <w:lang w:eastAsia="ko-KR"/>
+        </w:rPr>
+        <w:t>여기에</w:t>
+      </w:r>
+      <w:r>
+        <w:rPr>
+          <w:rFonts w:eastAsia="맑은 고딕" w:hint="eastAsia"/>
+          <w:lang w:eastAsia="ko-KR"/>
+        </w:rPr>
+        <w:t xml:space="preserve"> </w:t>
+      </w:r>
+      <w:proofErr w:type="spellStart"/>
+      <w:r>
+        <w:rPr>
+          <w:rFonts w:eastAsia="맑은 고딕" w:hint="eastAsia"/>
+          <w:lang w:eastAsia="ko-KR"/>
+        </w:rPr>
+        <w:t>어펜딕스에</w:t>
+      </w:r>
+      <w:proofErr w:type="spellEnd"/>
+      <w:r>
+        <w:rPr>
+          <w:rFonts w:eastAsia="맑은 고딕" w:hint="eastAsia"/>
+          <w:lang w:eastAsia="ko-KR"/>
+        </w:rPr>
+        <w:t xml:space="preserve"> </w:t>
+      </w:r>
+      <w:proofErr w:type="spellStart"/>
+      <w:r>
+        <w:rPr>
+          <w:rFonts w:eastAsia="맑은 고딕" w:hint="eastAsia"/>
+          <w:lang w:eastAsia="ko-KR"/>
+        </w:rPr>
+        <w:t>사진넣고</w:t>
+      </w:r>
+      <w:proofErr w:type="spellEnd"/>
+      <w:r>
+        <w:rPr>
+          <w:rFonts w:eastAsia="맑은 고딕" w:hint="eastAsia"/>
+          <w:lang w:eastAsia="ko-KR"/>
+        </w:rPr>
+        <w:t xml:space="preserve"> </w:t>
+      </w:r>
+      <w:r>
+        <w:rPr>
+          <w:rFonts w:eastAsia="맑은 고딕" w:hint="eastAsia"/>
+          <w:lang w:eastAsia="ko-KR"/>
+        </w:rPr>
+        <w:t>과정</w:t>
+      </w:r>
+      <w:r>
+        <w:rPr>
+          <w:rFonts w:eastAsia="맑은 고딕" w:hint="eastAsia"/>
+          <w:lang w:eastAsia="ko-KR"/>
+        </w:rPr>
+        <w:t xml:space="preserve"> </w:t>
+      </w:r>
+      <w:proofErr w:type="spellStart"/>
+      <w:r>
+        <w:rPr>
+          <w:rFonts w:eastAsia="맑은 고딕" w:hint="eastAsia"/>
+          <w:lang w:eastAsia="ko-KR"/>
+        </w:rPr>
+        <w:t>설명해야함</w:t>
+      </w:r>
+      <w:proofErr w:type="spellEnd"/>
+      <w:r>
+        <w:rPr>
+          <w:rFonts w:eastAsia="맑은 고딕" w:hint="eastAsia"/>
+          <w:lang w:eastAsia="ko-KR"/>
+        </w:rPr>
+        <w:t xml:space="preserve">. </w:t>
+      </w:r>
+      <w:proofErr w:type="spellStart"/>
+      <w:r>
+        <w:rPr>
+          <w:rFonts w:eastAsia="맑은 고딕" w:hint="eastAsia"/>
+          <w:lang w:eastAsia="ko-KR"/>
+        </w:rPr>
+        <w:t>어펜딕스</w:t>
+      </w:r>
+      <w:proofErr w:type="spellEnd"/>
+    </w:p>
+    <w:p>
+      <w:pPr>
+        <w:rPr>
+          <w:rFonts w:eastAsia="맑은 고딕"/>
+          <w:lang w:eastAsia="ko-KR"/>
+        </w:rPr>
+      </w:pPr>
+    </w:p>
+    <w:p>
+      <w:pPr>
+        <w:pStyle w:val="Para"/>
+        <w:rPr>
+          <w:rFonts w:eastAsia="맑은 고딕"/>
+          <w:lang w:eastAsia="ko-KR"/>
+        </w:rPr>
+      </w:pPr>
+      <w:r>
+        <w:rPr>
+          <w:rFonts w:ascii="Linux Biolinum" w:eastAsia="맑은 고딕" w:hAnsi="Linux Biolinum" w:cs="Linux Biolinum" w:hint="eastAsia"/>
+          <w:i/>
+          <w:lang w:eastAsia="ko-KR"/>
+        </w:rPr>
+        <w:t>2</w:t>
+      </w:r>
+      <w:r>
+        <w:rPr>
+          <w:rFonts w:ascii="Linux Biolinum" w:hAnsi="Linux Biolinum" w:cs="Linux Biolinum"/>
+          <w:i/>
+        </w:rPr>
         <w:t>.</w:t>
       </w:r>
-    </w:p>
-    <w:p>
-      <w:pPr>
-        <w:pStyle w:val="ListParagraph"/>
-        <w:numPr>
-          <w:ilvl w:val="0"/>
-          <w:numId w:val="31"/>
-        </w:numPr>
-      </w:pPr>
-      <w:r>
-        <w:t>Wireshark version.</w:t>
-      </w:r>
-    </w:p>
-    <w:p>
-      <w:pPr>
-        <w:pStyle w:val="ListParagraph"/>
-        <w:numPr>
-          <w:ilvl w:val="0"/>
-          <w:numId w:val="31"/>
-        </w:numPr>
-      </w:pPr>
-      <w:r>
-        <w:t>Network type (Wifi or Ethernet).</w:t>
-      </w:r>
-    </w:p>
-    <w:p>
-      <w:pPr>
-        <w:pStyle w:val="ListParagraph"/>
-        <w:numPr>
-          <w:ilvl w:val="0"/>
-          <w:numId w:val="31"/>
-        </w:numPr>
-      </w:pPr>
-      <w:r>
-        <w:t>List of applications tested in each category (e.g., Gmail, Chrome, Discord, YouTube, web game).</w:t>
-      </w:r>
-    </w:p>
-    <w:p>
-      <w:pPr>
-        <w:pStyle w:val="ListParagraph"/>
-        <w:numPr>
-          <w:ilvl w:val="0"/>
-          <w:numId w:val="31"/>
-        </w:numPr>
-      </w:pPr>
-      <w:r>
-        <w:t>A short explanation of why each application was chose</w:t>
-      </w:r>
-      <w:r>
-        <w:t>n.</w:t>
-      </w:r>
-      <w:r>
-        <w:t xml:space="preserve"> (1~2 sentences per category)</w:t>
+      <w:r>
+        <w:rPr>
+          <w:rFonts w:ascii="Linux Biolinum" w:eastAsia="맑은 고딕" w:hAnsi="Linux Biolinum" w:cs="Linux Biolinum" w:hint="eastAsia"/>
+          <w:i/>
+          <w:lang w:eastAsia="ko-KR"/>
+        </w:rPr>
+        <w:t>3</w:t>
+      </w:r>
+      <w:r>
+        <w:rPr>
+          <w:rStyle w:val="Label"/>
+          <w:rFonts w:cs="Linux Libertine"/>
+          <w:i/>
+          <w14:ligatures w14:val="standard"/>
+        </w:rPr>
+        <w:t>.1</w:t>
+      </w:r>
+      <w:r>
+        <w:rPr>
+          <w:rFonts w:ascii="Linux Biolinum" w:hAnsi="Linux Biolinum" w:cs="Linux Biolinum"/>
+          <w:i/>
+        </w:rPr>
+        <w:t xml:space="preserve"> </w:t>
+      </w:r>
+      <w:r>
+        <w:rPr>
+          <w:rFonts w:ascii="Linux Biolinum" w:eastAsia="맑은 고딕" w:hAnsi="Linux Biolinum" w:cs="Linux Biolinum" w:hint="eastAsia"/>
+          <w:i/>
+          <w:lang w:eastAsia="ko-KR"/>
+        </w:rPr>
+        <w:t xml:space="preserve">E-mail </w:t>
+      </w:r>
+      <w:r>
+        <w:rPr>
+          <w:rFonts w:ascii="Linux Biolinum" w:eastAsia="맑은 고딕" w:hAnsi="Linux Biolinum" w:cs="Linux Biolinum"/>
+          <w:i/>
+          <w:lang w:eastAsia="ko-KR"/>
+        </w:rPr>
+        <w:t>Capture Procedure</w:t>
+      </w:r>
+      <w:r>
+        <w:rPr>
+          <w:rFonts w:ascii="Linux Biolinum" w:hAnsi="Linux Biolinum" w:cs="Linux Biolinum"/>
+          <w:i/>
+        </w:rPr>
+        <w:t xml:space="preserve">. </w:t>
+      </w:r>
+      <w:r>
+        <w:rPr>
+          <w:lang w:eastAsia="it-IT"/>
+        </w:rPr>
+        <w:t>To collect Outlook traffic, the Wireshark capture was initiated, followed by the execution of the Outlook application. A single message was sent to capture transmission traffic. After a 10-second interval, a reply message sent from an external host was received. Upon confirming the receipt of the reply, an additional 10-second wait period was observed before terminating the capture.</w:t>
+      </w:r>
+    </w:p>
+    <w:p>
+      <w:pPr>
+        <w:pStyle w:val="Para"/>
+        <w:rPr>
+          <w:rFonts w:eastAsia="맑은 고딕" w:hint="eastAsia"/>
+          <w:lang w:eastAsia="ko-KR"/>
+        </w:rPr>
+      </w:pPr>
+    </w:p>
+    <w:p>
+      <w:pPr>
+        <w:pStyle w:val="Para"/>
+        <w:rPr>
+          <w:rFonts w:eastAsia="맑은 고딕"/>
+          <w:lang w:eastAsia="ko-KR"/>
+        </w:rPr>
+      </w:pPr>
+      <w:r>
+        <w:rPr>
+          <w:rFonts w:ascii="Linux Biolinum" w:eastAsia="맑은 고딕" w:hAnsi="Linux Biolinum" w:cs="Linux Biolinum" w:hint="eastAsia"/>
+          <w:i/>
+          <w:lang w:eastAsia="ko-KR"/>
+        </w:rPr>
+        <w:t>2</w:t>
+      </w:r>
+      <w:r>
+        <w:rPr>
+          <w:rFonts w:ascii="Linux Biolinum" w:hAnsi="Linux Biolinum" w:cs="Linux Biolinum"/>
+          <w:i/>
+        </w:rPr>
+        <w:t>.</w:t>
+      </w:r>
+      <w:r>
+        <w:rPr>
+          <w:rFonts w:ascii="Linux Biolinum" w:eastAsia="맑은 고딕" w:hAnsi="Linux Biolinum" w:cs="Linux Biolinum" w:hint="eastAsia"/>
+          <w:i/>
+          <w:lang w:eastAsia="ko-KR"/>
+        </w:rPr>
+        <w:t>3</w:t>
+      </w:r>
+      <w:r>
+        <w:rPr>
+          <w:rStyle w:val="Label"/>
+          <w:rFonts w:cs="Linux Libertine"/>
+          <w:i/>
+          <w14:ligatures w14:val="standard"/>
+        </w:rPr>
+        <w:t>.1</w:t>
+      </w:r>
+      <w:r>
+        <w:rPr>
+          <w:rFonts w:ascii="Linux Biolinum" w:hAnsi="Linux Biolinum" w:cs="Linux Biolinum"/>
+          <w:i/>
+        </w:rPr>
+        <w:t xml:space="preserve"> </w:t>
+      </w:r>
+      <w:r>
+        <w:rPr>
+          <w:rFonts w:ascii="Linux Biolinum" w:eastAsia="맑은 고딕" w:hAnsi="Linux Biolinum" w:cs="Linux Biolinum" w:hint="eastAsia"/>
+          <w:i/>
+          <w:lang w:eastAsia="ko-KR"/>
+        </w:rPr>
+        <w:t xml:space="preserve">Web </w:t>
+      </w:r>
+      <w:proofErr w:type="spellStart"/>
+      <w:r>
+        <w:rPr>
+          <w:rFonts w:ascii="Linux Biolinum" w:eastAsia="맑은 고딕" w:hAnsi="Linux Biolinum" w:cs="Linux Biolinum" w:hint="eastAsia"/>
+          <w:i/>
+          <w:lang w:eastAsia="ko-KR"/>
+        </w:rPr>
+        <w:t>Brwosing</w:t>
+      </w:r>
+      <w:proofErr w:type="spellEnd"/>
+      <w:r>
+        <w:rPr>
+          <w:rFonts w:ascii="Linux Biolinum" w:eastAsia="맑은 고딕" w:hAnsi="Linux Biolinum" w:cs="Linux Biolinum" w:hint="eastAsia"/>
+          <w:i/>
+          <w:lang w:eastAsia="ko-KR"/>
+        </w:rPr>
+        <w:t xml:space="preserve"> </w:t>
+      </w:r>
+      <w:r>
+        <w:rPr>
+          <w:rFonts w:ascii="Linux Biolinum" w:eastAsia="맑은 고딕" w:hAnsi="Linux Biolinum" w:cs="Linux Biolinum"/>
+          <w:i/>
+          <w:lang w:eastAsia="ko-KR"/>
+        </w:rPr>
+        <w:t>Capture Procedure</w:t>
+      </w:r>
+      <w:r>
+        <w:rPr>
+          <w:rFonts w:ascii="Linux Biolinum" w:hAnsi="Linux Biolinum" w:cs="Linux Biolinum"/>
+          <w:i/>
+        </w:rPr>
+        <w:t xml:space="preserve">. </w:t>
+      </w:r>
+      <w:r>
+        <w:rPr>
+          <w:lang w:eastAsia="it-IT"/>
+        </w:rPr>
+        <w:t>To collect basic web browsing traffic, the capture was started, and the Google Chrome browser was launched. The URL 'example.com' was entered into the address bar to access the website. Once the page loading was confirmed to be complete, the capture was immediately terminated to record the HTTP/HTTPS request and response processes generated during a single web page access.</w:t>
+      </w:r>
+    </w:p>
+    <w:p>
+      <w:pPr>
+        <w:pStyle w:val="Para"/>
+        <w:rPr>
+          <w:rFonts w:eastAsia="맑은 고딕" w:hint="eastAsia"/>
+          <w:lang w:eastAsia="ko-KR"/>
+        </w:rPr>
+      </w:pPr>
+    </w:p>
+    <w:p>
+      <w:pPr>
+        <w:pStyle w:val="Para"/>
+        <w:rPr>
+          <w:rFonts w:eastAsia="맑은 고딕"/>
+          <w:lang w:eastAsia="ko-KR"/>
+        </w:rPr>
+      </w:pPr>
+      <w:r>
+        <w:rPr>
+          <w:rFonts w:ascii="Linux Biolinum" w:eastAsia="맑은 고딕" w:hAnsi="Linux Biolinum" w:cs="Linux Biolinum" w:hint="eastAsia"/>
+          <w:i/>
+          <w:lang w:eastAsia="ko-KR"/>
+        </w:rPr>
+        <w:t>2</w:t>
+      </w:r>
+      <w:r>
+        <w:rPr>
+          <w:rFonts w:ascii="Linux Biolinum" w:hAnsi="Linux Biolinum" w:cs="Linux Biolinum"/>
+          <w:i/>
+        </w:rPr>
+        <w:t>.</w:t>
+      </w:r>
+      <w:r>
+        <w:rPr>
+          <w:rFonts w:ascii="Linux Biolinum" w:eastAsia="맑은 고딕" w:hAnsi="Linux Biolinum" w:cs="Linux Biolinum" w:hint="eastAsia"/>
+          <w:i/>
+          <w:lang w:eastAsia="ko-KR"/>
+        </w:rPr>
+        <w:t>3</w:t>
+      </w:r>
+      <w:r>
+        <w:rPr>
+          <w:rStyle w:val="Label"/>
+          <w:rFonts w:cs="Linux Libertine"/>
+          <w:i/>
+          <w14:ligatures w14:val="standard"/>
+        </w:rPr>
+        <w:t>.1</w:t>
+      </w:r>
+      <w:r>
+        <w:rPr>
+          <w:rFonts w:ascii="Linux Biolinum" w:hAnsi="Linux Biolinum" w:cs="Linux Biolinum"/>
+          <w:i/>
+        </w:rPr>
+        <w:t xml:space="preserve"> </w:t>
+      </w:r>
+      <w:r>
+        <w:rPr>
+          <w:rFonts w:ascii="Linux Biolinum" w:eastAsia="맑은 고딕" w:hAnsi="Linux Biolinum" w:cs="Linux Biolinum" w:hint="eastAsia"/>
+          <w:i/>
+          <w:lang w:eastAsia="ko-KR"/>
+        </w:rPr>
+        <w:t xml:space="preserve">Instance Messaging </w:t>
+      </w:r>
+      <w:r>
+        <w:rPr>
+          <w:rFonts w:ascii="Linux Biolinum" w:eastAsia="맑은 고딕" w:hAnsi="Linux Biolinum" w:cs="Linux Biolinum"/>
+          <w:i/>
+          <w:lang w:eastAsia="ko-KR"/>
+        </w:rPr>
+        <w:t>Capture Procedure</w:t>
+      </w:r>
+      <w:r>
+        <w:rPr>
+          <w:rFonts w:ascii="Linux Biolinum" w:hAnsi="Linux Biolinum" w:cs="Linux Biolinum"/>
+          <w:i/>
+        </w:rPr>
+        <w:t xml:space="preserve">. </w:t>
+      </w:r>
+      <w:r>
+        <w:rPr>
+          <w:lang w:eastAsia="it-IT"/>
+        </w:rPr>
+        <w:t>The experiment was conducted using the KakaoTalk desktop application. After initiating the capture, the application was launched, and a message was sent. To observe the bidirectional communication pattern, a 10-second wait was observed, followed by the reception of a reply message from another device. After confirming the receipt, a 10-second idle period was maintained before stopping the capture.</w:t>
+      </w:r>
+    </w:p>
+    <w:p>
+      <w:pPr>
+        <w:pStyle w:val="Para"/>
+        <w:rPr>
+          <w:rFonts w:eastAsia="맑은 고딕" w:hint="eastAsia"/>
+          <w:lang w:eastAsia="ko-KR"/>
+        </w:rPr>
+      </w:pPr>
+    </w:p>
+    <w:p>
+      <w:pPr>
+        <w:pStyle w:val="Para"/>
+        <w:rPr>
+          <w:rFonts w:eastAsia="맑은 고딕"/>
+          <w:lang w:eastAsia="ko-KR"/>
+        </w:rPr>
+      </w:pPr>
+      <w:r>
+        <w:rPr>
+          <w:rFonts w:ascii="Linux Biolinum" w:eastAsia="맑은 고딕" w:hAnsi="Linux Biolinum" w:cs="Linux Biolinum" w:hint="eastAsia"/>
+          <w:i/>
+          <w:lang w:eastAsia="ko-KR"/>
+        </w:rPr>
+        <w:t>2</w:t>
+      </w:r>
+      <w:r>
+        <w:rPr>
+          <w:rFonts w:ascii="Linux Biolinum" w:hAnsi="Linux Biolinum" w:cs="Linux Biolinum"/>
+          <w:i/>
+        </w:rPr>
+        <w:t>.</w:t>
+      </w:r>
+      <w:r>
+        <w:rPr>
+          <w:rFonts w:ascii="Linux Biolinum" w:eastAsia="맑은 고딕" w:hAnsi="Linux Biolinum" w:cs="Linux Biolinum" w:hint="eastAsia"/>
+          <w:i/>
+          <w:lang w:eastAsia="ko-KR"/>
+        </w:rPr>
+        <w:t>3</w:t>
+      </w:r>
+      <w:r>
+        <w:rPr>
+          <w:rStyle w:val="Label"/>
+          <w:rFonts w:cs="Linux Libertine"/>
+          <w:i/>
+          <w14:ligatures w14:val="standard"/>
+        </w:rPr>
+        <w:t>.1</w:t>
+      </w:r>
+      <w:r>
+        <w:rPr>
+          <w:rFonts w:ascii="Linux Biolinum" w:hAnsi="Linux Biolinum" w:cs="Linux Biolinum"/>
+          <w:i/>
+        </w:rPr>
+        <w:t xml:space="preserve"> </w:t>
+      </w:r>
+      <w:r>
+        <w:rPr>
+          <w:rFonts w:ascii="Linux Biolinum" w:eastAsia="맑은 고딕" w:hAnsi="Linux Biolinum" w:cs="Linux Biolinum" w:hint="eastAsia"/>
+          <w:i/>
+          <w:lang w:eastAsia="ko-KR"/>
+        </w:rPr>
+        <w:t xml:space="preserve">Video </w:t>
+      </w:r>
+      <w:proofErr w:type="spellStart"/>
+      <w:r>
+        <w:rPr>
+          <w:rFonts w:ascii="Linux Biolinum" w:eastAsia="맑은 고딕" w:hAnsi="Linux Biolinum" w:cs="Linux Biolinum" w:hint="eastAsia"/>
+          <w:i/>
+          <w:lang w:eastAsia="ko-KR"/>
+        </w:rPr>
+        <w:t>Streming</w:t>
+      </w:r>
+      <w:proofErr w:type="spellEnd"/>
+      <w:r>
+        <w:rPr>
+          <w:rFonts w:ascii="Linux Biolinum" w:eastAsia="맑은 고딕" w:hAnsi="Linux Biolinum" w:cs="Linux Biolinum" w:hint="eastAsia"/>
+          <w:i/>
+          <w:lang w:eastAsia="ko-KR"/>
+        </w:rPr>
+        <w:t xml:space="preserve"> </w:t>
+      </w:r>
+      <w:r>
+        <w:rPr>
+          <w:rFonts w:ascii="Linux Biolinum" w:eastAsia="맑은 고딕" w:hAnsi="Linux Biolinum" w:cs="Linux Biolinum"/>
+          <w:i/>
+          <w:lang w:eastAsia="ko-KR"/>
+        </w:rPr>
+        <w:t>Capture Procedure</w:t>
+      </w:r>
+      <w:r>
+        <w:rPr>
+          <w:rFonts w:ascii="Linux Biolinum" w:hAnsi="Linux Biolinum" w:cs="Linux Biolinum"/>
+          <w:i/>
+        </w:rPr>
+        <w:t xml:space="preserve">. </w:t>
+      </w:r>
+      <w:r>
+        <w:rPr>
+          <w:lang w:eastAsia="it-IT"/>
+        </w:rPr>
+        <w:t>To analyze the continuous transmission pattern of streaming data, the capture was initiated, and Netflix was accessed via Google Chrome. Arbitrary content was selected and played. The video was watched for approximately one minute to sufficiently capture initial buffering and adaptive streaming behaviors, after which the capture was terminated.</w:t>
+      </w:r>
+    </w:p>
+    <w:p>
+      <w:pPr>
+        <w:pStyle w:val="Para"/>
+        <w:rPr>
+          <w:rFonts w:eastAsia="맑은 고딕" w:hint="eastAsia"/>
+          <w:lang w:eastAsia="ko-KR"/>
+        </w:rPr>
+      </w:pPr>
+    </w:p>
+    <w:p>
+      <w:pPr>
+        <w:pStyle w:val="Para"/>
+        <w:rPr>
+          <w:rFonts w:eastAsia="맑은 고딕" w:hint="eastAsia"/>
+          <w:lang w:eastAsia="ko-KR"/>
+        </w:rPr>
+      </w:pPr>
+      <w:r>
+        <w:rPr>
+          <w:rFonts w:ascii="Linux Biolinum" w:eastAsia="맑은 고딕" w:hAnsi="Linux Biolinum" w:cs="Linux Biolinum" w:hint="eastAsia"/>
+          <w:i/>
+          <w:lang w:eastAsia="ko-KR"/>
+        </w:rPr>
+        <w:t>2</w:t>
+      </w:r>
+      <w:r>
+        <w:rPr>
+          <w:rFonts w:ascii="Linux Biolinum" w:hAnsi="Linux Biolinum" w:cs="Linux Biolinum"/>
+          <w:i/>
+        </w:rPr>
+        <w:t>.</w:t>
+      </w:r>
+      <w:r>
+        <w:rPr>
+          <w:rFonts w:ascii="Linux Biolinum" w:eastAsia="맑은 고딕" w:hAnsi="Linux Biolinum" w:cs="Linux Biolinum" w:hint="eastAsia"/>
+          <w:i/>
+          <w:lang w:eastAsia="ko-KR"/>
+        </w:rPr>
+        <w:t>3</w:t>
+      </w:r>
+      <w:r>
+        <w:rPr>
+          <w:rStyle w:val="Label"/>
+          <w:rFonts w:cs="Linux Libertine"/>
+          <w:i/>
+          <w14:ligatures w14:val="standard"/>
+        </w:rPr>
+        <w:t>.1</w:t>
+      </w:r>
+      <w:r>
+        <w:rPr>
+          <w:rFonts w:ascii="Linux Biolinum" w:hAnsi="Linux Biolinum" w:cs="Linux Biolinum"/>
+          <w:i/>
+        </w:rPr>
+        <w:t xml:space="preserve"> </w:t>
+      </w:r>
+      <w:r>
+        <w:rPr>
+          <w:rFonts w:ascii="Linux Biolinum" w:eastAsia="맑은 고딕" w:hAnsi="Linux Biolinum" w:cs="Linux Biolinum" w:hint="eastAsia"/>
+          <w:i/>
+          <w:lang w:eastAsia="ko-KR"/>
+        </w:rPr>
+        <w:t xml:space="preserve">Web Game </w:t>
+      </w:r>
+      <w:r>
+        <w:rPr>
+          <w:rFonts w:ascii="Linux Biolinum" w:eastAsia="맑은 고딕" w:hAnsi="Linux Biolinum" w:cs="Linux Biolinum"/>
+          <w:i/>
+          <w:lang w:eastAsia="ko-KR"/>
+        </w:rPr>
+        <w:t>Capture Procedure</w:t>
+      </w:r>
+      <w:r>
+        <w:rPr>
+          <w:rFonts w:ascii="Linux Biolinum" w:hAnsi="Linux Biolinum" w:cs="Linux Biolinum"/>
+          <w:i/>
+        </w:rPr>
+        <w:t xml:space="preserve">. </w:t>
+      </w:r>
+      <w:r>
+        <w:rPr>
+          <w:lang w:eastAsia="it-IT"/>
+        </w:rPr>
+        <w:t>To collect real-time game traffic, the capture was initiated, and the 'diep.io' website was accessed via Google Chrome. A game session was entered, and actual gameplay was conducted for approximately one minute to generate continuous bidirectional packet exchanges. The capture was terminated upon completion of the gameplay.</w:t>
       </w:r>
     </w:p>
     <w:p>
       <w:pPr>
         <w:pStyle w:val="Head2"/>
         <w:rPr>
+          <w:rFonts w:eastAsia="맑은 고딕"/>
+          <w:lang w:eastAsia="ko-KR"/>
           <w14:ligatures w14:val="standard"/>
         </w:rPr>
       </w:pPr>
@@ -923,33 +1823,968 @@
           <w:rStyle w:val="Label"/>
           <w14:ligatures w14:val="standard"/>
         </w:rPr>
+        <w:t>3</w:t>
+      </w:r>
+      <w:r>
+        <w:rPr>
+          <w14:ligatures w14:val="standard"/>
+        </w:rPr>
+        <w:t> </w:t>
+      </w:r>
+      <w:r>
+        <w:rPr>
+          <w14:ligatures w14:val="standard"/>
+        </w:rPr>
+        <w:t>Filtering Strategies</w:t>
+      </w:r>
+    </w:p>
+    <w:p>
+      <w:pPr>
+        <w:pStyle w:val="Para"/>
+        <w:rPr>
+          <w:rFonts w:eastAsia="맑은 고딕"/>
+          <w:lang w:eastAsia="ko-KR"/>
+        </w:rPr>
+      </w:pPr>
+      <w:r>
+        <w:rPr>
+          <w:rFonts w:ascii="Linux Biolinum" w:eastAsia="맑은 고딕" w:hAnsi="Linux Biolinum" w:cs="Linux Biolinum" w:hint="eastAsia"/>
+          <w:i/>
+          <w:lang w:eastAsia="ko-KR"/>
+        </w:rPr>
         <w:t>2</w:t>
       </w:r>
       <w:r>
         <w:rPr>
-          <w14:ligatures w14:val="standard"/>
-        </w:rPr>
-        <w:t> </w:t>
-      </w:r>
-      <w:r>
-        <w:rPr>
-          <w14:ligatures w14:val="standard"/>
-        </w:rPr>
-        <w:t>Packet Capturing Procedure</w:t>
+          <w:rFonts w:ascii="Linux Biolinum" w:hAnsi="Linux Biolinum" w:cs="Linux Biolinum"/>
+          <w:i/>
+        </w:rPr>
+        <w:t>.</w:t>
+      </w:r>
+      <w:r>
+        <w:rPr>
+          <w:rFonts w:ascii="Linux Biolinum" w:eastAsia="맑은 고딕" w:hAnsi="Linux Biolinum" w:cs="Linux Biolinum" w:hint="eastAsia"/>
+          <w:i/>
+          <w:lang w:eastAsia="ko-KR"/>
+        </w:rPr>
+        <w:t>3</w:t>
+      </w:r>
+      <w:r>
+        <w:rPr>
+          <w:rStyle w:val="Label"/>
+          <w:rFonts w:cs="Linux Libertine"/>
+          <w:i/>
+          <w14:ligatures w14:val="standard"/>
+        </w:rPr>
+        <w:t>.1</w:t>
+      </w:r>
+      <w:r>
+        <w:rPr>
+          <w:rFonts w:ascii="Linux Biolinum" w:hAnsi="Linux Biolinum" w:cs="Linux Biolinum"/>
+          <w:i/>
+        </w:rPr>
+        <w:t xml:space="preserve"> </w:t>
+      </w:r>
+      <w:r>
+        <w:rPr>
+          <w:rFonts w:ascii="Linux Biolinum" w:eastAsia="맑은 고딕" w:hAnsi="Linux Biolinum" w:cs="Linux Biolinum" w:hint="eastAsia"/>
+          <w:i/>
+          <w:lang w:eastAsia="ko-KR"/>
+        </w:rPr>
+        <w:t xml:space="preserve">E-mail </w:t>
+      </w:r>
+      <w:r>
+        <w:rPr>
+          <w:rFonts w:ascii="Linux Biolinum" w:eastAsia="맑은 고딕" w:hAnsi="Linux Biolinum" w:cs="Linux Biolinum"/>
+          <w:i/>
+          <w:lang w:eastAsia="ko-KR"/>
+        </w:rPr>
+        <w:t>Capture Procedure</w:t>
+      </w:r>
+      <w:r>
+        <w:rPr>
+          <w:rFonts w:ascii="Linux Biolinum" w:hAnsi="Linux Biolinum" w:cs="Linux Biolinum"/>
+          <w:i/>
+        </w:rPr>
+        <w:t xml:space="preserve">. </w:t>
+      </w:r>
+      <w:r>
+        <w:rPr>
+          <w:lang w:eastAsia="it-IT"/>
+        </w:rPr>
+        <w:t xml:space="preserve">Insert paragraph text </w:t>
+      </w:r>
+      <w:r>
+        <w:t xml:space="preserve">here. </w:t>
+      </w:r>
+      <w:r>
+        <w:rPr>
+          <w:lang w:eastAsia="it-IT"/>
+        </w:rPr>
+        <w:t xml:space="preserve">Insert paragraph text </w:t>
+      </w:r>
+      <w:r>
+        <w:t xml:space="preserve">here. </w:t>
+      </w:r>
+      <w:r>
+        <w:rPr>
+          <w:lang w:eastAsia="it-IT"/>
+        </w:rPr>
+        <w:t xml:space="preserve">Insert paragraph text </w:t>
+      </w:r>
+      <w:r>
+        <w:t xml:space="preserve">here. </w:t>
+      </w:r>
+      <w:r>
+        <w:rPr>
+          <w:lang w:eastAsia="it-IT"/>
+        </w:rPr>
+        <w:t xml:space="preserve">Insert paragraph text </w:t>
+      </w:r>
+      <w:r>
+        <w:t xml:space="preserve">here. </w:t>
+      </w:r>
+      <w:r>
+        <w:rPr>
+          <w:lang w:eastAsia="it-IT"/>
+        </w:rPr>
+        <w:t xml:space="preserve">Insert paragraph text </w:t>
+      </w:r>
+      <w:r>
+        <w:t xml:space="preserve">here. </w:t>
+      </w:r>
+      <w:r>
+        <w:rPr>
+          <w:lang w:eastAsia="it-IT"/>
+        </w:rPr>
+        <w:t xml:space="preserve">Insert paragraph text </w:t>
+      </w:r>
+      <w:r>
+        <w:t xml:space="preserve">here. </w:t>
+      </w:r>
+      <w:r>
+        <w:rPr>
+          <w:lang w:eastAsia="it-IT"/>
+        </w:rPr>
+        <w:t xml:space="preserve">Insert paragraph text </w:t>
+      </w:r>
+      <w:r>
+        <w:t xml:space="preserve">here. </w:t>
+      </w:r>
+      <w:r>
+        <w:rPr>
+          <w:lang w:eastAsia="it-IT"/>
+        </w:rPr>
+        <w:t xml:space="preserve">Insert paragraph text </w:t>
+      </w:r>
+      <w:r>
+        <w:t xml:space="preserve">here. </w:t>
+      </w:r>
+      <w:r>
+        <w:rPr>
+          <w:lang w:eastAsia="it-IT"/>
+        </w:rPr>
+        <w:t xml:space="preserve">Insert paragraph text </w:t>
+      </w:r>
+      <w:r>
+        <w:t xml:space="preserve">here. </w:t>
+      </w:r>
+      <w:r>
+        <w:rPr>
+          <w:lang w:eastAsia="it-IT"/>
+        </w:rPr>
+        <w:t xml:space="preserve">Insert paragraph text </w:t>
+      </w:r>
+      <w:r>
+        <w:t xml:space="preserve">here. </w:t>
+      </w:r>
+      <w:r>
+        <w:rPr>
+          <w:lang w:eastAsia="it-IT"/>
+        </w:rPr>
+        <w:t xml:space="preserve">Insert paragraph text </w:t>
+      </w:r>
+      <w:r>
+        <w:t>here.</w:t>
       </w:r>
     </w:p>
     <w:p>
       <w:pPr>
         <w:pStyle w:val="Para"/>
         <w:rPr>
+          <w:rFonts w:eastAsia="맑은 고딕" w:hint="eastAsia"/>
+          <w:lang w:eastAsia="ko-KR"/>
+        </w:rPr>
+      </w:pPr>
+    </w:p>
+    <w:p>
+      <w:pPr>
+        <w:pStyle w:val="Para"/>
+        <w:rPr>
+          <w:rFonts w:eastAsia="맑은 고딕"/>
+          <w:lang w:eastAsia="ko-KR"/>
+        </w:rPr>
+      </w:pPr>
+      <w:r>
+        <w:rPr>
+          <w:rFonts w:ascii="Linux Biolinum" w:eastAsia="맑은 고딕" w:hAnsi="Linux Biolinum" w:cs="Linux Biolinum" w:hint="eastAsia"/>
+          <w:i/>
+          <w:lang w:eastAsia="ko-KR"/>
+        </w:rPr>
+        <w:t>2</w:t>
+      </w:r>
+      <w:r>
+        <w:rPr>
+          <w:rFonts w:ascii="Linux Biolinum" w:hAnsi="Linux Biolinum" w:cs="Linux Biolinum"/>
+          <w:i/>
+        </w:rPr>
+        <w:t>.</w:t>
+      </w:r>
+      <w:r>
+        <w:rPr>
+          <w:rFonts w:ascii="Linux Biolinum" w:eastAsia="맑은 고딕" w:hAnsi="Linux Biolinum" w:cs="Linux Biolinum" w:hint="eastAsia"/>
+          <w:i/>
+          <w:lang w:eastAsia="ko-KR"/>
+        </w:rPr>
+        <w:t>3</w:t>
+      </w:r>
+      <w:r>
+        <w:rPr>
+          <w:rStyle w:val="Label"/>
+          <w:rFonts w:cs="Linux Libertine"/>
+          <w:i/>
+          <w14:ligatures w14:val="standard"/>
+        </w:rPr>
+        <w:t>.1</w:t>
+      </w:r>
+      <w:r>
+        <w:rPr>
+          <w:rFonts w:ascii="Linux Biolinum" w:hAnsi="Linux Biolinum" w:cs="Linux Biolinum"/>
+          <w:i/>
+        </w:rPr>
+        <w:t xml:space="preserve"> </w:t>
+      </w:r>
+      <w:r>
+        <w:rPr>
+          <w:rFonts w:ascii="Linux Biolinum" w:eastAsia="맑은 고딕" w:hAnsi="Linux Biolinum" w:cs="Linux Biolinum" w:hint="eastAsia"/>
+          <w:i/>
+          <w:lang w:eastAsia="ko-KR"/>
+        </w:rPr>
+        <w:t xml:space="preserve">Web </w:t>
+      </w:r>
+      <w:proofErr w:type="spellStart"/>
+      <w:r>
+        <w:rPr>
+          <w:rFonts w:ascii="Linux Biolinum" w:eastAsia="맑은 고딕" w:hAnsi="Linux Biolinum" w:cs="Linux Biolinum" w:hint="eastAsia"/>
+          <w:i/>
+          <w:lang w:eastAsia="ko-KR"/>
+        </w:rPr>
+        <w:t>Brwosing</w:t>
+      </w:r>
+      <w:proofErr w:type="spellEnd"/>
+      <w:r>
+        <w:rPr>
+          <w:rFonts w:ascii="Linux Biolinum" w:hAnsi="Linux Biolinum" w:cs="Linux Biolinum"/>
+          <w:i/>
+        </w:rPr>
+        <w:t xml:space="preserve">. </w:t>
+      </w:r>
+      <w:r>
+        <w:rPr>
           <w:lang w:eastAsia="it-IT"/>
         </w:rPr>
-      </w:pPr>
+        <w:t xml:space="preserve">Insert paragraph text </w:t>
+      </w:r>
+      <w:r>
+        <w:t xml:space="preserve">here. </w:t>
+      </w:r>
       <w:r>
         <w:rPr>
           <w:lang w:eastAsia="it-IT"/>
         </w:rPr>
-        <w:t>Explain how you collected the traffic data for each application. Describe how you started, monitored, and stopped captures, and how you ensured the integrity of the data.</w:t>
+        <w:t xml:space="preserve">Insert paragraph text </w:t>
+      </w:r>
+      <w:r>
+        <w:t xml:space="preserve">here. </w:t>
+      </w:r>
+      <w:r>
+        <w:rPr>
+          <w:lang w:eastAsia="it-IT"/>
+        </w:rPr>
+        <w:t xml:space="preserve">Insert paragraph text </w:t>
+      </w:r>
+      <w:r>
+        <w:t xml:space="preserve">here. </w:t>
+      </w:r>
+      <w:r>
+        <w:rPr>
+          <w:lang w:eastAsia="it-IT"/>
+        </w:rPr>
+        <w:t xml:space="preserve">Insert paragraph text </w:t>
+      </w:r>
+      <w:r>
+        <w:t xml:space="preserve">here. </w:t>
+      </w:r>
+      <w:r>
+        <w:rPr>
+          <w:lang w:eastAsia="it-IT"/>
+        </w:rPr>
+        <w:t xml:space="preserve">Insert paragraph text </w:t>
+      </w:r>
+      <w:r>
+        <w:t xml:space="preserve">here. </w:t>
+      </w:r>
+      <w:r>
+        <w:rPr>
+          <w:lang w:eastAsia="it-IT"/>
+        </w:rPr>
+        <w:t xml:space="preserve">Insert paragraph text </w:t>
+      </w:r>
+      <w:r>
+        <w:t xml:space="preserve">here. </w:t>
+      </w:r>
+      <w:r>
+        <w:rPr>
+          <w:lang w:eastAsia="it-IT"/>
+        </w:rPr>
+        <w:t xml:space="preserve">Insert paragraph text </w:t>
+      </w:r>
+      <w:r>
+        <w:t xml:space="preserve">here. </w:t>
+      </w:r>
+      <w:r>
+        <w:rPr>
+          <w:lang w:eastAsia="it-IT"/>
+        </w:rPr>
+        <w:t xml:space="preserve">Insert paragraph text </w:t>
+      </w:r>
+      <w:r>
+        <w:t xml:space="preserve">here. </w:t>
+      </w:r>
+      <w:r>
+        <w:rPr>
+          <w:lang w:eastAsia="it-IT"/>
+        </w:rPr>
+        <w:t xml:space="preserve">Insert paragraph text </w:t>
+      </w:r>
+      <w:r>
+        <w:t xml:space="preserve">here. </w:t>
+      </w:r>
+      <w:r>
+        <w:rPr>
+          <w:lang w:eastAsia="it-IT"/>
+        </w:rPr>
+        <w:t xml:space="preserve">Insert paragraph text </w:t>
+      </w:r>
+      <w:r>
+        <w:t xml:space="preserve">here. </w:t>
+      </w:r>
+      <w:r>
+        <w:rPr>
+          <w:lang w:eastAsia="it-IT"/>
+        </w:rPr>
+        <w:t xml:space="preserve">Insert paragraph text </w:t>
+      </w:r>
+      <w:r>
+        <w:t>here.</w:t>
+      </w:r>
+    </w:p>
+    <w:p>
+      <w:pPr>
+        <w:pStyle w:val="Para"/>
+        <w:rPr>
+          <w:rFonts w:eastAsia="맑은 고딕" w:hint="eastAsia"/>
+          <w:lang w:eastAsia="ko-KR"/>
+        </w:rPr>
+      </w:pPr>
+    </w:p>
+    <w:p>
+      <w:pPr>
+        <w:pStyle w:val="Para"/>
+        <w:rPr>
+          <w:rFonts w:eastAsia="맑은 고딕"/>
+          <w:lang w:eastAsia="ko-KR"/>
+        </w:rPr>
+      </w:pPr>
+      <w:r>
+        <w:rPr>
+          <w:rFonts w:ascii="Linux Biolinum" w:eastAsia="맑은 고딕" w:hAnsi="Linux Biolinum" w:cs="Linux Biolinum" w:hint="eastAsia"/>
+          <w:i/>
+          <w:lang w:eastAsia="ko-KR"/>
+        </w:rPr>
+        <w:t>2</w:t>
+      </w:r>
+      <w:r>
+        <w:rPr>
+          <w:rFonts w:ascii="Linux Biolinum" w:hAnsi="Linux Biolinum" w:cs="Linux Biolinum"/>
+          <w:i/>
+        </w:rPr>
+        <w:t>.</w:t>
+      </w:r>
+      <w:r>
+        <w:rPr>
+          <w:rFonts w:ascii="Linux Biolinum" w:eastAsia="맑은 고딕" w:hAnsi="Linux Biolinum" w:cs="Linux Biolinum" w:hint="eastAsia"/>
+          <w:i/>
+          <w:lang w:eastAsia="ko-KR"/>
+        </w:rPr>
+        <w:t>3</w:t>
+      </w:r>
+      <w:r>
+        <w:rPr>
+          <w:rStyle w:val="Label"/>
+          <w:rFonts w:cs="Linux Libertine"/>
+          <w:i/>
+          <w14:ligatures w14:val="standard"/>
+        </w:rPr>
+        <w:t>.1</w:t>
+      </w:r>
+      <w:r>
+        <w:rPr>
+          <w:rFonts w:ascii="Linux Biolinum" w:hAnsi="Linux Biolinum" w:cs="Linux Biolinum"/>
+          <w:i/>
+        </w:rPr>
+        <w:t xml:space="preserve"> </w:t>
+      </w:r>
+      <w:r>
+        <w:rPr>
+          <w:rFonts w:ascii="Linux Biolinum" w:eastAsia="맑은 고딕" w:hAnsi="Linux Biolinum" w:cs="Linux Biolinum" w:hint="eastAsia"/>
+          <w:i/>
+          <w:lang w:eastAsia="ko-KR"/>
+        </w:rPr>
+        <w:t xml:space="preserve">Instance Messaging </w:t>
+      </w:r>
+      <w:r>
+        <w:rPr>
+          <w:rFonts w:ascii="Linux Biolinum" w:eastAsia="맑은 고딕" w:hAnsi="Linux Biolinum" w:cs="Linux Biolinum" w:hint="eastAsia"/>
+          <w:i/>
+          <w:lang w:eastAsia="ko-KR"/>
+        </w:rPr>
+        <w:t>Filtering Strategy</w:t>
+      </w:r>
+      <w:r>
+        <w:rPr>
+          <w:rFonts w:ascii="Linux Biolinum" w:hAnsi="Linux Biolinum" w:cs="Linux Biolinum"/>
+          <w:i/>
+        </w:rPr>
+        <w:t xml:space="preserve">. </w:t>
+      </w:r>
+      <w:r>
+        <w:rPr>
+          <w:lang w:eastAsia="it-IT"/>
+        </w:rPr>
+        <w:t xml:space="preserve">Insert paragraph text </w:t>
+      </w:r>
+      <w:r>
+        <w:t xml:space="preserve">here. </w:t>
+      </w:r>
+      <w:r>
+        <w:rPr>
+          <w:lang w:eastAsia="it-IT"/>
+        </w:rPr>
+        <w:t xml:space="preserve">Insert paragraph text </w:t>
+      </w:r>
+      <w:r>
+        <w:t xml:space="preserve">here. </w:t>
+      </w:r>
+      <w:r>
+        <w:rPr>
+          <w:lang w:eastAsia="it-IT"/>
+        </w:rPr>
+        <w:t xml:space="preserve">Insert paragraph text </w:t>
+      </w:r>
+      <w:r>
+        <w:t xml:space="preserve">here. </w:t>
+      </w:r>
+      <w:r>
+        <w:rPr>
+          <w:lang w:eastAsia="it-IT"/>
+        </w:rPr>
+        <w:t xml:space="preserve">Insert paragraph text </w:t>
+      </w:r>
+      <w:r>
+        <w:t xml:space="preserve">here. </w:t>
+      </w:r>
+      <w:r>
+        <w:rPr>
+          <w:lang w:eastAsia="it-IT"/>
+        </w:rPr>
+        <w:t xml:space="preserve">Insert paragraph text </w:t>
+      </w:r>
+      <w:r>
+        <w:t xml:space="preserve">here. </w:t>
+      </w:r>
+      <w:r>
+        <w:rPr>
+          <w:lang w:eastAsia="it-IT"/>
+        </w:rPr>
+        <w:t xml:space="preserve">Insert paragraph text </w:t>
+      </w:r>
+      <w:r>
+        <w:t xml:space="preserve">here. </w:t>
+      </w:r>
+      <w:r>
+        <w:rPr>
+          <w:lang w:eastAsia="it-IT"/>
+        </w:rPr>
+        <w:t xml:space="preserve">Insert paragraph text </w:t>
+      </w:r>
+      <w:r>
+        <w:t xml:space="preserve">here. </w:t>
+      </w:r>
+      <w:r>
+        <w:rPr>
+          <w:lang w:eastAsia="it-IT"/>
+        </w:rPr>
+        <w:t xml:space="preserve">Insert </w:t>
+      </w:r>
+      <w:r>
+        <w:rPr>
+          <w:lang w:eastAsia="it-IT"/>
+        </w:rPr>
+        <w:t xml:space="preserve">paragraph text </w:t>
+      </w:r>
+      <w:r>
+        <w:t xml:space="preserve">here. </w:t>
+      </w:r>
+      <w:r>
+        <w:rPr>
+          <w:lang w:eastAsia="it-IT"/>
+        </w:rPr>
+        <w:t xml:space="preserve">Insert paragraph text </w:t>
+      </w:r>
+      <w:r>
+        <w:t xml:space="preserve">here. </w:t>
+      </w:r>
+      <w:r>
+        <w:rPr>
+          <w:lang w:eastAsia="it-IT"/>
+        </w:rPr>
+        <w:t xml:space="preserve">Insert paragraph text </w:t>
+      </w:r>
+      <w:r>
+        <w:t xml:space="preserve">here. </w:t>
+      </w:r>
+      <w:r>
+        <w:rPr>
+          <w:lang w:eastAsia="it-IT"/>
+        </w:rPr>
+        <w:t xml:space="preserve">Insert paragraph text </w:t>
+      </w:r>
+      <w:r>
+        <w:t>here.</w:t>
+      </w:r>
+    </w:p>
+    <w:p>
+      <w:pPr>
+        <w:pStyle w:val="Para"/>
+        <w:rPr>
+          <w:rFonts w:eastAsia="맑은 고딕" w:hint="eastAsia"/>
+          <w:lang w:eastAsia="ko-KR"/>
+        </w:rPr>
+      </w:pPr>
+    </w:p>
+    <w:p>
+      <w:pPr>
+        <w:pStyle w:val="Para"/>
+        <w:rPr>
+          <w:rFonts w:eastAsia="맑은 고딕"/>
+          <w:lang w:eastAsia="ko-KR"/>
+        </w:rPr>
+      </w:pPr>
+      <w:r>
+        <w:rPr>
+          <w:rFonts w:ascii="Linux Biolinum" w:eastAsia="맑은 고딕" w:hAnsi="Linux Biolinum" w:cs="Linux Biolinum" w:hint="eastAsia"/>
+          <w:i/>
+          <w:lang w:eastAsia="ko-KR"/>
+        </w:rPr>
+        <w:t>2</w:t>
+      </w:r>
+      <w:r>
+        <w:rPr>
+          <w:rFonts w:ascii="Linux Biolinum" w:hAnsi="Linux Biolinum" w:cs="Linux Biolinum"/>
+          <w:i/>
+        </w:rPr>
+        <w:t>.</w:t>
+      </w:r>
+      <w:r>
+        <w:rPr>
+          <w:rFonts w:ascii="Linux Biolinum" w:eastAsia="맑은 고딕" w:hAnsi="Linux Biolinum" w:cs="Linux Biolinum" w:hint="eastAsia"/>
+          <w:i/>
+          <w:lang w:eastAsia="ko-KR"/>
+        </w:rPr>
+        <w:t>3</w:t>
+      </w:r>
+      <w:r>
+        <w:rPr>
+          <w:rStyle w:val="Label"/>
+          <w:rFonts w:cs="Linux Libertine"/>
+          <w:i/>
+          <w14:ligatures w14:val="standard"/>
+        </w:rPr>
+        <w:t>.1</w:t>
+      </w:r>
+      <w:r>
+        <w:rPr>
+          <w:rFonts w:ascii="Linux Biolinum" w:hAnsi="Linux Biolinum" w:cs="Linux Biolinum"/>
+          <w:i/>
+        </w:rPr>
+        <w:t xml:space="preserve"> </w:t>
+      </w:r>
+      <w:r>
+        <w:rPr>
+          <w:rFonts w:ascii="Linux Biolinum" w:eastAsia="맑은 고딕" w:hAnsi="Linux Biolinum" w:cs="Linux Biolinum" w:hint="eastAsia"/>
+          <w:i/>
+          <w:lang w:eastAsia="ko-KR"/>
+        </w:rPr>
+        <w:t xml:space="preserve">Video </w:t>
+      </w:r>
+      <w:proofErr w:type="spellStart"/>
+      <w:r>
+        <w:rPr>
+          <w:rFonts w:ascii="Linux Biolinum" w:eastAsia="맑은 고딕" w:hAnsi="Linux Biolinum" w:cs="Linux Biolinum" w:hint="eastAsia"/>
+          <w:i/>
+          <w:lang w:eastAsia="ko-KR"/>
+        </w:rPr>
+        <w:t>Streming</w:t>
+      </w:r>
+      <w:proofErr w:type="spellEnd"/>
+      <w:r>
+        <w:rPr>
+          <w:rFonts w:ascii="Linux Biolinum" w:eastAsia="맑은 고딕" w:hAnsi="Linux Biolinum" w:cs="Linux Biolinum" w:hint="eastAsia"/>
+          <w:i/>
+          <w:lang w:eastAsia="ko-KR"/>
+        </w:rPr>
+        <w:t xml:space="preserve"> </w:t>
+      </w:r>
+      <w:r>
+        <w:rPr>
+          <w:rFonts w:ascii="Linux Biolinum" w:eastAsia="맑은 고딕" w:hAnsi="Linux Biolinum" w:cs="Linux Biolinum" w:hint="eastAsia"/>
+          <w:i/>
+          <w:lang w:eastAsia="ko-KR"/>
+        </w:rPr>
+        <w:t>Filtering Strategy</w:t>
+      </w:r>
+      <w:r>
+        <w:rPr>
+          <w:rFonts w:ascii="Linux Biolinum" w:hAnsi="Linux Biolinum" w:cs="Linux Biolinum"/>
+          <w:i/>
+        </w:rPr>
+        <w:t xml:space="preserve">. </w:t>
+      </w:r>
+      <w:r>
+        <w:rPr>
+          <w:lang w:eastAsia="it-IT"/>
+        </w:rPr>
+        <w:t xml:space="preserve">Insert paragraph text </w:t>
+      </w:r>
+      <w:r>
+        <w:t xml:space="preserve">here. </w:t>
+      </w:r>
+      <w:r>
+        <w:rPr>
+          <w:lang w:eastAsia="it-IT"/>
+        </w:rPr>
+        <w:t xml:space="preserve">Insert paragraph text </w:t>
+      </w:r>
+      <w:r>
+        <w:t xml:space="preserve">here. </w:t>
+      </w:r>
+      <w:r>
+        <w:rPr>
+          <w:lang w:eastAsia="it-IT"/>
+        </w:rPr>
+        <w:t xml:space="preserve">Insert paragraph text </w:t>
+      </w:r>
+      <w:r>
+        <w:t xml:space="preserve">here. </w:t>
+      </w:r>
+      <w:r>
+        <w:rPr>
+          <w:lang w:eastAsia="it-IT"/>
+        </w:rPr>
+        <w:t xml:space="preserve">Insert paragraph text </w:t>
+      </w:r>
+      <w:r>
+        <w:t xml:space="preserve">here. </w:t>
+      </w:r>
+      <w:r>
+        <w:rPr>
+          <w:lang w:eastAsia="it-IT"/>
+        </w:rPr>
+        <w:t xml:space="preserve">Insert paragraph text </w:t>
+      </w:r>
+      <w:r>
+        <w:t xml:space="preserve">here. </w:t>
+      </w:r>
+      <w:r>
+        <w:rPr>
+          <w:lang w:eastAsia="it-IT"/>
+        </w:rPr>
+        <w:t xml:space="preserve">Insert paragraph text </w:t>
+      </w:r>
+      <w:r>
+        <w:t xml:space="preserve">here. </w:t>
+      </w:r>
+      <w:r>
+        <w:rPr>
+          <w:lang w:eastAsia="it-IT"/>
+        </w:rPr>
+        <w:t xml:space="preserve">Insert paragraph text </w:t>
+      </w:r>
+      <w:r>
+        <w:t xml:space="preserve">here. </w:t>
+      </w:r>
+      <w:r>
+        <w:rPr>
+          <w:lang w:eastAsia="it-IT"/>
+        </w:rPr>
+        <w:t xml:space="preserve">Insert paragraph text </w:t>
+      </w:r>
+      <w:r>
+        <w:t xml:space="preserve">here. </w:t>
+      </w:r>
+      <w:r>
+        <w:rPr>
+          <w:lang w:eastAsia="it-IT"/>
+        </w:rPr>
+        <w:t xml:space="preserve">Insert paragraph text </w:t>
+      </w:r>
+      <w:r>
+        <w:t xml:space="preserve">here. </w:t>
+      </w:r>
+      <w:r>
+        <w:rPr>
+          <w:lang w:eastAsia="it-IT"/>
+        </w:rPr>
+        <w:t xml:space="preserve">Insert paragraph text </w:t>
+      </w:r>
+      <w:r>
+        <w:t xml:space="preserve">here. </w:t>
+      </w:r>
+      <w:r>
+        <w:rPr>
+          <w:lang w:eastAsia="it-IT"/>
+        </w:rPr>
+        <w:t xml:space="preserve">Insert paragraph text </w:t>
+      </w:r>
+      <w:r>
+        <w:t>here.</w:t>
+      </w:r>
+    </w:p>
+    <w:p>
+      <w:pPr>
+        <w:pStyle w:val="Para"/>
+        <w:rPr>
+          <w:rFonts w:eastAsia="맑은 고딕" w:hint="eastAsia"/>
+          <w:lang w:eastAsia="ko-KR"/>
+        </w:rPr>
+      </w:pPr>
+    </w:p>
+    <w:p>
+      <w:pPr>
+        <w:pStyle w:val="Para"/>
+        <w:rPr>
+          <w:rFonts w:eastAsia="맑은 고딕"/>
+          <w:lang w:eastAsia="ko-KR"/>
+        </w:rPr>
+      </w:pPr>
+      <w:r>
+        <w:rPr>
+          <w:rFonts w:ascii="Linux Biolinum" w:eastAsia="맑은 고딕" w:hAnsi="Linux Biolinum" w:cs="Linux Biolinum" w:hint="eastAsia"/>
+          <w:i/>
+          <w:lang w:eastAsia="ko-KR"/>
+        </w:rPr>
+        <w:t>2</w:t>
+      </w:r>
+      <w:r>
+        <w:rPr>
+          <w:rFonts w:ascii="Linux Biolinum" w:hAnsi="Linux Biolinum" w:cs="Linux Biolinum"/>
+          <w:i/>
+        </w:rPr>
+        <w:t>.</w:t>
+      </w:r>
+      <w:r>
+        <w:rPr>
+          <w:rFonts w:ascii="Linux Biolinum" w:eastAsia="맑은 고딕" w:hAnsi="Linux Biolinum" w:cs="Linux Biolinum" w:hint="eastAsia"/>
+          <w:i/>
+          <w:lang w:eastAsia="ko-KR"/>
+        </w:rPr>
+        <w:t>3</w:t>
+      </w:r>
+      <w:r>
+        <w:rPr>
+          <w:rStyle w:val="Label"/>
+          <w:rFonts w:cs="Linux Libertine"/>
+          <w:i/>
+          <w14:ligatures w14:val="standard"/>
+        </w:rPr>
+        <w:t>.1</w:t>
+      </w:r>
+      <w:r>
+        <w:rPr>
+          <w:rFonts w:ascii="Linux Biolinum" w:hAnsi="Linux Biolinum" w:cs="Linux Biolinum"/>
+          <w:i/>
+        </w:rPr>
+        <w:t xml:space="preserve"> </w:t>
+      </w:r>
+      <w:r>
+        <w:rPr>
+          <w:rFonts w:ascii="Linux Biolinum" w:eastAsia="맑은 고딕" w:hAnsi="Linux Biolinum" w:cs="Linux Biolinum" w:hint="eastAsia"/>
+          <w:i/>
+          <w:lang w:eastAsia="ko-KR"/>
+        </w:rPr>
+        <w:t xml:space="preserve">Web Game </w:t>
+      </w:r>
+      <w:r>
+        <w:rPr>
+          <w:rFonts w:ascii="Linux Biolinum" w:eastAsia="맑은 고딕" w:hAnsi="Linux Biolinum" w:cs="Linux Biolinum" w:hint="eastAsia"/>
+          <w:i/>
+          <w:lang w:eastAsia="ko-KR"/>
+        </w:rPr>
+        <w:t>Filtering Strategy</w:t>
+      </w:r>
+      <w:r>
+        <w:rPr>
+          <w:rFonts w:ascii="Linux Biolinum" w:hAnsi="Linux Biolinum" w:cs="Linux Biolinum"/>
+          <w:i/>
+        </w:rPr>
+        <w:t xml:space="preserve">. </w:t>
+      </w:r>
+      <w:r>
+        <w:rPr>
+          <w:lang w:eastAsia="it-IT"/>
+        </w:rPr>
+        <w:t xml:space="preserve">Insert paragraph text </w:t>
+      </w:r>
+      <w:r>
+        <w:t xml:space="preserve">here. </w:t>
+      </w:r>
+      <w:r>
+        <w:rPr>
+          <w:lang w:eastAsia="it-IT"/>
+        </w:rPr>
+        <w:t xml:space="preserve">Insert paragraph text </w:t>
+      </w:r>
+      <w:r>
+        <w:t xml:space="preserve">here. </w:t>
+      </w:r>
+      <w:r>
+        <w:rPr>
+          <w:lang w:eastAsia="it-IT"/>
+        </w:rPr>
+        <w:t xml:space="preserve">Insert paragraph text </w:t>
+      </w:r>
+      <w:r>
+        <w:t xml:space="preserve">here. </w:t>
+      </w:r>
+      <w:r>
+        <w:rPr>
+          <w:lang w:eastAsia="it-IT"/>
+        </w:rPr>
+        <w:t xml:space="preserve">Insert paragraph text </w:t>
+      </w:r>
+      <w:r>
+        <w:t xml:space="preserve">here. </w:t>
+      </w:r>
+      <w:r>
+        <w:rPr>
+          <w:lang w:eastAsia="it-IT"/>
+        </w:rPr>
+        <w:t xml:space="preserve">Insert paragraph text </w:t>
+      </w:r>
+      <w:r>
+        <w:t xml:space="preserve">here. </w:t>
+      </w:r>
+      <w:r>
+        <w:rPr>
+          <w:lang w:eastAsia="it-IT"/>
+        </w:rPr>
+        <w:t xml:space="preserve">Insert paragraph text </w:t>
+      </w:r>
+      <w:r>
+        <w:t xml:space="preserve">here. </w:t>
+      </w:r>
+      <w:r>
+        <w:rPr>
+          <w:lang w:eastAsia="it-IT"/>
+        </w:rPr>
+        <w:t xml:space="preserve">Insert paragraph text </w:t>
+      </w:r>
+      <w:r>
+        <w:t xml:space="preserve">here. </w:t>
+      </w:r>
+      <w:r>
+        <w:rPr>
+          <w:lang w:eastAsia="it-IT"/>
+        </w:rPr>
+        <w:t xml:space="preserve">Insert paragraph text </w:t>
+      </w:r>
+      <w:r>
+        <w:t xml:space="preserve">here. </w:t>
+      </w:r>
+      <w:r>
+        <w:rPr>
+          <w:lang w:eastAsia="it-IT"/>
+        </w:rPr>
+        <w:t xml:space="preserve">Insert paragraph text </w:t>
+      </w:r>
+      <w:r>
+        <w:t xml:space="preserve">here. </w:t>
+      </w:r>
+      <w:r>
+        <w:rPr>
+          <w:lang w:eastAsia="it-IT"/>
+        </w:rPr>
+        <w:t xml:space="preserve">Insert paragraph text </w:t>
+      </w:r>
+      <w:r>
+        <w:t xml:space="preserve">here. </w:t>
+      </w:r>
+      <w:r>
+        <w:rPr>
+          <w:lang w:eastAsia="it-IT"/>
+        </w:rPr>
+        <w:t xml:space="preserve">Insert paragraph text </w:t>
+      </w:r>
+      <w:r>
+        <w:t>here.</w:t>
+      </w:r>
+    </w:p>
+    <w:p>
+      <w:pPr>
+        <w:pStyle w:val="Para"/>
+        <w:rPr>
+          <w:rFonts w:eastAsia="맑은 고딕" w:hint="eastAsia"/>
+          <w:lang w:eastAsia="ko-KR"/>
+        </w:rPr>
+      </w:pPr>
+    </w:p>
+    <w:p>
+      <w:pPr>
+        <w:pStyle w:val="Para"/>
+        <w:rPr>
+          <w:lang w:eastAsia="it-IT"/>
+        </w:rPr>
+      </w:pPr>
+      <w:r>
+        <w:rPr>
+          <w:lang w:eastAsia="it-IT"/>
+        </w:rPr>
+        <w:t xml:space="preserve">Describe how you filtered and refined your packet data in Wireshark to focus on meaningful traffic. Specify the filters you </w:t>
+      </w:r>
+      <w:proofErr w:type="gramStart"/>
+      <w:r>
+        <w:rPr>
+          <w:lang w:eastAsia="it-IT"/>
+        </w:rPr>
+        <w:t>applied</w:t>
+      </w:r>
+      <w:proofErr w:type="gramEnd"/>
+      <w:r>
+        <w:rPr>
+          <w:lang w:eastAsia="it-IT"/>
+        </w:rPr>
+        <w:t xml:space="preserve"> and why. Use multiple filters to zoom in on different layers (application, transport, or network). Make sure your screenshots show readable, well-labeled packets</w:t>
       </w:r>
     </w:p>
     <w:p>
@@ -977,113 +2812,460 @@
     </w:p>
     <w:p>
       <w:pPr>
-        <w:pStyle w:val="ListParagraph"/>
+        <w:pStyle w:val="a1"/>
+        <w:numPr>
+          <w:ilvl w:val="0"/>
+          <w:numId w:val="35"/>
+        </w:numPr>
+      </w:pPr>
+      <w:r>
+        <w:t xml:space="preserve">Display filters used (e.g., http, </w:t>
+      </w:r>
+      <w:proofErr w:type="spellStart"/>
+      <w:proofErr w:type="gramStart"/>
+      <w:r>
+        <w:t>tcp.port</w:t>
+      </w:r>
+      <w:proofErr w:type="spellEnd"/>
+      <w:proofErr w:type="gramEnd"/>
+      <w:r>
+        <w:t xml:space="preserve"> == 443, </w:t>
+      </w:r>
+      <w:proofErr w:type="spellStart"/>
+      <w:proofErr w:type="gramStart"/>
+      <w:r>
+        <w:t>ip.addr</w:t>
+      </w:r>
+      <w:proofErr w:type="spellEnd"/>
+      <w:proofErr w:type="gramEnd"/>
+      <w:r>
+        <w:t xml:space="preserve"> == 8.8.8.8)</w:t>
+      </w:r>
+    </w:p>
+    <w:p>
+      <w:pPr>
+        <w:pStyle w:val="a1"/>
+      </w:pPr>
+      <w:r>
+        <w:t>Explanation of what each filter isolates (e.g., HTTPS traffic, DNS queries, or a specific IP)</w:t>
+      </w:r>
+    </w:p>
+    <w:p>
+      <w:pPr>
+        <w:pStyle w:val="a1"/>
+        <w:rPr>
+          <w14:ligatures w14:val="standard"/>
+        </w:rPr>
+      </w:pPr>
+      <w:r>
+        <w:t>How you verified that captured packets belong to the intended application</w:t>
+      </w:r>
+      <w:r>
+        <w:t>.</w:t>
+      </w:r>
+    </w:p>
+    <w:p>
+      <w:pPr>
+        <w:pStyle w:val="a1"/>
+        <w:rPr>
+          <w14:ligatures w14:val="standard"/>
+        </w:rPr>
+      </w:pPr>
+    </w:p>
+    <w:p>
+      <w:pPr>
+        <w:pStyle w:val="a1"/>
+        <w:rPr>
+          <w14:ligatures w14:val="standard"/>
+        </w:rPr>
+      </w:pPr>
+      <w:proofErr w:type="gramStart"/>
+      <w:r>
+        <w:rPr>
+          <w14:ligatures w14:val="standard"/>
+        </w:rPr>
+        <w:t>Chrome :</w:t>
+      </w:r>
+      <w:proofErr w:type="gramEnd"/>
+      <w:r>
+        <w:rPr>
+          <w14:ligatures w14:val="standard"/>
+        </w:rPr>
+        <w:t xml:space="preserve"> </w:t>
+      </w:r>
+      <w:proofErr w:type="spellStart"/>
+      <w:r>
+        <w:rPr>
+          <w14:ligatures w14:val="standard"/>
+        </w:rPr>
+        <w:t>dns</w:t>
+      </w:r>
+      <w:proofErr w:type="spellEnd"/>
+      <w:r>
+        <w:rPr>
+          <w14:ligatures w14:val="standard"/>
+        </w:rPr>
+        <w:t xml:space="preserve"> contains "example" or http or </w:t>
+      </w:r>
+      <w:proofErr w:type="spellStart"/>
+      <w:proofErr w:type="gramStart"/>
+      <w:r>
+        <w:rPr>
+          <w14:ligatures w14:val="standard"/>
+        </w:rPr>
+        <w:t>ip.addr</w:t>
+      </w:r>
+      <w:proofErr w:type="spellEnd"/>
+      <w:proofErr w:type="gramEnd"/>
+      <w:r>
+        <w:rPr>
+          <w14:ligatures w14:val="standard"/>
+        </w:rPr>
+        <w:t xml:space="preserve"> == 23.192.228.80</w:t>
+      </w:r>
+    </w:p>
+    <w:p>
+      <w:pPr>
+        <w:pStyle w:val="a1"/>
+        <w:rPr>
+          <w14:ligatures w14:val="standard"/>
+        </w:rPr>
+      </w:pPr>
+      <w:proofErr w:type="spellStart"/>
+      <w:proofErr w:type="gramStart"/>
+      <w:r>
+        <w:rPr>
+          <w:rFonts w:ascii="맑은 고딕" w:eastAsia="맑은 고딕" w:hAnsi="맑은 고딕" w:cs="맑은 고딕"/>
+          <w:lang w:eastAsia="ko-KR"/>
+        </w:rPr>
+        <w:t>Kakaotalk</w:t>
+      </w:r>
+      <w:proofErr w:type="spellEnd"/>
+      <w:r>
+        <w:rPr>
+          <w:rFonts w:ascii="맑은 고딕" w:eastAsia="맑은 고딕" w:hAnsi="맑은 고딕" w:cs="맑은 고딕"/>
+          <w:lang w:eastAsia="ko-KR"/>
+        </w:rPr>
+        <w:t xml:space="preserve"> :</w:t>
+      </w:r>
+      <w:proofErr w:type="gramEnd"/>
+      <w:r>
+        <w:rPr>
+          <w:rFonts w:ascii="맑은 고딕" w:eastAsia="맑은 고딕" w:hAnsi="맑은 고딕" w:cs="맑은 고딕"/>
+          <w:lang w:eastAsia="ko-KR"/>
+        </w:rPr>
+        <w:t xml:space="preserve"> </w:t>
+      </w:r>
+      <w:proofErr w:type="spellStart"/>
+      <w:r>
+        <w:t>dns</w:t>
+      </w:r>
+      <w:proofErr w:type="spellEnd"/>
+      <w:r>
+        <w:t xml:space="preserve"> contains "</w:t>
+      </w:r>
+      <w:proofErr w:type="spellStart"/>
+      <w:r>
+        <w:t>kakao</w:t>
+      </w:r>
+      <w:proofErr w:type="spellEnd"/>
+      <w:r>
+        <w:t xml:space="preserve">" or </w:t>
+      </w:r>
+      <w:proofErr w:type="spellStart"/>
+      <w:proofErr w:type="gramStart"/>
+      <w:r>
+        <w:t>ip.addr</w:t>
+      </w:r>
+      <w:proofErr w:type="spellEnd"/>
+      <w:proofErr w:type="gramEnd"/>
+      <w:r>
+        <w:t xml:space="preserve"> == 121.53.203.203</w:t>
+      </w:r>
+    </w:p>
+    <w:p>
+      <w:pPr>
+        <w:pStyle w:val="a1"/>
+        <w:rPr>
+          <w14:ligatures w14:val="standard"/>
+        </w:rPr>
+      </w:pPr>
+      <w:proofErr w:type="gramStart"/>
+      <w:r>
+        <w:rPr>
+          <w14:ligatures w14:val="standard"/>
+        </w:rPr>
+        <w:t>Outlook :</w:t>
+      </w:r>
+      <w:proofErr w:type="gramEnd"/>
+      <w:r>
+        <w:rPr>
+          <w14:ligatures w14:val="standard"/>
+        </w:rPr>
+        <w:t xml:space="preserve"> </w:t>
+      </w:r>
+      <w:proofErr w:type="spellStart"/>
+      <w:proofErr w:type="gramStart"/>
+      <w:r>
+        <w:rPr>
+          <w14:ligatures w14:val="standard"/>
+        </w:rPr>
+        <w:t>ip.addr</w:t>
+      </w:r>
+      <w:proofErr w:type="spellEnd"/>
+      <w:proofErr w:type="gramEnd"/>
+      <w:r>
+        <w:rPr>
+          <w14:ligatures w14:val="standard"/>
+        </w:rPr>
+        <w:t xml:space="preserve"> == 52.109.124.28 or </w:t>
+      </w:r>
+      <w:proofErr w:type="spellStart"/>
+      <w:r>
+        <w:rPr>
+          <w14:ligatures w14:val="standard"/>
+        </w:rPr>
+        <w:t>dns</w:t>
+      </w:r>
+      <w:proofErr w:type="spellEnd"/>
+      <w:r>
+        <w:rPr>
+          <w14:ligatures w14:val="standard"/>
+        </w:rPr>
+        <w:t xml:space="preserve"> contains "</w:t>
+      </w:r>
+      <w:proofErr w:type="spellStart"/>
+      <w:r>
+        <w:rPr>
+          <w14:ligatures w14:val="standard"/>
+        </w:rPr>
+        <w:t>microsoft</w:t>
+      </w:r>
+      <w:proofErr w:type="spellEnd"/>
+      <w:r>
+        <w:rPr>
+          <w14:ligatures w14:val="standard"/>
+        </w:rPr>
+        <w:t>"</w:t>
+      </w:r>
+    </w:p>
+    <w:p>
+      <w:pPr>
+        <w:pStyle w:val="a1"/>
+        <w:rPr>
+          <w14:ligatures w14:val="standard"/>
+        </w:rPr>
+      </w:pPr>
+      <w:proofErr w:type="spellStart"/>
+      <w:proofErr w:type="gramStart"/>
+      <w:r>
+        <w:t>tcp.port</w:t>
+      </w:r>
+      <w:proofErr w:type="spellEnd"/>
+      <w:proofErr w:type="gramEnd"/>
+      <w:r>
+        <w:t xml:space="preserve"> == 2000</w:t>
+      </w:r>
+    </w:p>
+    <w:p>
+      <w:pPr>
+        <w:pStyle w:val="a1"/>
+        <w:rPr>
+          <w14:ligatures w14:val="standard"/>
+        </w:rPr>
+      </w:pPr>
+      <w:proofErr w:type="spellStart"/>
+      <w:r>
+        <w:rPr>
+          <w14:ligatures w14:val="standard"/>
+        </w:rPr>
+        <w:t>dns</w:t>
+      </w:r>
+      <w:proofErr w:type="spellEnd"/>
+      <w:r>
+        <w:rPr>
+          <w14:ligatures w14:val="standard"/>
+        </w:rPr>
+        <w:t xml:space="preserve"> contains "</w:t>
+      </w:r>
+      <w:proofErr w:type="spellStart"/>
+      <w:r>
+        <w:rPr>
+          <w14:ligatures w14:val="standard"/>
+        </w:rPr>
+        <w:t>nflxvideo</w:t>
+      </w:r>
+      <w:proofErr w:type="spellEnd"/>
+      <w:r>
+        <w:rPr>
+          <w14:ligatures w14:val="standard"/>
+        </w:rPr>
+        <w:t xml:space="preserve">" or </w:t>
+      </w:r>
+      <w:proofErr w:type="spellStart"/>
+      <w:proofErr w:type="gramStart"/>
+      <w:r>
+        <w:rPr>
+          <w14:ligatures w14:val="standard"/>
+        </w:rPr>
+        <w:t>ip.addr</w:t>
+      </w:r>
+      <w:proofErr w:type="spellEnd"/>
+      <w:proofErr w:type="gramEnd"/>
+      <w:r>
+        <w:rPr>
+          <w14:ligatures w14:val="standard"/>
+        </w:rPr>
+        <w:t xml:space="preserve"> == 61.34.1.34</w:t>
+      </w:r>
+    </w:p>
+    <w:p>
+      <w:pPr>
+        <w:pStyle w:val="Head1"/>
+        <w:ind w:left="0" w:firstLine="0"/>
+        <w:rPr>
+          <w:rFonts w:ascii="맑은 고딕" w:eastAsia="맑은 고딕" w:hAnsi="맑은 고딕" w:cs="맑은 고딕"/>
+          <w:lang w:eastAsia="ko-KR"/>
+        </w:rPr>
+      </w:pPr>
+      <w:r>
         <w:rPr>
           <w:lang w:eastAsia="it-IT"/>
         </w:rPr>
-      </w:pPr>
-      <w:r>
-        <w:rPr>
-          <w:lang w:eastAsia="it-IT"/>
-        </w:rPr>
-        <w:t>Description of typical actions performed (e.g., sending a message, watching a short video).</w:t>
-      </w:r>
-    </w:p>
-    <w:p>
-      <w:pPr>
-        <w:pStyle w:val="ListParagraph"/>
-        <w:rPr>
-          <w:lang w:eastAsia="it-IT"/>
-        </w:rPr>
-      </w:pPr>
-      <w:r>
-        <w:rPr>
-          <w:lang w:eastAsia="it-IT"/>
-        </w:rPr>
-        <w:t>Capture steps for each application category (E-mail, Web, Chat, Video, Game).</w:t>
-      </w:r>
-    </w:p>
-    <w:p>
-      <w:pPr>
-        <w:pStyle w:val="ListParagraph"/>
-        <w:rPr>
-          <w:lang w:eastAsia="it-IT"/>
-        </w:rPr>
-      </w:pPr>
-      <w:r>
-        <w:rPr>
-          <w:lang w:eastAsia="it-IT"/>
-        </w:rPr>
-        <w:t>Duration and timing of each capture.</w:t>
-      </w:r>
-    </w:p>
-    <w:p>
-      <w:pPr>
-        <w:pStyle w:val="ListParagraph"/>
-        <w:rPr>
-          <w:lang w:eastAsia="it-IT"/>
-        </w:rPr>
-      </w:pPr>
-      <w:r>
-        <w:rPr>
-          <w:lang w:eastAsia="it-IT"/>
-        </w:rPr>
-        <w:t>Screenshots showing the capture process and initial packet traces</w:t>
-      </w:r>
-    </w:p>
-    <w:p>
-      <w:pPr>
-        <w:pStyle w:val="Head2"/>
-        <w:rPr>
-          <w14:ligatures w14:val="standard"/>
-        </w:rPr>
-      </w:pPr>
-      <w:r>
-        <w:rPr>
-          <w:rStyle w:val="Label"/>
-          <w14:ligatures w14:val="standard"/>
-        </w:rPr>
-        <w:t>2</w:t>
-      </w:r>
-      <w:r>
-        <w:rPr>
-          <w:rStyle w:val="Label"/>
-          <w14:ligatures w14:val="standard"/>
+        <w:t>3</w:t>
+      </w:r>
+      <w:r>
+        <w:rPr>
+          <w14:ligatures w14:val="standard"/>
+        </w:rPr>
+        <w:t> </w:t>
+      </w:r>
+      <w:r>
+        <w:rPr>
+          <w:lang w:eastAsia="ko-KR"/>
+        </w:rPr>
+        <w:t>Results</w:t>
+      </w:r>
+    </w:p>
+    <w:p>
+      <w:pPr>
+        <w:pStyle w:val="Para"/>
+        <w:rPr>
+          <w:lang w:eastAsia="ja-JP"/>
+        </w:rPr>
+      </w:pPr>
+      <w:r>
+        <w:rPr>
+          <w:lang w:eastAsia="ja-JP"/>
+        </w:rPr>
+        <w:t>Report the captured results and explain what you observed for each application type. Each subsection should describe your actions, key observations, and representative packet examples.</w:t>
+      </w:r>
+    </w:p>
+    <w:p>
+      <w:pPr>
+        <w:pStyle w:val="Para"/>
+        <w:ind w:firstLine="400"/>
+        <w:rPr>
+          <w:lang w:eastAsia="ja-JP"/>
+        </w:rPr>
+      </w:pPr>
+      <w:r>
+        <w:rPr>
+          <w:lang w:eastAsia="ja-JP"/>
+        </w:rPr>
+        <w:t xml:space="preserve">The </w:t>
+      </w:r>
+      <w:proofErr w:type="gramStart"/>
+      <w:r>
+        <w:rPr>
+          <w:lang w:eastAsia="ja-JP"/>
+        </w:rPr>
+        <w:t>followings</w:t>
+      </w:r>
+      <w:proofErr w:type="gramEnd"/>
+      <w:r>
+        <w:rPr>
+          <w:lang w:eastAsia="ja-JP"/>
+        </w:rPr>
+        <w:t xml:space="preserve"> are examples of what you may analyze. Choose relevant aspects depending on each application and report based on required elements</w:t>
+      </w:r>
+      <w:r>
+        <w:rPr>
+          <w:lang w:eastAsia="ja-JP"/>
         </w:rPr>
         <w:t>.</w:t>
       </w:r>
-      <w:r>
-        <w:rPr>
-          <w:rStyle w:val="Label"/>
-          <w14:ligatures w14:val="standard"/>
-        </w:rPr>
-        <w:t>3</w:t>
-      </w:r>
-      <w:r>
-        <w:rPr>
-          <w14:ligatures w14:val="standard"/>
-        </w:rPr>
-        <w:t> </w:t>
-      </w:r>
-      <w:r>
-        <w:rPr>
-          <w14:ligatures w14:val="standard"/>
-        </w:rPr>
-        <w:t>Filtering Strategies</w:t>
-      </w:r>
-    </w:p>
-    <w:p>
-      <w:pPr>
-        <w:pStyle w:val="Para"/>
-        <w:rPr>
-          <w:lang w:eastAsia="it-IT"/>
-        </w:rPr>
-      </w:pPr>
-      <w:r>
-        <w:rPr>
-          <w:lang w:eastAsia="it-IT"/>
-        </w:rPr>
-        <w:t>Describe how you filtered and refined your packet data in Wireshark to focus on meaningful traffic. Specify the filters you applied and why. Use multiple filters to zoom in on different layers (application, transport, or network). Make sure your screenshots show readable, well-labeled packets</w:t>
+    </w:p>
+    <w:p>
+      <w:pPr>
+        <w:pStyle w:val="a1"/>
+        <w:numPr>
+          <w:ilvl w:val="0"/>
+          <w:numId w:val="37"/>
+        </w:numPr>
+      </w:pPr>
+      <w:r>
+        <w:t>Basic information such as source and destination IP addresses</w:t>
+      </w:r>
+      <w:r>
+        <w:t>.</w:t>
+      </w:r>
+    </w:p>
+    <w:p>
+      <w:pPr>
+        <w:pStyle w:val="a1"/>
+      </w:pPr>
+      <w:r>
+        <w:t>Transport layer behavior such as TCP handshake, port usage, and retransmissions.</w:t>
+      </w:r>
+    </w:p>
+    <w:p>
+      <w:pPr>
+        <w:pStyle w:val="a1"/>
+      </w:pPr>
+      <w:r>
+        <w:t>Application layer structure such as request, or command messages.</w:t>
+      </w:r>
+    </w:p>
+    <w:p>
+      <w:pPr>
+        <w:pStyle w:val="a1"/>
+      </w:pPr>
+      <w:r>
+        <w:lastRenderedPageBreak/>
+        <w:t>Error control, flow control, and congestion control mechanisms.</w:t>
+      </w:r>
+    </w:p>
+    <w:p>
+      <w:pPr>
+        <w:pStyle w:val="a1"/>
+      </w:pPr>
+      <w:r>
+        <w:t>Network layer aspects such as TTL values or routing behavior.</w:t>
+      </w:r>
+    </w:p>
+    <w:p>
+      <w:pPr>
+        <w:pStyle w:val="a1"/>
+      </w:pPr>
+      <w:r>
+        <w:t>Performance aspects such as RTT, latency, or persistent connections.</w:t>
+      </w:r>
+    </w:p>
+    <w:p>
+      <w:pPr>
+        <w:pStyle w:val="a1"/>
+      </w:pPr>
+      <w:r>
+        <w:t xml:space="preserve">Any interesting observations such as </w:t>
+      </w:r>
+      <w:proofErr w:type="gramStart"/>
+      <w:r>
+        <w:t>caching</w:t>
+      </w:r>
+      <w:proofErr w:type="gramEnd"/>
+      <w:r>
+        <w:t>, CDN behavior, encryption, or session persistence.</w:t>
       </w:r>
     </w:p>
     <w:p>
@@ -1111,33 +3293,14 @@
     </w:p>
     <w:p>
       <w:pPr>
-        <w:pStyle w:val="ListParagraph"/>
+        <w:pStyle w:val="a1"/>
         <w:numPr>
           <w:ilvl w:val="0"/>
-          <w:numId w:val="35"/>
+          <w:numId w:val="38"/>
         </w:numPr>
       </w:pPr>
       <w:r>
-        <w:t>Display filters used (e.g., http, tcp.port == 443, ip.addr == 8.8.8.8)</w:t>
-      </w:r>
-    </w:p>
-    <w:p>
-      <w:pPr>
-        <w:pStyle w:val="ListParagraph"/>
-      </w:pPr>
-      <w:r>
-        <w:t>Explanation of what each filter isolates (e.g., HTTPS traffic, DNS queries, or a specific IP)</w:t>
-      </w:r>
-    </w:p>
-    <w:p>
-      <w:pPr>
-        <w:pStyle w:val="ListParagraph"/>
-        <w:rPr>
-          <w14:ligatures w14:val="standard"/>
-        </w:rPr>
-      </w:pPr>
-      <w:r>
-        <w:t>How you verified that captured packets belong to the intended application</w:t>
+        <w:t>Results for each of the five applications (E-mail, Web Browsing, Messaging, Video Streaming, Online/Web Game)</w:t>
       </w:r>
       <w:r>
         <w:t>.</w:t>
@@ -1145,101 +3308,328 @@
     </w:p>
     <w:p>
       <w:pPr>
-        <w:pStyle w:val="ListParagraph"/>
-        <w:rPr>
-          <w14:ligatures w14:val="standard"/>
-        </w:rPr>
-      </w:pPr>
-    </w:p>
-    <w:p>
-      <w:pPr>
-        <w:pStyle w:val="ListParagraph"/>
-        <w:rPr>
-          <w14:ligatures w14:val="standard"/>
-        </w:rPr>
-      </w:pPr>
-      <w:r>
-        <w:rPr>
-          <w14:ligatures w14:val="standard"/>
-        </w:rPr>
-        <w:t xml:space="preserve">Chrome : </w:t>
-      </w:r>
-      <w:r>
-        <w:rPr>
-          <w14:ligatures w14:val="standard"/>
-        </w:rPr>
-        <w:t>dns contains "example" or http or ip.addr == 23.192.228.80</w:t>
-      </w:r>
-    </w:p>
-    <w:p>
-      <w:pPr>
-        <w:pStyle w:val="ListParagraph"/>
-        <w:rPr>
-          <w14:ligatures w14:val="standard"/>
-        </w:rPr>
-      </w:pPr>
-      <w:r>
-        <w:rPr>
-          <w:rFonts w:ascii="Malgun Gothic" w:eastAsia="Malgun Gothic" w:hAnsi="Malgun Gothic" w:cs="Malgun Gothic"/>
+        <w:pStyle w:val="a1"/>
+      </w:pPr>
+      <w:r>
+        <w:t>Observed protocol behaviors</w:t>
+      </w:r>
+      <w:r>
+        <w:t>.</w:t>
+      </w:r>
+    </w:p>
+    <w:p>
+      <w:pPr>
+        <w:pStyle w:val="a1"/>
+      </w:pPr>
+      <w:r>
+        <w:t>Any unique or unexpected findings</w:t>
+      </w:r>
+      <w:r>
+        <w:t>.</w:t>
+      </w:r>
+    </w:p>
+    <w:p>
+      <w:pPr>
+        <w:pStyle w:val="Head2"/>
+        <w:rPr>
+          <w14:ligatures w14:val="standard"/>
+        </w:rPr>
+      </w:pPr>
+      <w:r>
+        <w:rPr>
+          <w:rStyle w:val="Label"/>
+          <w14:ligatures w14:val="standard"/>
+        </w:rPr>
+        <w:t>3</w:t>
+      </w:r>
+      <w:r>
+        <w:rPr>
+          <w:rStyle w:val="Label"/>
+          <w14:ligatures w14:val="standard"/>
+        </w:rPr>
+        <w:t>.1</w:t>
+      </w:r>
+      <w:r>
+        <w:rPr>
+          <w14:ligatures w14:val="standard"/>
+        </w:rPr>
+        <w:t> </w:t>
+      </w:r>
+      <w:r>
+        <w:rPr>
+          <w14:ligatures w14:val="standard"/>
+        </w:rPr>
+        <w:t>E-mail</w:t>
+      </w:r>
+    </w:p>
+    <w:p>
+      <w:pPr>
+        <w:pStyle w:val="Para"/>
+        <w:rPr>
+          <w:lang w:eastAsia="it-IT"/>
+        </w:rPr>
+      </w:pPr>
+      <w:proofErr w:type="gramStart"/>
+      <w:r>
+        <w:rPr>
+          <w:lang w:eastAsia="it-IT"/>
+        </w:rPr>
+        <w:t>Report</w:t>
+      </w:r>
+      <w:proofErr w:type="gramEnd"/>
+      <w:r>
+        <w:rPr>
+          <w:lang w:eastAsia="it-IT"/>
+        </w:rPr>
+        <w:t xml:space="preserve"> the results of your experiment in which you sent and received emails using an email client or webmail service (e.g., Gmail, Outlook)</w:t>
+      </w:r>
+      <w:r>
+        <w:rPr>
+          <w:rFonts w:hint="eastAsia"/>
           <w:lang w:eastAsia="ko-KR"/>
         </w:rPr>
-        <w:t xml:space="preserve">Kakaotalk : </w:t>
-      </w:r>
-      <w:r>
-        <w:t>dns contains "kakao" or ip.addr == 121.53.203.203</w:t>
-      </w:r>
-    </w:p>
-    <w:p>
-      <w:pPr>
-        <w:pStyle w:val="ListParagraph"/>
-        <w:rPr>
-          <w14:ligatures w14:val="standard"/>
-        </w:rPr>
-      </w:pPr>
-      <w:r>
-        <w:rPr>
-          <w14:ligatures w14:val="standard"/>
-        </w:rPr>
-        <w:t xml:space="preserve">Outlook : </w:t>
-      </w:r>
-      <w:r>
-        <w:rPr>
-          <w14:ligatures w14:val="standard"/>
-        </w:rPr>
-        <w:t>ip.addr == 52.109.124.28 or dns contains "microsoft"</w:t>
-      </w:r>
-    </w:p>
-    <w:p>
-      <w:pPr>
-        <w:pStyle w:val="ListParagraph"/>
-        <w:rPr>
-          <w14:ligatures w14:val="standard"/>
-        </w:rPr>
-      </w:pPr>
-      <w:r>
-        <w:t>tcp.port == 2000</w:t>
-      </w:r>
-    </w:p>
-    <w:p>
-      <w:pPr>
-        <w:pStyle w:val="ListParagraph"/>
-        <w:rPr>
-          <w14:ligatures w14:val="standard"/>
-        </w:rPr>
-      </w:pPr>
-      <w:r>
-        <w:rPr>
-          <w14:ligatures w14:val="standard"/>
-        </w:rPr>
-        <w:t>dns contains "nflxvideo" or ip.addr == 61.34.1.34</w:t>
+        <w:t>.</w:t>
+      </w:r>
+    </w:p>
+    <w:p>
+      <w:pPr>
+        <w:pStyle w:val="Head2"/>
+        <w:rPr>
+          <w14:ligatures w14:val="standard"/>
+        </w:rPr>
+      </w:pPr>
+      <w:r>
+        <w:rPr>
+          <w:rStyle w:val="Label"/>
+          <w14:ligatures w14:val="standard"/>
+        </w:rPr>
+        <w:t>3</w:t>
+      </w:r>
+      <w:r>
+        <w:rPr>
+          <w:rStyle w:val="Label"/>
+          <w14:ligatures w14:val="standard"/>
+        </w:rPr>
+        <w:t>.</w:t>
+      </w:r>
+      <w:r>
+        <w:rPr>
+          <w:rStyle w:val="Label"/>
+          <w14:ligatures w14:val="standard"/>
+        </w:rPr>
+        <w:t>2</w:t>
+      </w:r>
+      <w:r>
+        <w:rPr>
+          <w14:ligatures w14:val="standard"/>
+        </w:rPr>
+        <w:t> </w:t>
+      </w:r>
+      <w:r>
+        <w:rPr>
+          <w14:ligatures w14:val="standard"/>
+        </w:rPr>
+        <w:t>Web Browsing</w:t>
+      </w:r>
+    </w:p>
+    <w:p>
+      <w:pPr>
+        <w:pStyle w:val="Para"/>
+        <w:rPr>
+          <w:lang w:eastAsia="it-IT"/>
+        </w:rPr>
+      </w:pPr>
+      <w:r>
+        <w:rPr>
+          <w:lang w:eastAsia="it-IT"/>
+        </w:rPr>
+        <w:t>Report the results of your experiment capturing browser traffic (e.g., Chrome, Edge, Safari) while visiting a website of your choice</w:t>
+      </w:r>
+      <w:r>
+        <w:rPr>
+          <w:rFonts w:hint="eastAsia"/>
+          <w:lang w:eastAsia="ko-KR"/>
+        </w:rPr>
+        <w:t>.</w:t>
+      </w:r>
+    </w:p>
+    <w:p>
+      <w:pPr>
+        <w:pStyle w:val="Head2"/>
+        <w:rPr>
+          <w14:ligatures w14:val="standard"/>
+        </w:rPr>
+      </w:pPr>
+      <w:r>
+        <w:rPr>
+          <w:rStyle w:val="Label"/>
+          <w14:ligatures w14:val="standard"/>
+        </w:rPr>
+        <w:t>3</w:t>
+      </w:r>
+      <w:r>
+        <w:rPr>
+          <w:rStyle w:val="Label"/>
+          <w14:ligatures w14:val="standard"/>
+        </w:rPr>
+        <w:t>.</w:t>
+      </w:r>
+      <w:r>
+        <w:rPr>
+          <w:rStyle w:val="Label"/>
+          <w14:ligatures w14:val="standard"/>
+        </w:rPr>
+        <w:t>3</w:t>
+      </w:r>
+      <w:r>
+        <w:rPr>
+          <w14:ligatures w14:val="standard"/>
+        </w:rPr>
+        <w:t> </w:t>
+      </w:r>
+      <w:r>
+        <w:rPr>
+          <w14:ligatures w14:val="standard"/>
+        </w:rPr>
+        <w:t>Instance Messaging</w:t>
+      </w:r>
+    </w:p>
+    <w:p>
+      <w:pPr>
+        <w:pStyle w:val="Para"/>
+        <w:rPr>
+          <w:lang w:eastAsia="it-IT"/>
+        </w:rPr>
+      </w:pPr>
+      <w:r>
+        <w:rPr>
+          <w:lang w:eastAsia="it-IT"/>
+        </w:rPr>
+        <w:t>Report the results of your experiment capturing the traffic generated by a messaging application (e.g., KakaoTalk, Discord, WhatsApp, Telegram)</w:t>
+      </w:r>
+      <w:r>
+        <w:rPr>
+          <w:rFonts w:hint="eastAsia"/>
+          <w:lang w:eastAsia="ko-KR"/>
+        </w:rPr>
+        <w:t>.</w:t>
+      </w:r>
+    </w:p>
+    <w:p>
+      <w:pPr>
+        <w:pStyle w:val="Head2"/>
+        <w:rPr>
+          <w14:ligatures w14:val="standard"/>
+        </w:rPr>
+      </w:pPr>
+      <w:r>
+        <w:rPr>
+          <w:rStyle w:val="Label"/>
+          <w14:ligatures w14:val="standard"/>
+        </w:rPr>
+        <w:t>3</w:t>
+      </w:r>
+      <w:r>
+        <w:rPr>
+          <w:rStyle w:val="Label"/>
+          <w14:ligatures w14:val="standard"/>
+        </w:rPr>
+        <w:t>.1</w:t>
+      </w:r>
+      <w:r>
+        <w:rPr>
+          <w14:ligatures w14:val="standard"/>
+        </w:rPr>
+        <w:t> </w:t>
+      </w:r>
+      <w:r>
+        <w:rPr>
+          <w14:ligatures w14:val="standard"/>
+        </w:rPr>
+        <w:t>Video Streaming</w:t>
+      </w:r>
+    </w:p>
+    <w:p>
+      <w:pPr>
+        <w:pStyle w:val="Para"/>
+        <w:rPr>
+          <w:lang w:eastAsia="it-IT"/>
+        </w:rPr>
+      </w:pPr>
+      <w:r>
+        <w:rPr>
+          <w:lang w:eastAsia="it-IT"/>
+        </w:rPr>
+        <w:t>Report the results of your experiment after playing a short video (at least 30 sec.) on YouTube, Netflix, or a similar platform.</w:t>
+      </w:r>
+    </w:p>
+    <w:p>
+      <w:pPr>
+        <w:pStyle w:val="Head2"/>
+        <w:rPr>
+          <w14:ligatures w14:val="standard"/>
+        </w:rPr>
+      </w:pPr>
+      <w:r>
+        <w:rPr>
+          <w:rStyle w:val="Label"/>
+          <w14:ligatures w14:val="standard"/>
+        </w:rPr>
+        <w:t>3</w:t>
+      </w:r>
+      <w:r>
+        <w:rPr>
+          <w:rStyle w:val="Label"/>
+          <w14:ligatures w14:val="standard"/>
+        </w:rPr>
+        <w:t>.1</w:t>
+      </w:r>
+      <w:r>
+        <w:rPr>
+          <w14:ligatures w14:val="standard"/>
+        </w:rPr>
+        <w:t> </w:t>
+      </w:r>
+      <w:r>
+        <w:rPr>
+          <w14:ligatures w14:val="standard"/>
+        </w:rPr>
+        <w:t>Online or Web Game</w:t>
+      </w:r>
+    </w:p>
+    <w:p>
+      <w:pPr>
+        <w:pStyle w:val="Para"/>
+        <w:rPr>
+          <w:lang w:eastAsia="ko-KR"/>
+        </w:rPr>
+      </w:pPr>
+      <w:r>
+        <w:t>Report the results of your experiment after playing an online or browser-based game for 1</w:t>
+      </w:r>
+      <w:r>
+        <w:rPr>
+          <w:rFonts w:hint="eastAsia"/>
+          <w:lang w:eastAsia="ko-KR"/>
+        </w:rPr>
+        <w:t>~</w:t>
+      </w:r>
+      <w:r>
+        <w:t>2 minutes</w:t>
+      </w:r>
+      <w:r>
+        <w:rPr>
+          <w:rFonts w:hint="eastAsia"/>
+          <w:lang w:eastAsia="ko-KR"/>
+        </w:rPr>
+        <w:t>.</w:t>
       </w:r>
     </w:p>
     <w:p>
       <w:pPr>
         <w:pStyle w:val="Head1"/>
-        <w:ind w:left="0" w:firstLine="0"/>
-        <w:rPr>
-          <w:rFonts w:ascii="Malgun Gothic" w:eastAsia="Malgun Gothic" w:hAnsi="Malgun Gothic" w:cs="Malgun Gothic"/>
+        <w:rPr>
+          <w:rFonts w:ascii="맑은 고딕" w:eastAsia="맑은 고딕" w:hAnsi="맑은 고딕" w:cs="맑은 고딕"/>
           <w:lang w:eastAsia="ko-KR"/>
         </w:rPr>
       </w:pPr>
@@ -1247,7 +3637,7 @@
         <w:rPr>
           <w:lang w:eastAsia="it-IT"/>
         </w:rPr>
-        <w:t>3</w:t>
+        <w:t>4</w:t>
       </w:r>
       <w:r>
         <w:rPr>
@@ -1259,7 +3649,7 @@
         <w:rPr>
           <w:lang w:eastAsia="ko-KR"/>
         </w:rPr>
-        <w:t>Results</w:t>
+        <w:t>Discussion</w:t>
       </w:r>
     </w:p>
     <w:p>
@@ -1273,92 +3663,7 @@
         <w:rPr>
           <w:lang w:eastAsia="ja-JP"/>
         </w:rPr>
-        <w:t>Report the captured results and explain what you observed for each application type. Each subsection should describe your actions, key observations, and representative packet examples.</w:t>
-      </w:r>
-    </w:p>
-    <w:p>
-      <w:pPr>
-        <w:pStyle w:val="Para"/>
-        <w:ind w:firstLine="400"/>
-        <w:rPr>
-          <w:lang w:eastAsia="ja-JP"/>
-        </w:rPr>
-      </w:pPr>
-      <w:r>
-        <w:rPr>
-          <w:lang w:eastAsia="ja-JP"/>
-        </w:rPr>
-        <w:t>The followings are examples of what you may analyze. Choose relevant aspects depending on each application and report based on required elements</w:t>
-      </w:r>
-      <w:r>
-        <w:rPr>
-          <w:lang w:eastAsia="ja-JP"/>
-        </w:rPr>
-        <w:t>.</w:t>
-      </w:r>
-    </w:p>
-    <w:p>
-      <w:pPr>
-        <w:pStyle w:val="ListParagraph"/>
-        <w:numPr>
-          <w:ilvl w:val="0"/>
-          <w:numId w:val="37"/>
-        </w:numPr>
-      </w:pPr>
-      <w:r>
-        <w:t>Basic information such as source and destination IP addresses</w:t>
-      </w:r>
-      <w:r>
-        <w:t>.</w:t>
-      </w:r>
-    </w:p>
-    <w:p>
-      <w:pPr>
-        <w:pStyle w:val="ListParagraph"/>
-      </w:pPr>
-      <w:r>
-        <w:t>Transport layer behavior such as TCP handshake, port usage, and retransmissions.</w:t>
-      </w:r>
-    </w:p>
-    <w:p>
-      <w:pPr>
-        <w:pStyle w:val="ListParagraph"/>
-      </w:pPr>
-      <w:r>
-        <w:t>Application layer structure such as request, or command messages.</w:t>
-      </w:r>
-    </w:p>
-    <w:p>
-      <w:pPr>
-        <w:pStyle w:val="ListParagraph"/>
-      </w:pPr>
-      <w:r>
-        <w:t>Error control, flow control, and congestion control mechanisms.</w:t>
-      </w:r>
-    </w:p>
-    <w:p>
-      <w:pPr>
-        <w:pStyle w:val="ListParagraph"/>
-      </w:pPr>
-      <w:r>
-        <w:t>Network layer aspects such as TTL values or routing behavior.</w:t>
-      </w:r>
-    </w:p>
-    <w:p>
-      <w:pPr>
-        <w:pStyle w:val="ListParagraph"/>
-      </w:pPr>
-      <w:r>
-        <w:lastRenderedPageBreak/>
-        <w:t>Performance aspects such as RTT, latency, or persistent connections.</w:t>
-      </w:r>
-    </w:p>
-    <w:p>
-      <w:pPr>
-        <w:pStyle w:val="ListParagraph"/>
-      </w:pPr>
-      <w:r>
-        <w:t>Any interesting observations such as caching, CDN behavior, encryption, or session persistence.</w:t>
+        <w:t>Compare the results among the five applications and interpret what they mean. Discuss similarities, differences, and how they relate to networking concepts.</w:t>
       </w:r>
     </w:p>
     <w:p>
@@ -1386,61 +3691,70 @@
     </w:p>
     <w:p>
       <w:pPr>
-        <w:pStyle w:val="ListParagraph"/>
+        <w:pStyle w:val="a1"/>
         <w:numPr>
           <w:ilvl w:val="0"/>
-          <w:numId w:val="38"/>
+          <w:numId w:val="39"/>
         </w:numPr>
       </w:pPr>
       <w:r>
-        <w:t>Results for each of the five applications (E-mail, Web Browsing, Messaging, Video Streaming, Online/Web Game)</w:t>
-      </w:r>
-      <w:r>
-        <w:t>.</w:t>
-      </w:r>
-    </w:p>
-    <w:p>
-      <w:pPr>
-        <w:pStyle w:val="ListParagraph"/>
-      </w:pPr>
-      <w:r>
-        <w:t>Observed protocol behaviors</w:t>
-      </w:r>
-      <w:r>
-        <w:t>.</w:t>
-      </w:r>
-    </w:p>
-    <w:p>
-      <w:pPr>
-        <w:pStyle w:val="ListParagraph"/>
-      </w:pPr>
-      <w:r>
-        <w:t>Any unique or unexpected findings</w:t>
-      </w:r>
-      <w:r>
-        <w:t>.</w:t>
-      </w:r>
-    </w:p>
-    <w:p>
-      <w:pPr>
-        <w:pStyle w:val="Head2"/>
-        <w:rPr>
-          <w14:ligatures w14:val="standard"/>
-        </w:rPr>
-      </w:pPr>
-      <w:r>
-        <w:rPr>
-          <w:rStyle w:val="Label"/>
-          <w14:ligatures w14:val="standard"/>
-        </w:rPr>
-        <w:t>3</w:t>
-      </w:r>
-      <w:r>
-        <w:rPr>
-          <w:rStyle w:val="Label"/>
-          <w14:ligatures w14:val="standard"/>
-        </w:rPr>
-        <w:t>.1</w:t>
+        <w:t>We recommend that this section be 500</w:t>
+      </w:r>
+      <w:r>
+        <w:rPr>
+          <w:rFonts w:hint="eastAsia"/>
+        </w:rPr>
+        <w:t>~</w:t>
+      </w:r>
+      <w:r>
+        <w:t>800 words long.</w:t>
+      </w:r>
+    </w:p>
+    <w:p>
+      <w:pPr>
+        <w:pStyle w:val="a1"/>
+      </w:pPr>
+      <w:r>
+        <w:t>Summary of main observation.</w:t>
+      </w:r>
+    </w:p>
+    <w:p>
+      <w:pPr>
+        <w:pStyle w:val="a1"/>
+      </w:pPr>
+      <w:r>
+        <w:t>Comparison of traffic characteristics across applications.</w:t>
+      </w:r>
+    </w:p>
+    <w:p>
+      <w:pPr>
+        <w:pStyle w:val="a1"/>
+      </w:pPr>
+      <w:r>
+        <w:t>Discuss what these findings reveal about protocol design and performance trade-offs in modern Internet services</w:t>
+      </w:r>
+    </w:p>
+    <w:p>
+      <w:pPr>
+        <w:pStyle w:val="a1"/>
+      </w:pPr>
+      <w:r>
+        <w:t>Reflection on how the results align with theory or reveal new insights.</w:t>
+      </w:r>
+    </w:p>
+    <w:p>
+      <w:pPr>
+        <w:pStyle w:val="Head1"/>
+        <w:rPr>
+          <w:rFonts w:ascii="맑은 고딕" w:eastAsia="맑은 고딕" w:hAnsi="맑은 고딕" w:cs="맑은 고딕"/>
+          <w:lang w:eastAsia="ko-KR"/>
+        </w:rPr>
+      </w:pPr>
+      <w:r>
+        <w:rPr>
+          <w:lang w:eastAsia="it-IT"/>
+        </w:rPr>
+        <w:t>5</w:t>
       </w:r>
       <w:r>
         <w:rPr>
@@ -1450,297 +3764,15 @@
       </w:r>
       <w:r>
         <w:rPr>
-          <w14:ligatures w14:val="standard"/>
-        </w:rPr>
-        <w:t>E-mail</w:t>
+          <w:lang w:eastAsia="ko-KR"/>
+        </w:rPr>
+        <w:t>Conclusion</w:t>
       </w:r>
     </w:p>
     <w:p>
       <w:pPr>
         <w:pStyle w:val="Para"/>
         <w:rPr>
-          <w:lang w:eastAsia="it-IT"/>
-        </w:rPr>
-      </w:pPr>
-      <w:r>
-        <w:rPr>
-          <w:lang w:eastAsia="it-IT"/>
-        </w:rPr>
-        <w:t>Report the results of your experiment in which you sent and received emails using an email client or webmail service (e.g., Gmail, Outlook)</w:t>
-      </w:r>
-      <w:r>
-        <w:rPr>
-          <w:rFonts w:hint="eastAsia"/>
-          <w:lang w:eastAsia="ko-KR"/>
-        </w:rPr>
-        <w:t>.</w:t>
-      </w:r>
-    </w:p>
-    <w:p>
-      <w:pPr>
-        <w:pStyle w:val="Head2"/>
-        <w:rPr>
-          <w14:ligatures w14:val="standard"/>
-        </w:rPr>
-      </w:pPr>
-      <w:r>
-        <w:rPr>
-          <w:rStyle w:val="Label"/>
-          <w14:ligatures w14:val="standard"/>
-        </w:rPr>
-        <w:t>3</w:t>
-      </w:r>
-      <w:r>
-        <w:rPr>
-          <w:rStyle w:val="Label"/>
-          <w14:ligatures w14:val="standard"/>
-        </w:rPr>
-        <w:t>.</w:t>
-      </w:r>
-      <w:r>
-        <w:rPr>
-          <w:rStyle w:val="Label"/>
-          <w14:ligatures w14:val="standard"/>
-        </w:rPr>
-        <w:t>2</w:t>
-      </w:r>
-      <w:r>
-        <w:rPr>
-          <w14:ligatures w14:val="standard"/>
-        </w:rPr>
-        <w:t> </w:t>
-      </w:r>
-      <w:r>
-        <w:rPr>
-          <w14:ligatures w14:val="standard"/>
-        </w:rPr>
-        <w:t>Web Browsing</w:t>
-      </w:r>
-    </w:p>
-    <w:p>
-      <w:pPr>
-        <w:pStyle w:val="Para"/>
-        <w:rPr>
-          <w:lang w:eastAsia="it-IT"/>
-        </w:rPr>
-      </w:pPr>
-      <w:r>
-        <w:rPr>
-          <w:lang w:eastAsia="it-IT"/>
-        </w:rPr>
-        <w:t>Report the results of your experiment capturing browser traffic (e.g., Chrome, Edge, Safari) while visiting a website of your choice</w:t>
-      </w:r>
-      <w:r>
-        <w:rPr>
-          <w:rFonts w:hint="eastAsia"/>
-          <w:lang w:eastAsia="ko-KR"/>
-        </w:rPr>
-        <w:t>.</w:t>
-      </w:r>
-    </w:p>
-    <w:p>
-      <w:pPr>
-        <w:pStyle w:val="Head2"/>
-        <w:rPr>
-          <w14:ligatures w14:val="standard"/>
-        </w:rPr>
-      </w:pPr>
-      <w:r>
-        <w:rPr>
-          <w:rStyle w:val="Label"/>
-          <w14:ligatures w14:val="standard"/>
-        </w:rPr>
-        <w:t>3</w:t>
-      </w:r>
-      <w:r>
-        <w:rPr>
-          <w:rStyle w:val="Label"/>
-          <w14:ligatures w14:val="standard"/>
-        </w:rPr>
-        <w:t>.</w:t>
-      </w:r>
-      <w:r>
-        <w:rPr>
-          <w:rStyle w:val="Label"/>
-          <w14:ligatures w14:val="standard"/>
-        </w:rPr>
-        <w:t>3</w:t>
-      </w:r>
-      <w:r>
-        <w:rPr>
-          <w14:ligatures w14:val="standard"/>
-        </w:rPr>
-        <w:t> </w:t>
-      </w:r>
-      <w:r>
-        <w:rPr>
-          <w14:ligatures w14:val="standard"/>
-        </w:rPr>
-        <w:t>Instance Messaging</w:t>
-      </w:r>
-    </w:p>
-    <w:p>
-      <w:pPr>
-        <w:pStyle w:val="Para"/>
-        <w:rPr>
-          <w:lang w:eastAsia="it-IT"/>
-        </w:rPr>
-      </w:pPr>
-      <w:r>
-        <w:rPr>
-          <w:lang w:eastAsia="it-IT"/>
-        </w:rPr>
-        <w:t>Report the results of your experiment capturing the traffic generated by a messaging application (e.g., KakaoTalk, Discord, WhatsApp, Telegram)</w:t>
-      </w:r>
-      <w:r>
-        <w:rPr>
-          <w:rFonts w:hint="eastAsia"/>
-          <w:lang w:eastAsia="ko-KR"/>
-        </w:rPr>
-        <w:t>.</w:t>
-      </w:r>
-    </w:p>
-    <w:p>
-      <w:pPr>
-        <w:pStyle w:val="Head2"/>
-        <w:rPr>
-          <w14:ligatures w14:val="standard"/>
-        </w:rPr>
-      </w:pPr>
-      <w:r>
-        <w:rPr>
-          <w:rStyle w:val="Label"/>
-          <w14:ligatures w14:val="standard"/>
-        </w:rPr>
-        <w:t>3</w:t>
-      </w:r>
-      <w:r>
-        <w:rPr>
-          <w:rStyle w:val="Label"/>
-          <w14:ligatures w14:val="standard"/>
-        </w:rPr>
-        <w:t>.1</w:t>
-      </w:r>
-      <w:r>
-        <w:rPr>
-          <w14:ligatures w14:val="standard"/>
-        </w:rPr>
-        <w:t> </w:t>
-      </w:r>
-      <w:r>
-        <w:rPr>
-          <w14:ligatures w14:val="standard"/>
-        </w:rPr>
-        <w:t>Video Streaming</w:t>
-      </w:r>
-    </w:p>
-    <w:p>
-      <w:pPr>
-        <w:pStyle w:val="Para"/>
-        <w:rPr>
-          <w:lang w:eastAsia="it-IT"/>
-        </w:rPr>
-      </w:pPr>
-      <w:r>
-        <w:rPr>
-          <w:lang w:eastAsia="it-IT"/>
-        </w:rPr>
-        <w:t>Report the results of your experiment after playing a short video (at least 30 sec.) on YouTube, Netflix, or a similar platform.</w:t>
-      </w:r>
-    </w:p>
-    <w:p>
-      <w:pPr>
-        <w:pStyle w:val="Head2"/>
-        <w:rPr>
-          <w14:ligatures w14:val="standard"/>
-        </w:rPr>
-      </w:pPr>
-      <w:r>
-        <w:rPr>
-          <w:rStyle w:val="Label"/>
-          <w14:ligatures w14:val="standard"/>
-        </w:rPr>
-        <w:t>3</w:t>
-      </w:r>
-      <w:r>
-        <w:rPr>
-          <w:rStyle w:val="Label"/>
-          <w14:ligatures w14:val="standard"/>
-        </w:rPr>
-        <w:t>.1</w:t>
-      </w:r>
-      <w:r>
-        <w:rPr>
-          <w14:ligatures w14:val="standard"/>
-        </w:rPr>
-        <w:t> </w:t>
-      </w:r>
-      <w:r>
-        <w:rPr>
-          <w14:ligatures w14:val="standard"/>
-        </w:rPr>
-        <w:t>Online or Web Game</w:t>
-      </w:r>
-    </w:p>
-    <w:p>
-      <w:pPr>
-        <w:pStyle w:val="Para"/>
-        <w:rPr>
-          <w:lang w:eastAsia="ko-KR"/>
-        </w:rPr>
-      </w:pPr>
-      <w:r>
-        <w:t>Report the results of your experiment after playing an online or browser-based game for 1</w:t>
-      </w:r>
-      <w:r>
-        <w:rPr>
-          <w:rFonts w:hint="eastAsia"/>
-          <w:lang w:eastAsia="ko-KR"/>
-        </w:rPr>
-        <w:t>~</w:t>
-      </w:r>
-      <w:r>
-        <w:t>2 minutes</w:t>
-      </w:r>
-      <w:r>
-        <w:rPr>
-          <w:rFonts w:hint="eastAsia"/>
-          <w:lang w:eastAsia="ko-KR"/>
-        </w:rPr>
-        <w:t>.</w:t>
-      </w:r>
-    </w:p>
-    <w:p>
-      <w:pPr>
-        <w:pStyle w:val="Head1"/>
-        <w:rPr>
-          <w:rFonts w:ascii="Malgun Gothic" w:eastAsia="Malgun Gothic" w:hAnsi="Malgun Gothic" w:cs="Malgun Gothic"/>
-          <w:lang w:eastAsia="ko-KR"/>
-        </w:rPr>
-      </w:pPr>
-      <w:r>
-        <w:rPr>
-          <w:lang w:eastAsia="it-IT"/>
-        </w:rPr>
-        <w:t>4</w:t>
-      </w:r>
-      <w:r>
-        <w:rPr>
-          <w14:ligatures w14:val="standard"/>
-        </w:rPr>
-        <w:t> </w:t>
-      </w:r>
-      <w:r>
-        <w:rPr>
-          <w:lang w:eastAsia="ko-KR"/>
-        </w:rPr>
-        <w:t>Discussion</w:t>
-      </w:r>
-    </w:p>
-    <w:p>
-      <w:pPr>
-        <w:pStyle w:val="Para"/>
-        <w:rPr>
           <w:lang w:eastAsia="ja-JP"/>
         </w:rPr>
       </w:pPr>
@@ -1748,7 +3780,7 @@
         <w:rPr>
           <w:lang w:eastAsia="ja-JP"/>
         </w:rPr>
-        <w:t>Compare the results among the five applications and interpret what they mean. Discuss similarities, differences, and how they relate to networking concepts.</w:t>
+        <w:t>Summarize your overall findings and lessons learned from this homework. Briefly mention what you found most interesting or challenging.</w:t>
       </w:r>
     </w:p>
     <w:p>
@@ -1776,124 +3808,7 @@
     </w:p>
     <w:p>
       <w:pPr>
-        <w:pStyle w:val="ListParagraph"/>
-        <w:numPr>
-          <w:ilvl w:val="0"/>
-          <w:numId w:val="39"/>
-        </w:numPr>
-      </w:pPr>
-      <w:r>
-        <w:t>We recommend that this section be 500</w:t>
-      </w:r>
-      <w:r>
-        <w:rPr>
-          <w:rFonts w:hint="eastAsia"/>
-        </w:rPr>
-        <w:t>~</w:t>
-      </w:r>
-      <w:r>
-        <w:t>800 words long.</w:t>
-      </w:r>
-    </w:p>
-    <w:p>
-      <w:pPr>
-        <w:pStyle w:val="ListParagraph"/>
-      </w:pPr>
-      <w:r>
-        <w:t>Summary of main observation.</w:t>
-      </w:r>
-    </w:p>
-    <w:p>
-      <w:pPr>
-        <w:pStyle w:val="ListParagraph"/>
-      </w:pPr>
-      <w:r>
-        <w:t>Comparison of traffic characteristics across applications.</w:t>
-      </w:r>
-    </w:p>
-    <w:p>
-      <w:pPr>
-        <w:pStyle w:val="ListParagraph"/>
-      </w:pPr>
-      <w:r>
-        <w:t>Discuss what these findings reveal about protocol design and performance trade-offs in modern Internet services</w:t>
-      </w:r>
-    </w:p>
-    <w:p>
-      <w:pPr>
-        <w:pStyle w:val="ListParagraph"/>
-      </w:pPr>
-      <w:r>
-        <w:t>Reflection on how the results align with theory or reveal new insights.</w:t>
-      </w:r>
-    </w:p>
-    <w:p>
-      <w:pPr>
-        <w:pStyle w:val="Head1"/>
-        <w:rPr>
-          <w:rFonts w:ascii="Malgun Gothic" w:eastAsia="Malgun Gothic" w:hAnsi="Malgun Gothic" w:cs="Malgun Gothic"/>
-          <w:lang w:eastAsia="ko-KR"/>
-        </w:rPr>
-      </w:pPr>
-      <w:r>
-        <w:rPr>
-          <w:lang w:eastAsia="it-IT"/>
-        </w:rPr>
-        <w:t>5</w:t>
-      </w:r>
-      <w:r>
-        <w:rPr>
-          <w14:ligatures w14:val="standard"/>
-        </w:rPr>
-        <w:t> </w:t>
-      </w:r>
-      <w:r>
-        <w:rPr>
-          <w:lang w:eastAsia="ko-KR"/>
-        </w:rPr>
-        <w:t>Conclusion</w:t>
-      </w:r>
-    </w:p>
-    <w:p>
-      <w:pPr>
-        <w:pStyle w:val="Para"/>
-        <w:rPr>
-          <w:lang w:eastAsia="ja-JP"/>
-        </w:rPr>
-      </w:pPr>
-      <w:r>
-        <w:rPr>
-          <w:lang w:eastAsia="ja-JP"/>
-        </w:rPr>
-        <w:t>Summarize your overall findings and lessons learned from this homework. Briefly mention what you found most interesting or challenging.</w:t>
-      </w:r>
-    </w:p>
-    <w:p>
-      <w:pPr>
-        <w:pStyle w:val="Para"/>
-        <w:ind w:firstLine="360"/>
-        <w:rPr>
-          <w:b/>
-          <w:bCs/>
-          <w:i/>
-          <w:iCs/>
-          <w:lang w:eastAsia="it-IT"/>
-        </w:rPr>
-      </w:pPr>
-      <w:r>
-        <w:rPr>
-          <w:b/>
-          <w:bCs/>
-          <w:i/>
-          <w:iCs/>
-          <w:lang w:eastAsia="it-IT"/>
-        </w:rPr>
-        <w:t>Required elements:</w:t>
-      </w:r>
-    </w:p>
-    <w:p>
-      <w:pPr>
-        <w:pStyle w:val="ListParagraph"/>
+        <w:pStyle w:val="a1"/>
         <w:numPr>
           <w:ilvl w:val="0"/>
           <w:numId w:val="40"/>
@@ -1905,7 +3820,7 @@
     </w:p>
     <w:p>
       <w:pPr>
-        <w:pStyle w:val="ListParagraph"/>
+        <w:pStyle w:val="a1"/>
       </w:pPr>
       <w:r>
         <w:t>Reflection on how Wireshark helped visualize real network behavior</w:t>
@@ -1987,7 +3902,25 @@
           <w:iCs/>
           <w:szCs w:val="14"/>
         </w:rPr>
-        <w:t>50, 1 (Jan, 2007),</w:t>
+        <w:t>50, 1 (</w:t>
+      </w:r>
+      <w:proofErr w:type="gramStart"/>
+      <w:r>
+        <w:rPr>
+          <w:rFonts w:eastAsia="Times New Roman"/>
+          <w:iCs/>
+          <w:szCs w:val="14"/>
+        </w:rPr>
+        <w:t>Jan,</w:t>
+      </w:r>
+      <w:proofErr w:type="gramEnd"/>
+      <w:r>
+        <w:rPr>
+          <w:rFonts w:eastAsia="Times New Roman"/>
+          <w:iCs/>
+          <w:szCs w:val="14"/>
+        </w:rPr>
+        <w:t xml:space="preserve"> 2007),</w:t>
       </w:r>
       <w:r>
         <w:rPr>
@@ -1999,7 +3932,7 @@
       <w:hyperlink r:id="rId13" w:history="1">
         <w:r>
           <w:rPr>
-            <w:rStyle w:val="Hyperlink"/>
+            <w:rStyle w:val="ad"/>
             <w:rFonts w:eastAsia="Times New Roman"/>
             <w:szCs w:val="14"/>
           </w:rPr>
@@ -2048,8 +3981,18 @@
         <w:t>Proceedings of the 6th. ACM SIGACT-SIGPLAN Symposium on Principles of Programming Languages (POPL '79)</w:t>
       </w:r>
       <w:r>
-        <w:t>. ACM Press, New York, NY, 226-236. DOI:https://doi.org/10.1145/567752.567774</w:t>
-      </w:r>
+        <w:t xml:space="preserve">. ACM Press, New York, NY, 226-236. </w:t>
+      </w:r>
+      <w:proofErr w:type="spellStart"/>
+      <w:proofErr w:type="gramStart"/>
+      <w:r>
+        <w:t>DOI:https</w:t>
+      </w:r>
+      <w:proofErr w:type="spellEnd"/>
+      <w:r>
+        <w:t>://doi.org/10.1145/567752.567774</w:t>
+      </w:r>
+      <w:proofErr w:type="gramEnd"/>
     </w:p>
     <w:p>
       <w:pPr>
@@ -2087,8 +4030,18 @@
         <w:t>The title of book one</w:t>
       </w:r>
       <w:r>
-        <w:t> (1st. ed.). The name of the series one, Vol. 9. University of Chicago Press, Chicago. DOI:https://doi.org/10.1007/3-540-09237-4</w:t>
-      </w:r>
+        <w:t xml:space="preserve"> (1st. ed.). The name of the series one, Vol. 9. University of Chicago Press, Chicago. </w:t>
+      </w:r>
+      <w:proofErr w:type="spellStart"/>
+      <w:proofErr w:type="gramStart"/>
+      <w:r>
+        <w:t>DOI:https</w:t>
+      </w:r>
+      <w:proofErr w:type="spellEnd"/>
+      <w:r>
+        <w:t>://doi.org/10.1007/3-540-09237-4</w:t>
+      </w:r>
+      <w:proofErr w:type="gramEnd"/>
       <w:r>
         <w:rPr>
           <w14:ligatures w14:val="standard"/>
@@ -2126,7 +4079,11 @@
         <w:t>Understanding Policy-Based Networking</w:t>
       </w:r>
       <w:r>
-        <w:t> (2nd. ed.). Wiley, New York, NY.</w:t>
+        <w:t xml:space="preserve"> (2nd. ed.). Wiley, New York, </w:t>
+      </w:r>
+      <w:proofErr w:type="gramStart"/>
+      <w:r>
+        <w:t>NY.</w:t>
       </w:r>
       <w:r>
         <w:rPr>
@@ -2134,6 +4091,7 @@
         </w:rPr>
         <w:t>.</w:t>
       </w:r>
+      <w:proofErr w:type="gramEnd"/>
     </w:p>
     <w:p>
       <w:pPr>
@@ -2181,6 +4139,7 @@
       <w:r>
         <w:t xml:space="preserve">Using </w:t>
       </w:r>
+      <w:proofErr w:type="spellStart"/>
       <w:r>
         <w:rPr>
           <w:b/>
@@ -2188,15 +4147,25 @@
         </w:rPr>
         <w:t>AdditionalInfoHead</w:t>
       </w:r>
+      <w:proofErr w:type="spellEnd"/>
       <w:r>
         <w:t xml:space="preserve"> Style for Appendix Title and </w:t>
       </w:r>
+      <w:proofErr w:type="spellStart"/>
       <w:r>
         <w:rPr>
           <w:b/>
           <w:bCs/>
         </w:rPr>
-        <w:t xml:space="preserve">AdditionalInfo </w:t>
+        <w:t>AdditionalInfo</w:t>
+      </w:r>
+      <w:proofErr w:type="spellEnd"/>
+      <w:r>
+        <w:rPr>
+          <w:b/>
+          <w:bCs/>
+        </w:rPr>
+        <w:t xml:space="preserve"> </w:t>
       </w:r>
       <w:r>
         <w:t>Style for each paragraph.</w:t>
@@ -2218,7 +4187,23 @@
           <w:color w:val="EE0000"/>
           <w:highlight w:val="yellow"/>
         </w:rPr>
-        <w:t>A one-column layout is allowed in the appendices.***</w:t>
+        <w:t xml:space="preserve">A one-column layout is allowed in the </w:t>
+      </w:r>
+      <w:proofErr w:type="gramStart"/>
+      <w:r>
+        <w:rPr>
+          <w:color w:val="EE0000"/>
+          <w:highlight w:val="yellow"/>
+        </w:rPr>
+        <w:t>appendices.*</w:t>
+      </w:r>
+      <w:proofErr w:type="gramEnd"/>
+      <w:r>
+        <w:rPr>
+          <w:color w:val="EE0000"/>
+          <w:highlight w:val="yellow"/>
+        </w:rPr>
+        <w:t>**</w:t>
       </w:r>
     </w:p>
     <w:p>
@@ -2254,7 +4239,27 @@
           <w:highlight w:val="yellow"/>
         </w:rPr>
         <w:lastRenderedPageBreak/>
-        <w:t>*** Please remove this pages in your final report ***</w:t>
+        <w:t xml:space="preserve">*** Please remove </w:t>
+      </w:r>
+      <w:proofErr w:type="gramStart"/>
+      <w:r>
+        <w:rPr>
+          <w:b/>
+          <w:bCs/>
+          <w:color w:val="EE0000"/>
+          <w:highlight w:val="yellow"/>
+        </w:rPr>
+        <w:t>this pages</w:t>
+      </w:r>
+      <w:proofErr w:type="gramEnd"/>
+      <w:r>
+        <w:rPr>
+          <w:b/>
+          <w:bCs/>
+          <w:color w:val="EE0000"/>
+          <w:highlight w:val="yellow"/>
+        </w:rPr>
+        <w:t xml:space="preserve"> in your final report ***</w:t>
       </w:r>
     </w:p>
     <w:p>
@@ -2329,7 +4334,7 @@
       <w:hyperlink r:id="rId14" w:history="1">
         <w:r>
           <w:rPr>
-            <w:rStyle w:val="Hyperlink"/>
+            <w:rStyle w:val="ad"/>
             <w:rFonts w:cs="Linux Libertine"/>
             <w:color w:val="auto"/>
             <w:u w:val="none"/>
@@ -2401,10 +4406,10 @@
             <v:path o:extrusionok="f" gradientshapeok="t" o:connecttype="rect"/>
             <o:lock v:ext="edit" aspectratio="t"/>
           </v:shapetype>
-          <v:shape id="_x0000_i1026" type="#_x0000_t75" alt="" style="width:125pt;height:35pt;mso-width-percent:0;mso-height-percent:0;mso-width-percent:0;mso-height-percent:0" o:ole="">
+          <v:shape id="_x0000_i1033" type="#_x0000_t75" alt="" style="width:124.9pt;height:34.9pt;mso-width-percent:0;mso-height-percent:0;mso-width-percent:0;mso-height-percent:0" o:ole="">
             <v:imagedata r:id="rId15" o:title=""/>
           </v:shape>
-          <o:OLEObject Type="Embed" ProgID="Equation.DSMT4" ShapeID="_x0000_i1026" DrawAspect="Content" ObjectID="_1825439019" r:id="rId16"/>
+          <o:OLEObject Type="Embed" ProgID="Equation.DSMT4" ShapeID="_x0000_i1033" DrawAspect="Content" ObjectID="_1825588749" r:id="rId16"/>
         </w:object>
       </w:r>
       <w:r>
@@ -2432,30 +4437,36 @@
       <w:r>
         <w:t xml:space="preserve"> The user must style this paragraph in </w:t>
       </w:r>
+      <w:proofErr w:type="spellStart"/>
       <w:r>
         <w:rPr>
           <w:b/>
         </w:rPr>
         <w:t>ParaContinue</w:t>
       </w:r>
+      <w:proofErr w:type="spellEnd"/>
       <w:r>
         <w:t xml:space="preserve"> style, which follows immediately after the </w:t>
       </w:r>
+      <w:proofErr w:type="spellStart"/>
       <w:r>
         <w:rPr>
           <w:b/>
         </w:rPr>
         <w:t>DisplayFormula</w:t>
       </w:r>
+      <w:proofErr w:type="spellEnd"/>
       <w:r>
         <w:t xml:space="preserve"> (numbered equation). The </w:t>
       </w:r>
+      <w:proofErr w:type="spellStart"/>
       <w:r>
         <w:rPr>
           <w:b/>
         </w:rPr>
         <w:t>DisplayFormula</w:t>
       </w:r>
+      <w:proofErr w:type="spellEnd"/>
       <w:r>
         <w:t xml:space="preserve"> style is applied only in case of a numbered equation. A numbered equation always has a number to its right. </w:t>
       </w:r>
@@ -2497,10 +4508,10 @@
           <w:position w:val="-24"/>
         </w:rPr>
         <w:object w:dxaOrig="2540" w:dyaOrig="700" w14:anchorId="02DE47C1">
-          <v:shape id="_x0000_i1025" type="#_x0000_t75" alt="" style="width:125pt;height:35pt;mso-width-percent:0;mso-height-percent:0;mso-width-percent:0;mso-height-percent:0" o:ole="">
+          <v:shape id="_x0000_i1034" type="#_x0000_t75" alt="" style="width:124.9pt;height:34.9pt;mso-width-percent:0;mso-height-percent:0;mso-width-percent:0;mso-height-percent:0" o:ole="">
             <v:imagedata r:id="rId15" o:title=""/>
           </v:shape>
-          <o:OLEObject Type="Embed" ProgID="Equation.DSMT4" ShapeID="_x0000_i1025" DrawAspect="Content" ObjectID="_1825439020" r:id="rId17"/>
+          <o:OLEObject Type="Embed" ProgID="Equation.DSMT4" ShapeID="_x0000_i1034" DrawAspect="Content" ObjectID="_1825588750" r:id="rId17"/>
         </w:object>
       </w:r>
     </w:p>
@@ -2514,6 +4525,7 @@
       <w:r>
         <w:t xml:space="preserve">The </w:t>
       </w:r>
+      <w:proofErr w:type="spellStart"/>
       <w:r>
         <w:rPr>
           <w:b/>
@@ -2521,6 +4533,7 @@
         </w:rPr>
         <w:t>DisplayFormulaUnnum</w:t>
       </w:r>
+      <w:proofErr w:type="spellEnd"/>
       <w:r>
         <w:rPr>
           <w:lang w:eastAsia="ja-JP"/>
@@ -2657,13 +4670,95 @@
           <w14:ligatures w14:val="standard"/>
         </w:rPr>
       </w:pPr>
+      <w:proofErr w:type="gramStart"/>
       <w:r>
         <w:rPr>
           <w:szCs w:val="18"/>
           <w:lang w:eastAsia="ja-JP"/>
           <w14:ligatures w14:val="standard"/>
         </w:rPr>
-        <w:t>....Insert text here for the Quotation or Extract, Insert text here for the Quotation or Extract, Insert text here for the Quotation or Extract, Insert text here for the Quotation or Extract, Insert text here for the Quotation or Extract, Insert text here for the Quotation or Extract.</w:t>
+        <w:t>....Insert</w:t>
+      </w:r>
+      <w:proofErr w:type="gramEnd"/>
+      <w:r>
+        <w:rPr>
+          <w:szCs w:val="18"/>
+          <w:lang w:eastAsia="ja-JP"/>
+          <w14:ligatures w14:val="standard"/>
+        </w:rPr>
+        <w:t xml:space="preserve"> text here for the Quotation or Extract, </w:t>
+      </w:r>
+      <w:proofErr w:type="gramStart"/>
+      <w:r>
+        <w:rPr>
+          <w:szCs w:val="18"/>
+          <w:lang w:eastAsia="ja-JP"/>
+          <w14:ligatures w14:val="standard"/>
+        </w:rPr>
+        <w:t>Insert</w:t>
+      </w:r>
+      <w:proofErr w:type="gramEnd"/>
+      <w:r>
+        <w:rPr>
+          <w:szCs w:val="18"/>
+          <w:lang w:eastAsia="ja-JP"/>
+          <w14:ligatures w14:val="standard"/>
+        </w:rPr>
+        <w:t xml:space="preserve"> text here for the Quotation or Extract, </w:t>
+      </w:r>
+      <w:proofErr w:type="gramStart"/>
+      <w:r>
+        <w:rPr>
+          <w:szCs w:val="18"/>
+          <w:lang w:eastAsia="ja-JP"/>
+          <w14:ligatures w14:val="standard"/>
+        </w:rPr>
+        <w:t>Insert</w:t>
+      </w:r>
+      <w:proofErr w:type="gramEnd"/>
+      <w:r>
+        <w:rPr>
+          <w:szCs w:val="18"/>
+          <w:lang w:eastAsia="ja-JP"/>
+          <w14:ligatures w14:val="standard"/>
+        </w:rPr>
+        <w:t xml:space="preserve"> text here for the Quotation or Extract, </w:t>
+      </w:r>
+      <w:proofErr w:type="gramStart"/>
+      <w:r>
+        <w:rPr>
+          <w:szCs w:val="18"/>
+          <w:lang w:eastAsia="ja-JP"/>
+          <w14:ligatures w14:val="standard"/>
+        </w:rPr>
+        <w:t>Insert</w:t>
+      </w:r>
+      <w:proofErr w:type="gramEnd"/>
+      <w:r>
+        <w:rPr>
+          <w:szCs w:val="18"/>
+          <w:lang w:eastAsia="ja-JP"/>
+          <w14:ligatures w14:val="standard"/>
+        </w:rPr>
+        <w:t xml:space="preserve"> text here for the Quotation or Extract, </w:t>
+      </w:r>
+      <w:proofErr w:type="gramStart"/>
+      <w:r>
+        <w:rPr>
+          <w:szCs w:val="18"/>
+          <w:lang w:eastAsia="ja-JP"/>
+          <w14:ligatures w14:val="standard"/>
+        </w:rPr>
+        <w:t>Insert</w:t>
+      </w:r>
+      <w:proofErr w:type="gramEnd"/>
+      <w:r>
+        <w:rPr>
+          <w:szCs w:val="18"/>
+          <w:lang w:eastAsia="ja-JP"/>
+          <w14:ligatures w14:val="standard"/>
+        </w:rPr>
+        <w:t xml:space="preserve"> text here for the Quotation or Extract, Insert text here for the Quotation or Extract.</w:t>
       </w:r>
     </w:p>
     <w:p>
@@ -2722,7 +4817,7 @@
     </w:p>
     <w:p>
       <w:pPr>
-        <w:pStyle w:val="ListParagraph"/>
+        <w:pStyle w:val="a1"/>
         <w:numPr>
           <w:ilvl w:val="0"/>
           <w:numId w:val="30"/>
@@ -2734,7 +4829,7 @@
     </w:p>
     <w:p>
       <w:pPr>
-        <w:pStyle w:val="ListParagraph"/>
+        <w:pStyle w:val="a1"/>
         <w:numPr>
           <w:ilvl w:val="0"/>
           <w:numId w:val="30"/>
@@ -2755,7 +4850,7 @@
     </w:p>
     <w:p>
       <w:pPr>
-        <w:pStyle w:val="ListParagraph"/>
+        <w:pStyle w:val="a1"/>
         <w:numPr>
           <w:ilvl w:val="0"/>
           <w:numId w:val="30"/>
@@ -2776,7 +4871,7 @@
     </w:p>
     <w:p>
       <w:pPr>
-        <w:pStyle w:val="ListParagraph"/>
+        <w:pStyle w:val="a1"/>
         <w:numPr>
           <w:ilvl w:val="0"/>
           <w:numId w:val="30"/>
@@ -2815,7 +4910,7 @@
     </w:p>
     <w:p>
       <w:pPr>
-        <w:pStyle w:val="ListParagraph"/>
+        <w:pStyle w:val="a1"/>
       </w:pPr>
       <w:r>
         <w:t>In a Word 2013/2016 document, insert a picture.</w:t>
@@ -2823,7 +4918,7 @@
     </w:p>
     <w:p>
       <w:pPr>
-        <w:pStyle w:val="ListParagraph"/>
+        <w:pStyle w:val="a1"/>
       </w:pPr>
       <w:r>
         <w:t xml:space="preserve">Right click on the inserted picture and select the </w:t>
@@ -2840,7 +4935,7 @@
     </w:p>
     <w:p>
       <w:pPr>
-        <w:pStyle w:val="ListParagraph"/>
+        <w:pStyle w:val="a1"/>
       </w:pPr>
       <w:r>
         <w:t xml:space="preserve">In the settings at the right side of the window, click on the "Layout &amp; Properties" icon (3rd option). </w:t>
@@ -2848,7 +4943,7 @@
     </w:p>
     <w:p>
       <w:pPr>
-        <w:pStyle w:val="ListParagraph"/>
+        <w:pStyle w:val="a1"/>
       </w:pPr>
       <w:r>
         <w:t xml:space="preserve">Expand </w:t>
@@ -2865,7 +4960,7 @@
     </w:p>
     <w:p>
       <w:pPr>
-        <w:pStyle w:val="ListParagraph"/>
+        <w:pStyle w:val="a1"/>
       </w:pPr>
       <w:r>
         <w:t>In the "Title:" and "Description:" text boxes, type the text you want to represent the picture, and then click "Close".</w:t>
@@ -3351,7 +5446,25 @@
           <w:iCs/>
           <w:szCs w:val="14"/>
         </w:rPr>
-        <w:t>50, 1 (Jan, 2007),</w:t>
+        <w:t>50, 1 (</w:t>
+      </w:r>
+      <w:proofErr w:type="gramStart"/>
+      <w:r>
+        <w:rPr>
+          <w:rFonts w:eastAsia="Times New Roman"/>
+          <w:iCs/>
+          <w:szCs w:val="14"/>
+        </w:rPr>
+        <w:t>Jan,</w:t>
+      </w:r>
+      <w:proofErr w:type="gramEnd"/>
+      <w:r>
+        <w:rPr>
+          <w:rFonts w:eastAsia="Times New Roman"/>
+          <w:iCs/>
+          <w:szCs w:val="14"/>
+        </w:rPr>
+        <w:t xml:space="preserve"> 2007),</w:t>
       </w:r>
       <w:r>
         <w:rPr>
@@ -3363,7 +5476,7 @@
       <w:hyperlink r:id="rId19" w:history="1">
         <w:r>
           <w:rPr>
-            <w:rStyle w:val="Hyperlink"/>
+            <w:rStyle w:val="ad"/>
             <w:rFonts w:eastAsia="Times New Roman"/>
             <w:szCs w:val="14"/>
           </w:rPr>
@@ -3412,8 +5525,18 @@
         <w:t>Proceedings of the 6th. ACM SIGACT-SIGPLAN Symposium on Principles of Programming Languages (POPL '79)</w:t>
       </w:r>
       <w:r>
-        <w:t>. ACM Press, New York, NY, 226-236. DOI:https://doi.org/10.1145/567752.567774</w:t>
-      </w:r>
+        <w:t xml:space="preserve">. ACM Press, New York, NY, 226-236. </w:t>
+      </w:r>
+      <w:proofErr w:type="spellStart"/>
+      <w:proofErr w:type="gramStart"/>
+      <w:r>
+        <w:t>DOI:https</w:t>
+      </w:r>
+      <w:proofErr w:type="spellEnd"/>
+      <w:r>
+        <w:t>://doi.org/10.1145/567752.567774</w:t>
+      </w:r>
+      <w:proofErr w:type="gramEnd"/>
     </w:p>
     <w:p>
       <w:pPr>
@@ -3445,8 +5568,18 @@
         <w:t>The title of book one</w:t>
       </w:r>
       <w:r>
-        <w:t> (1st. ed.). The name of the series one, Vol. 9. University of Chicago Press, Chicago. DOI:https://doi.org/10.1007/3-540-09237-4</w:t>
-      </w:r>
+        <w:t xml:space="preserve"> (1st. ed.). The name of the series one, Vol. 9. University of Chicago Press, Chicago. </w:t>
+      </w:r>
+      <w:proofErr w:type="spellStart"/>
+      <w:proofErr w:type="gramStart"/>
+      <w:r>
+        <w:t>DOI:https</w:t>
+      </w:r>
+      <w:proofErr w:type="spellEnd"/>
+      <w:r>
+        <w:t>://doi.org/10.1007/3-540-09237-4</w:t>
+      </w:r>
+      <w:proofErr w:type="gramEnd"/>
       <w:r>
         <w:rPr>
           <w14:ligatures w14:val="standard"/>
@@ -3484,7 +5617,11 @@
         <w:t>Understanding Policy-Based Networking</w:t>
       </w:r>
       <w:r>
-        <w:t> (2nd. ed.). Wiley, New York, NY.</w:t>
+        <w:t xml:space="preserve"> (2nd. ed.). Wiley, New York, </w:t>
+      </w:r>
+      <w:proofErr w:type="gramStart"/>
+      <w:r>
+        <w:t>NY.</w:t>
       </w:r>
       <w:r>
         <w:rPr>
@@ -3492,6 +5629,7 @@
         </w:rPr>
         <w:t>.</w:t>
       </w:r>
+      <w:proofErr w:type="gramEnd"/>
       <w:r>
         <w:rPr>
           <w:vanish/>
@@ -3802,16 +5940,16 @@
 <w:ftr xmlns:wpc="http://schemas.microsoft.com/office/word/2010/wordprocessingCanvas" xmlns:cx="http://schemas.microsoft.com/office/drawing/2014/chartex" xmlns:cx1="http://schemas.microsoft.com/office/drawing/2015/9/8/chartex" xmlns:cx2="http://schemas.microsoft.com/office/drawing/2015/10/21/chartex" xmlns:cx3="http://schemas.microsoft.com/office/drawing/2016/5/9/chartex" xmlns:cx4="http://schemas.microsoft.com/office/drawing/2016/5/10/chartex" xmlns:cx5="http://schemas.microsoft.com/office/drawing/2016/5/11/chartex" xmlns:cx6="http://schemas.microsoft.com/office/drawing/2016/5/12/chartex" xmlns:cx7="http://schemas.microsoft.com/office/drawing/2016/5/13/chartex" xmlns:cx8="http://schemas.microsoft.com/office/drawing/2016/5/14/chartex" xmlns:mc="http://schemas.openxmlformats.org/markup-compatibility/2006" xmlns:aink="http://schemas.microsoft.com/office/drawing/2016/ink" xmlns:am3d="http://schemas.microsoft.com/office/drawing/2017/model3d" xmlns:o="urn:schemas-microsoft-com:office:office" xmlns:oel="http://schemas.microsoft.com/office/2019/extlst" xmlns:r="http://schemas.openxmlformats.org/officeDocument/2006/relationships" xmlns:m="http://schemas.openxmlformats.org/officeDocument/2006/math" xmlns:v="urn:schemas-microsoft-com:vml" xmlns:wp14="http://schemas.microsoft.com/office/word/2010/wordprocessingDrawing" xmlns:wp="http://schemas.openxmlformats.org/drawingml/2006/wordprocessingDrawing" xmlns:w10="urn:schemas-microsoft-com:office:word" xmlns:w="http://schemas.openxmlformats.org/wordprocessingml/2006/main" xmlns:w14="http://schemas.microsoft.com/office/word/2010/wordml" xmlns:w15="http://schemas.microsoft.com/office/word/2012/wordml" xmlns:w16cex="http://schemas.microsoft.com/office/word/2018/wordml/cex" xmlns:w16cid="http://schemas.microsoft.com/office/word/2016/wordml/cid" xmlns:w16="http://schemas.microsoft.com/office/word/2018/wordml" xmlns:w16du="http://schemas.microsoft.com/office/word/2023/wordml/word16du" xmlns:w16sdtdh="http://schemas.microsoft.com/office/word/2020/wordml/sdtdatahash" xmlns:w16sdtfl="http://schemas.microsoft.com/office/word/2024/wordml/sdtformatlock" xmlns:w16se="http://schemas.microsoft.com/office/word/2015/wordml/symex" xmlns:wpg="http://schemas.microsoft.com/office/word/2010/wordprocessingGroup" xmlns:wpi="http://schemas.microsoft.com/office/word/2010/wordprocessingInk" xmlns:wne="http://schemas.microsoft.com/office/word/2006/wordml" xmlns:wps="http://schemas.microsoft.com/office/word/2010/wordprocessingShape" mc:Ignorable="w14 w15 w16se w16cid w16 w16cex w16sdtdh w16sdtfl w16du wp14">
   <w:p>
     <w:pPr>
-      <w:pStyle w:val="Footer"/>
+      <w:pStyle w:val="a8"/>
       <w:rPr>
-        <w:rStyle w:val="PageNumber"/>
+        <w:rStyle w:val="afb"/>
         <w:rFonts w:ascii="Linux Biolinum" w:hAnsi="Linux Biolinum" w:cs="Linux Biolinum"/>
       </w:rPr>
     </w:pPr>
   </w:p>
   <w:p>
     <w:pPr>
-      <w:pStyle w:val="Footer"/>
+      <w:pStyle w:val="a8"/>
       <w:ind w:right="360"/>
       <w:rPr>
         <w:rFonts w:ascii="Linux Biolinum" w:hAnsi="Linux Biolinum" w:cs="Linux Biolinum"/>
@@ -3825,7 +5963,7 @@
 <w:ftr xmlns:wpc="http://schemas.microsoft.com/office/word/2010/wordprocessingCanvas" xmlns:cx="http://schemas.microsoft.com/office/drawing/2014/chartex" xmlns:cx1="http://schemas.microsoft.com/office/drawing/2015/9/8/chartex" xmlns:cx2="http://schemas.microsoft.com/office/drawing/2015/10/21/chartex" xmlns:cx3="http://schemas.microsoft.com/office/drawing/2016/5/9/chartex" xmlns:cx4="http://schemas.microsoft.com/office/drawing/2016/5/10/chartex" xmlns:cx5="http://schemas.microsoft.com/office/drawing/2016/5/11/chartex" xmlns:cx6="http://schemas.microsoft.com/office/drawing/2016/5/12/chartex" xmlns:cx7="http://schemas.microsoft.com/office/drawing/2016/5/13/chartex" xmlns:cx8="http://schemas.microsoft.com/office/drawing/2016/5/14/chartex" xmlns:mc="http://schemas.openxmlformats.org/markup-compatibility/2006" xmlns:aink="http://schemas.microsoft.com/office/drawing/2016/ink" xmlns:am3d="http://schemas.microsoft.com/office/drawing/2017/model3d" xmlns:o="urn:schemas-microsoft-com:office:office" xmlns:oel="http://schemas.microsoft.com/office/2019/extlst" xmlns:r="http://schemas.openxmlformats.org/officeDocument/2006/relationships" xmlns:m="http://schemas.openxmlformats.org/officeDocument/2006/math" xmlns:v="urn:schemas-microsoft-com:vml" xmlns:wp14="http://schemas.microsoft.com/office/word/2010/wordprocessingDrawing" xmlns:wp="http://schemas.openxmlformats.org/drawingml/2006/wordprocessingDrawing" xmlns:w10="urn:schemas-microsoft-com:office:word" xmlns:w="http://schemas.openxmlformats.org/wordprocessingml/2006/main" xmlns:w14="http://schemas.microsoft.com/office/word/2010/wordml" xmlns:w15="http://schemas.microsoft.com/office/word/2012/wordml" xmlns:w16cex="http://schemas.microsoft.com/office/word/2018/wordml/cex" xmlns:w16cid="http://schemas.microsoft.com/office/word/2016/wordml/cid" xmlns:w16="http://schemas.microsoft.com/office/word/2018/wordml" xmlns:w16du="http://schemas.microsoft.com/office/word/2023/wordml/word16du" xmlns:w16sdtdh="http://schemas.microsoft.com/office/word/2020/wordml/sdtdatahash" xmlns:w16sdtfl="http://schemas.microsoft.com/office/word/2024/wordml/sdtformatlock" xmlns:w16se="http://schemas.microsoft.com/office/word/2015/wordml/symex" xmlns:wpg="http://schemas.microsoft.com/office/word/2010/wordprocessingGroup" xmlns:wpi="http://schemas.microsoft.com/office/word/2010/wordprocessingInk" xmlns:wne="http://schemas.microsoft.com/office/word/2006/wordml" xmlns:wps="http://schemas.microsoft.com/office/word/2010/wordprocessingShape" mc:Ignorable="w14 w15 w16se w16cid w16 w16cex w16sdtdh w16sdtfl w16du wp14">
   <w:p>
     <w:pPr>
-      <w:pStyle w:val="Footer"/>
+      <w:pStyle w:val="a8"/>
       <w:ind w:right="360"/>
       <w:rPr>
         <w:rFonts w:ascii="Linux Biolinum" w:hAnsi="Linux Biolinum" w:cs="Linux Biolinum"/>
@@ -3876,7 +6014,7 @@
         </w:tcPr>
         <w:p>
           <w:pPr>
-            <w:pStyle w:val="Header"/>
+            <w:pStyle w:val="a7"/>
             <w:tabs>
               <w:tab w:val="clear" w:pos="4320"/>
               <w:tab w:val="clear" w:pos="8640"/>
@@ -3901,7 +6039,7 @@
         </w:tcPr>
         <w:p>
           <w:pPr>
-            <w:pStyle w:val="Header"/>
+            <w:pStyle w:val="a7"/>
             <w:tabs>
               <w:tab w:val="clear" w:pos="4320"/>
               <w:tab w:val="clear" w:pos="8640"/>
@@ -3941,7 +6079,7 @@
   </w:tbl>
   <w:p>
     <w:pPr>
-      <w:pStyle w:val="Header"/>
+      <w:pStyle w:val="a7"/>
     </w:pPr>
   </w:p>
 </w:hdr>
@@ -3966,7 +6104,7 @@
         </w:tcPr>
         <w:p>
           <w:pPr>
-            <w:pStyle w:val="Header"/>
+            <w:pStyle w:val="a7"/>
             <w:tabs>
               <w:tab w:val="clear" w:pos="4320"/>
               <w:tab w:val="clear" w:pos="8640"/>
@@ -4016,7 +6154,7 @@
         </w:tcPr>
         <w:p>
           <w:pPr>
-            <w:pStyle w:val="Header"/>
+            <w:pStyle w:val="a7"/>
             <w:tabs>
               <w:tab w:val="clear" w:pos="4320"/>
               <w:tab w:val="clear" w:pos="8640"/>
@@ -4038,7 +6176,7 @@
   </w:tbl>
   <w:p>
     <w:pPr>
-      <w:pStyle w:val="Header"/>
+      <w:pStyle w:val="a7"/>
     </w:pPr>
   </w:p>
 </w:hdr>
@@ -4053,7 +6191,7 @@
     <w:lvl w:ilvl="0">
       <w:start w:val="1"/>
       <w:numFmt w:val="decimal"/>
-      <w:pStyle w:val="ListNumber5"/>
+      <w:pStyle w:val="5"/>
       <w:lvlText w:val="%1."/>
       <w:lvlJc w:val="left"/>
       <w:pPr>
@@ -4071,7 +6209,7 @@
     <w:lvl w:ilvl="0">
       <w:start w:val="1"/>
       <w:numFmt w:val="decimal"/>
-      <w:pStyle w:val="ListNumber4"/>
+      <w:pStyle w:val="4"/>
       <w:lvlText w:val="%1."/>
       <w:lvlJc w:val="left"/>
       <w:pPr>
@@ -4089,7 +6227,7 @@
     <w:lvl w:ilvl="0">
       <w:start w:val="1"/>
       <w:numFmt w:val="decimal"/>
-      <w:pStyle w:val="ListNumber3"/>
+      <w:pStyle w:val="3"/>
       <w:lvlText w:val="%1."/>
       <w:lvlJc w:val="left"/>
       <w:pPr>
@@ -4107,7 +6245,7 @@
     <w:lvl w:ilvl="0">
       <w:start w:val="1"/>
       <w:numFmt w:val="decimal"/>
-      <w:pStyle w:val="ListNumber2"/>
+      <w:pStyle w:val="2"/>
       <w:lvlText w:val="%1."/>
       <w:lvlJc w:val="left"/>
       <w:pPr>
@@ -4125,7 +6263,7 @@
     <w:lvl w:ilvl="0">
       <w:start w:val="1"/>
       <w:numFmt w:val="bullet"/>
-      <w:pStyle w:val="ListBullet5"/>
+      <w:pStyle w:val="50"/>
       <w:lvlText w:val=""/>
       <w:lvlJc w:val="left"/>
       <w:pPr>
@@ -4146,7 +6284,7 @@
     <w:lvl w:ilvl="0">
       <w:start w:val="1"/>
       <w:numFmt w:val="bullet"/>
-      <w:pStyle w:val="ListBullet4"/>
+      <w:pStyle w:val="40"/>
       <w:lvlText w:val=""/>
       <w:lvlJc w:val="left"/>
       <w:pPr>
@@ -4167,7 +6305,7 @@
     <w:lvl w:ilvl="0">
       <w:start w:val="1"/>
       <w:numFmt w:val="bullet"/>
-      <w:pStyle w:val="ListBullet3"/>
+      <w:pStyle w:val="30"/>
       <w:lvlText w:val=""/>
       <w:lvlJc w:val="left"/>
       <w:pPr>
@@ -4188,7 +6326,7 @@
     <w:lvl w:ilvl="0">
       <w:start w:val="1"/>
       <w:numFmt w:val="bullet"/>
-      <w:pStyle w:val="ListBullet2"/>
+      <w:pStyle w:val="20"/>
       <w:lvlText w:val=""/>
       <w:lvlJc w:val="left"/>
       <w:pPr>
@@ -4209,7 +6347,7 @@
     <w:lvl w:ilvl="0">
       <w:start w:val="1"/>
       <w:numFmt w:val="decimal"/>
-      <w:pStyle w:val="ListNumber"/>
+      <w:pStyle w:val="a"/>
       <w:lvlText w:val="%1."/>
       <w:lvlJc w:val="left"/>
       <w:pPr>
@@ -4227,7 +6365,7 @@
     <w:lvl w:ilvl="0">
       <w:start w:val="1"/>
       <w:numFmt w:val="bullet"/>
-      <w:pStyle w:val="ListBullet"/>
+      <w:pStyle w:val="a0"/>
       <w:lvlText w:val=""/>
       <w:lvlJc w:val="left"/>
       <w:pPr>
@@ -4248,7 +6386,7 @@
     <w:lvl w:ilvl="0" w:tplc="DE32B00E">
       <w:start w:val="1"/>
       <w:numFmt w:val="decimal"/>
-      <w:pStyle w:val="ListParagraph"/>
+      <w:pStyle w:val="a1"/>
       <w:lvlText w:val="%1."/>
       <w:lvlJc w:val="left"/>
       <w:pPr>
@@ -5526,6 +7664,120 @@
     </w:lvl>
   </w:abstractNum>
   <w:abstractNum w:abstractNumId="23" w15:restartNumberingAfterBreak="0">
+    <w:nsid w:val="53594285"/>
+    <w:multiLevelType w:val="hybridMultilevel"/>
+    <w:tmpl w:val="8DCEBCF4"/>
+    <w:lvl w:ilvl="0" w:tplc="FF3894DE">
+      <w:start w:val="2"/>
+      <w:numFmt w:val="bullet"/>
+      <w:lvlText w:val="-"/>
+      <w:lvlJc w:val="left"/>
+      <w:pPr>
+        <w:ind w:left="540" w:hanging="360"/>
+      </w:pPr>
+      <w:rPr>
+        <w:rFonts w:ascii="Linux Biolinum" w:eastAsia="맑은 고딕" w:hAnsi="Linux Biolinum" w:cs="Linux Biolinum" w:hint="default"/>
+        <w:i/>
+      </w:rPr>
+    </w:lvl>
+    <w:lvl w:ilvl="1" w:tplc="04090003" w:tentative="1">
+      <w:start w:val="1"/>
+      <w:numFmt w:val="bullet"/>
+      <w:lvlText w:val=""/>
+      <w:lvlJc w:val="left"/>
+      <w:pPr>
+        <w:ind w:left="1060" w:hanging="440"/>
+      </w:pPr>
+      <w:rPr>
+        <w:rFonts w:ascii="Wingdings" w:hAnsi="Wingdings" w:hint="default"/>
+      </w:rPr>
+    </w:lvl>
+    <w:lvl w:ilvl="2" w:tplc="04090005" w:tentative="1">
+      <w:start w:val="1"/>
+      <w:numFmt w:val="bullet"/>
+      <w:lvlText w:val=""/>
+      <w:lvlJc w:val="left"/>
+      <w:pPr>
+        <w:ind w:left="1500" w:hanging="440"/>
+      </w:pPr>
+      <w:rPr>
+        <w:rFonts w:ascii="Wingdings" w:hAnsi="Wingdings" w:hint="default"/>
+      </w:rPr>
+    </w:lvl>
+    <w:lvl w:ilvl="3" w:tplc="04090001" w:tentative="1">
+      <w:start w:val="1"/>
+      <w:numFmt w:val="bullet"/>
+      <w:lvlText w:val=""/>
+      <w:lvlJc w:val="left"/>
+      <w:pPr>
+        <w:ind w:left="1940" w:hanging="440"/>
+      </w:pPr>
+      <w:rPr>
+        <w:rFonts w:ascii="Wingdings" w:hAnsi="Wingdings" w:hint="default"/>
+      </w:rPr>
+    </w:lvl>
+    <w:lvl w:ilvl="4" w:tplc="04090003" w:tentative="1">
+      <w:start w:val="1"/>
+      <w:numFmt w:val="bullet"/>
+      <w:lvlText w:val=""/>
+      <w:lvlJc w:val="left"/>
+      <w:pPr>
+        <w:ind w:left="2380" w:hanging="440"/>
+      </w:pPr>
+      <w:rPr>
+        <w:rFonts w:ascii="Wingdings" w:hAnsi="Wingdings" w:hint="default"/>
+      </w:rPr>
+    </w:lvl>
+    <w:lvl w:ilvl="5" w:tplc="04090005" w:tentative="1">
+      <w:start w:val="1"/>
+      <w:numFmt w:val="bullet"/>
+      <w:lvlText w:val=""/>
+      <w:lvlJc w:val="left"/>
+      <w:pPr>
+        <w:ind w:left="2820" w:hanging="440"/>
+      </w:pPr>
+      <w:rPr>
+        <w:rFonts w:ascii="Wingdings" w:hAnsi="Wingdings" w:hint="default"/>
+      </w:rPr>
+    </w:lvl>
+    <w:lvl w:ilvl="6" w:tplc="04090001" w:tentative="1">
+      <w:start w:val="1"/>
+      <w:numFmt w:val="bullet"/>
+      <w:lvlText w:val=""/>
+      <w:lvlJc w:val="left"/>
+      <w:pPr>
+        <w:ind w:left="3260" w:hanging="440"/>
+      </w:pPr>
+      <w:rPr>
+        <w:rFonts w:ascii="Wingdings" w:hAnsi="Wingdings" w:hint="default"/>
+      </w:rPr>
+    </w:lvl>
+    <w:lvl w:ilvl="7" w:tplc="04090003" w:tentative="1">
+      <w:start w:val="1"/>
+      <w:numFmt w:val="bullet"/>
+      <w:lvlText w:val=""/>
+      <w:lvlJc w:val="left"/>
+      <w:pPr>
+        <w:ind w:left="3700" w:hanging="440"/>
+      </w:pPr>
+      <w:rPr>
+        <w:rFonts w:ascii="Wingdings" w:hAnsi="Wingdings" w:hint="default"/>
+      </w:rPr>
+    </w:lvl>
+    <w:lvl w:ilvl="8" w:tplc="04090005" w:tentative="1">
+      <w:start w:val="1"/>
+      <w:numFmt w:val="bullet"/>
+      <w:lvlText w:val=""/>
+      <w:lvlJc w:val="left"/>
+      <w:pPr>
+        <w:ind w:left="4140" w:hanging="440"/>
+      </w:pPr>
+      <w:rPr>
+        <w:rFonts w:ascii="Wingdings" w:hAnsi="Wingdings" w:hint="default"/>
+      </w:rPr>
+    </w:lvl>
+  </w:abstractNum>
+  <w:abstractNum w:abstractNumId="24" w15:restartNumberingAfterBreak="0">
     <w:nsid w:val="554B53A5"/>
     <w:multiLevelType w:val="multilevel"/>
     <w:tmpl w:val="1A2C5E10"/>
@@ -5666,7 +7918,7 @@
       </w:rPr>
     </w:lvl>
   </w:abstractNum>
-  <w:abstractNum w:abstractNumId="24" w15:restartNumberingAfterBreak="0">
+  <w:abstractNum w:abstractNumId="25" w15:restartNumberingAfterBreak="0">
     <w:nsid w:val="60560767"/>
     <w:multiLevelType w:val="multilevel"/>
     <w:tmpl w:val="0409001D"/>
@@ -5752,7 +8004,7 @@
       </w:pPr>
     </w:lvl>
   </w:abstractNum>
-  <w:abstractNum w:abstractNumId="25" w15:restartNumberingAfterBreak="0">
+  <w:abstractNum w:abstractNumId="26" w15:restartNumberingAfterBreak="0">
     <w:nsid w:val="612D4DC5"/>
     <w:multiLevelType w:val="hybridMultilevel"/>
     <w:tmpl w:val="C13A82DE"/>
@@ -5865,7 +8117,7 @@
       </w:rPr>
     </w:lvl>
   </w:abstractNum>
-  <w:abstractNum w:abstractNumId="26" w15:restartNumberingAfterBreak="0">
+  <w:abstractNum w:abstractNumId="27" w15:restartNumberingAfterBreak="0">
     <w:nsid w:val="6204797A"/>
     <w:multiLevelType w:val="hybridMultilevel"/>
     <w:tmpl w:val="E97A8A70"/>
@@ -5982,7 +8234,121 @@
       </w:pPr>
     </w:lvl>
   </w:abstractNum>
-  <w:abstractNum w:abstractNumId="27" w15:restartNumberingAfterBreak="0">
+  <w:abstractNum w:abstractNumId="28" w15:restartNumberingAfterBreak="0">
+    <w:nsid w:val="644C7779"/>
+    <w:multiLevelType w:val="hybridMultilevel"/>
+    <w:tmpl w:val="F83E05DC"/>
+    <w:lvl w:ilvl="0" w:tplc="FA0C58EE">
+      <w:start w:val="2"/>
+      <w:numFmt w:val="bullet"/>
+      <w:lvlText w:val="-"/>
+      <w:lvlJc w:val="left"/>
+      <w:pPr>
+        <w:ind w:left="540" w:hanging="360"/>
+      </w:pPr>
+      <w:rPr>
+        <w:rFonts w:ascii="Linux Biolinum" w:eastAsia="맑은 고딕" w:hAnsi="Linux Biolinum" w:cs="Linux Biolinum" w:hint="default"/>
+        <w:i/>
+      </w:rPr>
+    </w:lvl>
+    <w:lvl w:ilvl="1" w:tplc="04090003" w:tentative="1">
+      <w:start w:val="1"/>
+      <w:numFmt w:val="bullet"/>
+      <w:lvlText w:val=""/>
+      <w:lvlJc w:val="left"/>
+      <w:pPr>
+        <w:ind w:left="1060" w:hanging="440"/>
+      </w:pPr>
+      <w:rPr>
+        <w:rFonts w:ascii="Wingdings" w:hAnsi="Wingdings" w:hint="default"/>
+      </w:rPr>
+    </w:lvl>
+    <w:lvl w:ilvl="2" w:tplc="04090005" w:tentative="1">
+      <w:start w:val="1"/>
+      <w:numFmt w:val="bullet"/>
+      <w:lvlText w:val=""/>
+      <w:lvlJc w:val="left"/>
+      <w:pPr>
+        <w:ind w:left="1500" w:hanging="440"/>
+      </w:pPr>
+      <w:rPr>
+        <w:rFonts w:ascii="Wingdings" w:hAnsi="Wingdings" w:hint="default"/>
+      </w:rPr>
+    </w:lvl>
+    <w:lvl w:ilvl="3" w:tplc="04090001" w:tentative="1">
+      <w:start w:val="1"/>
+      <w:numFmt w:val="bullet"/>
+      <w:lvlText w:val=""/>
+      <w:lvlJc w:val="left"/>
+      <w:pPr>
+        <w:ind w:left="1940" w:hanging="440"/>
+      </w:pPr>
+      <w:rPr>
+        <w:rFonts w:ascii="Wingdings" w:hAnsi="Wingdings" w:hint="default"/>
+      </w:rPr>
+    </w:lvl>
+    <w:lvl w:ilvl="4" w:tplc="04090003" w:tentative="1">
+      <w:start w:val="1"/>
+      <w:numFmt w:val="bullet"/>
+      <w:lvlText w:val=""/>
+      <w:lvlJc w:val="left"/>
+      <w:pPr>
+        <w:ind w:left="2380" w:hanging="440"/>
+      </w:pPr>
+      <w:rPr>
+        <w:rFonts w:ascii="Wingdings" w:hAnsi="Wingdings" w:hint="default"/>
+      </w:rPr>
+    </w:lvl>
+    <w:lvl w:ilvl="5" w:tplc="04090005" w:tentative="1">
+      <w:start w:val="1"/>
+      <w:numFmt w:val="bullet"/>
+      <w:lvlText w:val=""/>
+      <w:lvlJc w:val="left"/>
+      <w:pPr>
+        <w:ind w:left="2820" w:hanging="440"/>
+      </w:pPr>
+      <w:rPr>
+        <w:rFonts w:ascii="Wingdings" w:hAnsi="Wingdings" w:hint="default"/>
+      </w:rPr>
+    </w:lvl>
+    <w:lvl w:ilvl="6" w:tplc="04090001" w:tentative="1">
+      <w:start w:val="1"/>
+      <w:numFmt w:val="bullet"/>
+      <w:lvlText w:val=""/>
+      <w:lvlJc w:val="left"/>
+      <w:pPr>
+        <w:ind w:left="3260" w:hanging="440"/>
+      </w:pPr>
+      <w:rPr>
+        <w:rFonts w:ascii="Wingdings" w:hAnsi="Wingdings" w:hint="default"/>
+      </w:rPr>
+    </w:lvl>
+    <w:lvl w:ilvl="7" w:tplc="04090003" w:tentative="1">
+      <w:start w:val="1"/>
+      <w:numFmt w:val="bullet"/>
+      <w:lvlText w:val=""/>
+      <w:lvlJc w:val="left"/>
+      <w:pPr>
+        <w:ind w:left="3700" w:hanging="440"/>
+      </w:pPr>
+      <w:rPr>
+        <w:rFonts w:ascii="Wingdings" w:hAnsi="Wingdings" w:hint="default"/>
+      </w:rPr>
+    </w:lvl>
+    <w:lvl w:ilvl="8" w:tplc="04090005" w:tentative="1">
+      <w:start w:val="1"/>
+      <w:numFmt w:val="bullet"/>
+      <w:lvlText w:val=""/>
+      <w:lvlJc w:val="left"/>
+      <w:pPr>
+        <w:ind w:left="4140" w:hanging="440"/>
+      </w:pPr>
+      <w:rPr>
+        <w:rFonts w:ascii="Wingdings" w:hAnsi="Wingdings" w:hint="default"/>
+      </w:rPr>
+    </w:lvl>
+  </w:abstractNum>
+  <w:abstractNum w:abstractNumId="29" w15:restartNumberingAfterBreak="0">
     <w:nsid w:val="67445E99"/>
     <w:multiLevelType w:val="multilevel"/>
     <w:tmpl w:val="9F46EC34"/>
@@ -6123,7 +8489,7 @@
       </w:rPr>
     </w:lvl>
   </w:abstractNum>
-  <w:abstractNum w:abstractNumId="28" w15:restartNumberingAfterBreak="0">
+  <w:abstractNum w:abstractNumId="30" w15:restartNumberingAfterBreak="0">
     <w:nsid w:val="6B415F8A"/>
     <w:multiLevelType w:val="multilevel"/>
     <w:tmpl w:val="0409001D"/>
@@ -6209,7 +8575,7 @@
       </w:pPr>
     </w:lvl>
   </w:abstractNum>
-  <w:abstractNum w:abstractNumId="29" w15:restartNumberingAfterBreak="0">
+  <w:abstractNum w:abstractNumId="31" w15:restartNumberingAfterBreak="0">
     <w:nsid w:val="6B8E7CF9"/>
     <w:multiLevelType w:val="hybridMultilevel"/>
     <w:tmpl w:val="4E7C556E"/>
@@ -6326,7 +8692,96 @@
       </w:pPr>
     </w:lvl>
   </w:abstractNum>
-  <w:abstractNum w:abstractNumId="30" w15:restartNumberingAfterBreak="0">
+  <w:abstractNum w:abstractNumId="32" w15:restartNumberingAfterBreak="0">
+    <w:nsid w:val="73DD46EA"/>
+    <w:multiLevelType w:val="hybridMultilevel"/>
+    <w:tmpl w:val="8294D49C"/>
+    <w:lvl w:ilvl="0" w:tplc="41EEBDCA">
+      <w:start w:val="1"/>
+      <w:numFmt w:val="decimal"/>
+      <w:lvlText w:val="%1."/>
+      <w:lvlJc w:val="left"/>
+      <w:pPr>
+        <w:ind w:left="800" w:hanging="360"/>
+      </w:pPr>
+      <w:rPr>
+        <w:rFonts w:hint="default"/>
+      </w:rPr>
+    </w:lvl>
+    <w:lvl w:ilvl="1" w:tplc="04090019" w:tentative="1">
+      <w:start w:val="1"/>
+      <w:numFmt w:val="upperLetter"/>
+      <w:lvlText w:val="%2."/>
+      <w:lvlJc w:val="left"/>
+      <w:pPr>
+        <w:ind w:left="1320" w:hanging="440"/>
+      </w:pPr>
+    </w:lvl>
+    <w:lvl w:ilvl="2" w:tplc="0409001B" w:tentative="1">
+      <w:start w:val="1"/>
+      <w:numFmt w:val="lowerRoman"/>
+      <w:lvlText w:val="%3."/>
+      <w:lvlJc w:val="right"/>
+      <w:pPr>
+        <w:ind w:left="1760" w:hanging="440"/>
+      </w:pPr>
+    </w:lvl>
+    <w:lvl w:ilvl="3" w:tplc="0409000F" w:tentative="1">
+      <w:start w:val="1"/>
+      <w:numFmt w:val="decimal"/>
+      <w:lvlText w:val="%4."/>
+      <w:lvlJc w:val="left"/>
+      <w:pPr>
+        <w:ind w:left="2200" w:hanging="440"/>
+      </w:pPr>
+    </w:lvl>
+    <w:lvl w:ilvl="4" w:tplc="04090019" w:tentative="1">
+      <w:start w:val="1"/>
+      <w:numFmt w:val="upperLetter"/>
+      <w:lvlText w:val="%5."/>
+      <w:lvlJc w:val="left"/>
+      <w:pPr>
+        <w:ind w:left="2640" w:hanging="440"/>
+      </w:pPr>
+    </w:lvl>
+    <w:lvl w:ilvl="5" w:tplc="0409001B" w:tentative="1">
+      <w:start w:val="1"/>
+      <w:numFmt w:val="lowerRoman"/>
+      <w:lvlText w:val="%6."/>
+      <w:lvlJc w:val="right"/>
+      <w:pPr>
+        <w:ind w:left="3080" w:hanging="440"/>
+      </w:pPr>
+    </w:lvl>
+    <w:lvl w:ilvl="6" w:tplc="0409000F" w:tentative="1">
+      <w:start w:val="1"/>
+      <w:numFmt w:val="decimal"/>
+      <w:lvlText w:val="%7."/>
+      <w:lvlJc w:val="left"/>
+      <w:pPr>
+        <w:ind w:left="3520" w:hanging="440"/>
+      </w:pPr>
+    </w:lvl>
+    <w:lvl w:ilvl="7" w:tplc="04090019" w:tentative="1">
+      <w:start w:val="1"/>
+      <w:numFmt w:val="upperLetter"/>
+      <w:lvlText w:val="%8."/>
+      <w:lvlJc w:val="left"/>
+      <w:pPr>
+        <w:ind w:left="3960" w:hanging="440"/>
+      </w:pPr>
+    </w:lvl>
+    <w:lvl w:ilvl="8" w:tplc="0409001B" w:tentative="1">
+      <w:start w:val="1"/>
+      <w:numFmt w:val="lowerRoman"/>
+      <w:lvlText w:val="%9."/>
+      <w:lvlJc w:val="right"/>
+      <w:pPr>
+        <w:ind w:left="4400" w:hanging="440"/>
+      </w:pPr>
+    </w:lvl>
+  </w:abstractNum>
+  <w:abstractNum w:abstractNumId="33" w15:restartNumberingAfterBreak="0">
     <w:nsid w:val="799051AC"/>
     <w:multiLevelType w:val="multilevel"/>
     <w:tmpl w:val="04090023"/>
@@ -6379,7 +8834,7 @@
     <w:lvl w:ilvl="5">
       <w:start w:val="1"/>
       <w:numFmt w:val="lowerLetter"/>
-      <w:pStyle w:val="Heading6"/>
+      <w:pStyle w:val="6"/>
       <w:lvlText w:val="%6)"/>
       <w:lvlJc w:val="left"/>
       <w:pPr>
@@ -6389,7 +8844,7 @@
     <w:lvl w:ilvl="6">
       <w:start w:val="1"/>
       <w:numFmt w:val="lowerRoman"/>
-      <w:pStyle w:val="Heading7"/>
+      <w:pStyle w:val="7"/>
       <w:lvlText w:val="%7)"/>
       <w:lvlJc w:val="right"/>
       <w:pPr>
@@ -6399,7 +8854,7 @@
     <w:lvl w:ilvl="7">
       <w:start w:val="1"/>
       <w:numFmt w:val="lowerLetter"/>
-      <w:pStyle w:val="Heading8"/>
+      <w:pStyle w:val="8"/>
       <w:lvlText w:val="%8."/>
       <w:lvlJc w:val="left"/>
       <w:pPr>
@@ -6409,7 +8864,7 @@
     <w:lvl w:ilvl="8">
       <w:start w:val="1"/>
       <w:numFmt w:val="lowerRoman"/>
-      <w:pStyle w:val="Heading9"/>
+      <w:pStyle w:val="9"/>
       <w:lvlText w:val="%9."/>
       <w:lvlJc w:val="right"/>
       <w:pPr>
@@ -6417,7 +8872,7 @@
       </w:pPr>
     </w:lvl>
   </w:abstractNum>
-  <w:abstractNum w:abstractNumId="31" w15:restartNumberingAfterBreak="0">
+  <w:abstractNum w:abstractNumId="34" w15:restartNumberingAfterBreak="0">
     <w:nsid w:val="7E7B01F4"/>
     <w:multiLevelType w:val="hybridMultilevel"/>
     <w:tmpl w:val="4EF20644"/>
@@ -6530,7 +8985,7 @@
     </w:lvl>
   </w:abstractNum>
   <w:num w:numId="1" w16cid:durableId="713650852">
-    <w:abstractNumId w:val="30"/>
+    <w:abstractNumId w:val="33"/>
   </w:num>
   <w:num w:numId="2" w16cid:durableId="501240163">
     <w:abstractNumId w:val="15"/>
@@ -6539,7 +8994,7 @@
     <w:abstractNumId w:val="11"/>
   </w:num>
   <w:num w:numId="4" w16cid:durableId="2032146662">
-    <w:abstractNumId w:val="29"/>
+    <w:abstractNumId w:val="31"/>
   </w:num>
   <w:num w:numId="5" w16cid:durableId="556864577">
     <w:abstractNumId w:val="21"/>
@@ -6548,13 +9003,13 @@
     <w:abstractNumId w:val="16"/>
   </w:num>
   <w:num w:numId="7" w16cid:durableId="1430470961">
-    <w:abstractNumId w:val="27"/>
+    <w:abstractNumId w:val="29"/>
   </w:num>
   <w:num w:numId="8" w16cid:durableId="1307123707">
-    <w:abstractNumId w:val="23"/>
+    <w:abstractNumId w:val="24"/>
   </w:num>
   <w:num w:numId="9" w16cid:durableId="594291693">
-    <w:abstractNumId w:val="26"/>
+    <w:abstractNumId w:val="27"/>
   </w:num>
   <w:num w:numId="10" w16cid:durableId="992831064">
     <w:abstractNumId w:val="9"/>
@@ -6590,19 +9045,19 @@
     <w:abstractNumId w:val="22"/>
   </w:num>
   <w:num w:numId="21" w16cid:durableId="1326400843">
-    <w:abstractNumId w:val="25"/>
+    <w:abstractNumId w:val="26"/>
   </w:num>
   <w:num w:numId="22" w16cid:durableId="1852333500">
-    <w:abstractNumId w:val="31"/>
+    <w:abstractNumId w:val="34"/>
   </w:num>
   <w:num w:numId="23" w16cid:durableId="2082436269">
     <w:abstractNumId w:val="14"/>
   </w:num>
   <w:num w:numId="24" w16cid:durableId="1157301503">
-    <w:abstractNumId w:val="28"/>
+    <w:abstractNumId w:val="30"/>
   </w:num>
   <w:num w:numId="25" w16cid:durableId="844056796">
-    <w:abstractNumId w:val="24"/>
+    <w:abstractNumId w:val="25"/>
   </w:num>
   <w:num w:numId="26" w16cid:durableId="24916285">
     <w:abstractNumId w:val="18"/>
@@ -6721,6 +9176,15 @@
     <w:lvlOverride w:ilvl="0">
       <w:startOverride w:val="1"/>
     </w:lvlOverride>
+  </w:num>
+  <w:num w:numId="41" w16cid:durableId="1868904952">
+    <w:abstractNumId w:val="32"/>
+  </w:num>
+  <w:num w:numId="42" w16cid:durableId="1131169769">
+    <w:abstractNumId w:val="28"/>
+  </w:num>
+  <w:num w:numId="43" w16cid:durableId="2094885981">
+    <w:abstractNumId w:val="23"/>
   </w:num>
   <w:numIdMacAtCleanup w:val="22"/>
 </w:numbering>
@@ -7107,7 +9571,7 @@
     <w:lsdException w:name="Unresolved Mention" w:semiHidden="1" w:uiPriority="99" w:unhideWhenUsed="1"/>
     <w:lsdException w:name="Smart Link" w:semiHidden="1" w:uiPriority="99" w:unhideWhenUsed="1"/>
   </w:latentStyles>
-  <w:style w:type="paragraph" w:default="1" w:styleId="Normal">
+  <w:style w:type="paragraph" w:default="1" w:styleId="a2">
     <w:name w:val="Normal"/>
     <w:qFormat/>
     <w:rsid w:val="00586A35"/>
@@ -7122,11 +9586,11 @@
       <w:lang w:val="en-US" w:eastAsia="en-US"/>
     </w:rPr>
   </w:style>
-  <w:style w:type="paragraph" w:styleId="Heading1">
+  <w:style w:type="paragraph" w:styleId="1">
     <w:name w:val="heading 1"/>
-    <w:basedOn w:val="Normal"/>
-    <w:next w:val="Normal"/>
-    <w:link w:val="Heading1Char"/>
+    <w:basedOn w:val="a2"/>
+    <w:next w:val="a2"/>
+    <w:link w:val="1Char"/>
     <w:autoRedefine/>
     <w:uiPriority w:val="9"/>
     <w:qFormat/>
@@ -7147,11 +9611,11 @@
       <w:szCs w:val="28"/>
     </w:rPr>
   </w:style>
-  <w:style w:type="paragraph" w:styleId="Heading2">
+  <w:style w:type="paragraph" w:styleId="21">
     <w:name w:val="heading 2"/>
-    <w:basedOn w:val="Normal"/>
-    <w:next w:val="Normal"/>
-    <w:link w:val="Heading2Char"/>
+    <w:basedOn w:val="a2"/>
+    <w:next w:val="a2"/>
+    <w:link w:val="2Char"/>
     <w:uiPriority w:val="9"/>
     <w:unhideWhenUsed/>
     <w:qFormat/>
@@ -7172,11 +9636,11 @@
       <w:szCs w:val="26"/>
     </w:rPr>
   </w:style>
-  <w:style w:type="paragraph" w:styleId="Heading3">
+  <w:style w:type="paragraph" w:styleId="31">
     <w:name w:val="heading 3"/>
-    <w:basedOn w:val="Normal"/>
-    <w:next w:val="Normal"/>
-    <w:link w:val="Heading3Char"/>
+    <w:basedOn w:val="a2"/>
+    <w:next w:val="a2"/>
+    <w:link w:val="3Char"/>
     <w:uiPriority w:val="9"/>
     <w:unhideWhenUsed/>
     <w:qFormat/>
@@ -7195,11 +9659,11 @@
       <w:color w:val="943634" w:themeColor="accent2" w:themeShade="BF"/>
     </w:rPr>
   </w:style>
-  <w:style w:type="paragraph" w:styleId="Heading4">
+  <w:style w:type="paragraph" w:styleId="41">
     <w:name w:val="heading 4"/>
-    <w:basedOn w:val="Normal"/>
-    <w:next w:val="Normal"/>
-    <w:link w:val="Heading4Char"/>
+    <w:basedOn w:val="a2"/>
+    <w:next w:val="a2"/>
+    <w:link w:val="4Char"/>
     <w:uiPriority w:val="9"/>
     <w:unhideWhenUsed/>
     <w:qFormat/>
@@ -7219,11 +9683,11 @@
       <w:color w:val="943634" w:themeColor="accent2" w:themeShade="BF"/>
     </w:rPr>
   </w:style>
-  <w:style w:type="paragraph" w:styleId="Heading5">
+  <w:style w:type="paragraph" w:styleId="51">
     <w:name w:val="heading 5"/>
-    <w:basedOn w:val="Normal"/>
-    <w:next w:val="Normal"/>
-    <w:link w:val="Heading5Char"/>
+    <w:basedOn w:val="a2"/>
+    <w:next w:val="a2"/>
+    <w:link w:val="5Char"/>
     <w:uiPriority w:val="9"/>
     <w:unhideWhenUsed/>
     <w:qFormat/>
@@ -7242,11 +9706,11 @@
       <w:sz w:val="20"/>
     </w:rPr>
   </w:style>
-  <w:style w:type="paragraph" w:styleId="Heading6">
+  <w:style w:type="paragraph" w:styleId="6">
     <w:name w:val="heading 6"/>
-    <w:basedOn w:val="Normal"/>
-    <w:next w:val="Normal"/>
-    <w:link w:val="Heading6Char"/>
+    <w:basedOn w:val="a2"/>
+    <w:next w:val="a2"/>
+    <w:link w:val="6Char"/>
     <w:unhideWhenUsed/>
     <w:qFormat/>
     <w:locked/>
@@ -7267,11 +9731,11 @@
       <w:lang w:val="en-GB" w:bidi="ar-DZ"/>
     </w:rPr>
   </w:style>
-  <w:style w:type="paragraph" w:styleId="Heading7">
+  <w:style w:type="paragraph" w:styleId="7">
     <w:name w:val="heading 7"/>
-    <w:basedOn w:val="Normal"/>
-    <w:next w:val="Normal"/>
-    <w:link w:val="Heading7Char"/>
+    <w:basedOn w:val="a2"/>
+    <w:next w:val="a2"/>
+    <w:link w:val="7Char"/>
     <w:unhideWhenUsed/>
     <w:qFormat/>
     <w:locked/>
@@ -7293,11 +9757,11 @@
       <w:lang w:val="en-GB" w:bidi="ar-DZ"/>
     </w:rPr>
   </w:style>
-  <w:style w:type="paragraph" w:styleId="Heading8">
+  <w:style w:type="paragraph" w:styleId="8">
     <w:name w:val="heading 8"/>
-    <w:basedOn w:val="Normal"/>
-    <w:next w:val="Normal"/>
-    <w:link w:val="Heading8Char"/>
+    <w:basedOn w:val="a2"/>
+    <w:next w:val="a2"/>
+    <w:link w:val="8Char"/>
     <w:unhideWhenUsed/>
     <w:qFormat/>
     <w:locked/>
@@ -7321,11 +9785,11 @@
       <w:lang w:val="en-GB" w:bidi="ar-DZ"/>
     </w:rPr>
   </w:style>
-  <w:style w:type="paragraph" w:styleId="Heading9">
+  <w:style w:type="paragraph" w:styleId="9">
     <w:name w:val="heading 9"/>
-    <w:basedOn w:val="Normal"/>
-    <w:next w:val="Normal"/>
-    <w:link w:val="Heading9Char"/>
+    <w:basedOn w:val="a2"/>
+    <w:next w:val="a2"/>
+    <w:link w:val="9Char"/>
     <w:unhideWhenUsed/>
     <w:qFormat/>
     <w:locked/>
@@ -7346,13 +9810,12 @@
       <w:lang w:val="en-GB" w:bidi="ar-DZ"/>
     </w:rPr>
   </w:style>
-  <w:style w:type="character" w:default="1" w:styleId="DefaultParagraphFont">
+  <w:style w:type="character" w:default="1" w:styleId="a3">
     <w:name w:val="Default Paragraph Font"/>
     <w:uiPriority w:val="1"/>
-    <w:semiHidden/>
     <w:unhideWhenUsed/>
   </w:style>
-  <w:style w:type="table" w:default="1" w:styleId="TableNormal">
+  <w:style w:type="table" w:default="1" w:styleId="a4">
     <w:name w:val="Normal Table"/>
     <w:uiPriority w:val="99"/>
     <w:semiHidden/>
@@ -7367,16 +9830,16 @@
       </w:tblCellMar>
     </w:tblPr>
   </w:style>
-  <w:style w:type="numbering" w:default="1" w:styleId="NoList">
+  <w:style w:type="numbering" w:default="1" w:styleId="a5">
     <w:name w:val="No List"/>
     <w:uiPriority w:val="99"/>
     <w:semiHidden/>
     <w:unhideWhenUsed/>
   </w:style>
-  <w:style w:type="paragraph" w:styleId="BalloonText">
+  <w:style w:type="paragraph" w:styleId="a6">
     <w:name w:val="Balloon Text"/>
-    <w:basedOn w:val="Normal"/>
-    <w:link w:val="BalloonTextChar"/>
+    <w:basedOn w:val="a2"/>
+    <w:link w:val="Char"/>
     <w:semiHidden/>
     <w:rsid w:val="00586A35"/>
     <w:rPr>
@@ -7385,10 +9848,10 @@
       <w:szCs w:val="16"/>
     </w:rPr>
   </w:style>
-  <w:style w:type="character" w:customStyle="1" w:styleId="BalloonTextChar">
-    <w:name w:val="Balloon Text Char"/>
-    <w:basedOn w:val="DefaultParagraphFont"/>
-    <w:link w:val="BalloonText"/>
+  <w:style w:type="character" w:customStyle="1" w:styleId="Char">
+    <w:name w:val="풍선 도움말 텍스트 Char"/>
+    <w:basedOn w:val="a3"/>
+    <w:link w:val="a6"/>
     <w:semiHidden/>
     <w:locked/>
     <w:rsid w:val="00586A35"/>
@@ -7399,10 +9862,10 @@
       <w:lang w:val="en-US" w:eastAsia="en-US"/>
     </w:rPr>
   </w:style>
-  <w:style w:type="paragraph" w:styleId="Header">
+  <w:style w:type="paragraph" w:styleId="a7">
     <w:name w:val="header"/>
-    <w:basedOn w:val="Normal"/>
-    <w:link w:val="HeaderChar"/>
+    <w:basedOn w:val="a2"/>
+    <w:link w:val="Char0"/>
     <w:semiHidden/>
     <w:rsid w:val="00586A35"/>
     <w:pPr>
@@ -7412,10 +9875,10 @@
       </w:tabs>
     </w:pPr>
   </w:style>
-  <w:style w:type="character" w:customStyle="1" w:styleId="HeaderChar">
-    <w:name w:val="Header Char"/>
-    <w:basedOn w:val="DefaultParagraphFont"/>
-    <w:link w:val="Header"/>
+  <w:style w:type="character" w:customStyle="1" w:styleId="Char0">
+    <w:name w:val="머리글 Char"/>
+    <w:basedOn w:val="a3"/>
+    <w:link w:val="a7"/>
     <w:semiHidden/>
     <w:locked/>
     <w:rsid w:val="00586A35"/>
@@ -7426,10 +9889,10 @@
       <w:lang w:val="en-US" w:eastAsia="en-US"/>
     </w:rPr>
   </w:style>
-  <w:style w:type="paragraph" w:styleId="Footer">
+  <w:style w:type="paragraph" w:styleId="a8">
     <w:name w:val="footer"/>
-    <w:basedOn w:val="Normal"/>
-    <w:link w:val="FooterChar"/>
+    <w:basedOn w:val="a2"/>
+    <w:link w:val="Char1"/>
     <w:rsid w:val="00586A35"/>
     <w:pPr>
       <w:tabs>
@@ -7438,10 +9901,10 @@
       </w:tabs>
     </w:pPr>
   </w:style>
-  <w:style w:type="character" w:customStyle="1" w:styleId="FooterChar">
-    <w:name w:val="Footer Char"/>
-    <w:basedOn w:val="DefaultParagraphFont"/>
-    <w:link w:val="Footer"/>
+  <w:style w:type="character" w:customStyle="1" w:styleId="Char1">
+    <w:name w:val="바닥글 Char"/>
+    <w:basedOn w:val="a3"/>
+    <w:link w:val="a8"/>
     <w:locked/>
     <w:rsid w:val="00586A35"/>
     <w:rPr>
@@ -7451,10 +9914,10 @@
       <w:lang w:val="en-US" w:eastAsia="en-US"/>
     </w:rPr>
   </w:style>
-  <w:style w:type="paragraph" w:styleId="EndnoteText">
+  <w:style w:type="paragraph" w:styleId="a9">
     <w:name w:val="endnote text"/>
-    <w:basedOn w:val="Normal"/>
-    <w:link w:val="EndnoteTextChar"/>
+    <w:basedOn w:val="a2"/>
+    <w:link w:val="Char2"/>
     <w:uiPriority w:val="99"/>
     <w:unhideWhenUsed/>
     <w:rsid w:val="00586A35"/>
@@ -7463,10 +9926,10 @@
       <w:szCs w:val="20"/>
     </w:rPr>
   </w:style>
-  <w:style w:type="character" w:customStyle="1" w:styleId="EndnoteTextChar">
-    <w:name w:val="Endnote Text Char"/>
-    <w:basedOn w:val="DefaultParagraphFont"/>
-    <w:link w:val="EndnoteText"/>
+  <w:style w:type="character" w:customStyle="1" w:styleId="Char2">
+    <w:name w:val="미주 텍스트 Char"/>
+    <w:basedOn w:val="a3"/>
+    <w:link w:val="a9"/>
     <w:uiPriority w:val="99"/>
     <w:locked/>
     <w:rsid w:val="00586A35"/>
@@ -7475,9 +9938,9 @@
       <w:lang w:val="en-US" w:eastAsia="en-US"/>
     </w:rPr>
   </w:style>
-  <w:style w:type="character" w:styleId="EndnoteReference">
+  <w:style w:type="character" w:styleId="aa">
     <w:name w:val="endnote reference"/>
-    <w:basedOn w:val="DefaultParagraphFont"/>
+    <w:basedOn w:val="a3"/>
     <w:uiPriority w:val="99"/>
     <w:unhideWhenUsed/>
     <w:rsid w:val="00586A35"/>
@@ -7485,9 +9948,9 @@
       <w:vertAlign w:val="superscript"/>
     </w:rPr>
   </w:style>
-  <w:style w:type="table" w:styleId="TableGrid">
+  <w:style w:type="table" w:styleId="ab">
     <w:name w:val="Table Grid"/>
-    <w:basedOn w:val="TableNormal"/>
+    <w:basedOn w:val="a4"/>
     <w:locked/>
     <w:rsid w:val="00586A35"/>
     <w:rPr>
@@ -7505,7 +9968,7 @@
       </w:tblBorders>
     </w:tblPr>
   </w:style>
-  <w:style w:type="character" w:styleId="Emphasis">
+  <w:style w:type="character" w:styleId="ac">
     <w:name w:val="Emphasis"/>
     <w:uiPriority w:val="20"/>
     <w:qFormat/>
@@ -7515,9 +9978,9 @@
       <w:iCs/>
     </w:rPr>
   </w:style>
-  <w:style w:type="character" w:styleId="Hyperlink">
+  <w:style w:type="character" w:styleId="ad">
     <w:name w:val="Hyperlink"/>
-    <w:basedOn w:val="DefaultParagraphFont"/>
+    <w:basedOn w:val="a3"/>
     <w:uiPriority w:val="99"/>
     <w:unhideWhenUsed/>
     <w:rsid w:val="00586A35"/>
@@ -7526,9 +9989,9 @@
       <w:u w:val="single"/>
     </w:rPr>
   </w:style>
-  <w:style w:type="character" w:styleId="FollowedHyperlink">
+  <w:style w:type="character" w:styleId="ae">
     <w:name w:val="FollowedHyperlink"/>
-    <w:basedOn w:val="DefaultParagraphFont"/>
+    <w:basedOn w:val="a3"/>
     <w:uiPriority w:val="99"/>
     <w:unhideWhenUsed/>
     <w:rsid w:val="00586A35"/>
@@ -7549,9 +10012,9 @@
   <w:style w:type="character" w:customStyle="1" w:styleId="page">
     <w:name w:val="page"/>
   </w:style>
-  <w:style w:type="paragraph" w:styleId="NormalWeb">
+  <w:style w:type="paragraph" w:styleId="af">
     <w:name w:val="Normal (Web)"/>
-    <w:basedOn w:val="Normal"/>
+    <w:basedOn w:val="a2"/>
     <w:uiPriority w:val="99"/>
     <w:unhideWhenUsed/>
     <w:pPr>
@@ -7575,28 +10038,28 @@
       <w:szCs w:val="24"/>
     </w:rPr>
   </w:style>
-  <w:style w:type="character" w:styleId="CommentReference">
+  <w:style w:type="character" w:styleId="af0">
     <w:name w:val="annotation reference"/>
-    <w:basedOn w:val="DefaultParagraphFont"/>
+    <w:basedOn w:val="a3"/>
     <w:rsid w:val="00586A35"/>
     <w:rPr>
       <w:sz w:val="16"/>
       <w:szCs w:val="16"/>
     </w:rPr>
   </w:style>
-  <w:style w:type="paragraph" w:styleId="CommentText">
+  <w:style w:type="paragraph" w:styleId="af1">
     <w:name w:val="annotation text"/>
-    <w:basedOn w:val="Normal"/>
-    <w:link w:val="CommentTextChar"/>
+    <w:basedOn w:val="a2"/>
+    <w:link w:val="Char3"/>
     <w:rsid w:val="00586A35"/>
     <w:rPr>
       <w:sz w:val="20"/>
     </w:rPr>
   </w:style>
-  <w:style w:type="character" w:customStyle="1" w:styleId="CommentTextChar">
-    <w:name w:val="Comment Text Char"/>
-    <w:basedOn w:val="DefaultParagraphFont"/>
-    <w:link w:val="CommentText"/>
+  <w:style w:type="character" w:customStyle="1" w:styleId="Char3">
+    <w:name w:val="메모 텍스트 Char"/>
+    <w:basedOn w:val="a3"/>
+    <w:link w:val="af1"/>
     <w:rsid w:val="00586A35"/>
     <w:rPr>
       <w:rFonts w:ascii="Linux Libertine" w:eastAsiaTheme="minorHAnsi" w:hAnsi="Linux Libertine" w:cstheme="minorBidi"/>
@@ -7604,21 +10067,21 @@
       <w:lang w:val="en-US" w:eastAsia="en-US"/>
     </w:rPr>
   </w:style>
-  <w:style w:type="paragraph" w:styleId="CommentSubject">
+  <w:style w:type="paragraph" w:styleId="af2">
     <w:name w:val="annotation subject"/>
-    <w:basedOn w:val="CommentText"/>
-    <w:next w:val="CommentText"/>
-    <w:link w:val="CommentSubjectChar"/>
+    <w:basedOn w:val="af1"/>
+    <w:next w:val="af1"/>
+    <w:link w:val="Char4"/>
     <w:rsid w:val="00586A35"/>
     <w:rPr>
       <w:b/>
       <w:bCs/>
     </w:rPr>
   </w:style>
-  <w:style w:type="character" w:customStyle="1" w:styleId="CommentSubjectChar">
-    <w:name w:val="Comment Subject Char"/>
-    <w:basedOn w:val="CommentTextChar"/>
-    <w:link w:val="CommentSubject"/>
+  <w:style w:type="character" w:customStyle="1" w:styleId="Char4">
+    <w:name w:val="메모 주제 Char"/>
+    <w:basedOn w:val="Char3"/>
+    <w:link w:val="af2"/>
     <w:rsid w:val="00586A35"/>
     <w:rPr>
       <w:rFonts w:ascii="Linux Libertine" w:eastAsiaTheme="minorHAnsi" w:hAnsi="Linux Libertine" w:cstheme="minorBidi"/>
@@ -7634,9 +10097,9 @@
   <w:style w:type="character" w:customStyle="1" w:styleId="source">
     <w:name w:val="source"/>
   </w:style>
-  <w:style w:type="character" w:styleId="Strong">
+  <w:style w:type="character" w:styleId="af3">
     <w:name w:val="Strong"/>
-    <w:basedOn w:val="DefaultParagraphFont"/>
+    <w:basedOn w:val="a3"/>
     <w:uiPriority w:val="22"/>
     <w:qFormat/>
     <w:locked/>
@@ -7651,9 +10114,9 @@
   </w:style>
   <w:style w:type="character" w:customStyle="1" w:styleId="hithilite">
     <w:name w:val="hithilite"/>
-    <w:basedOn w:val="DefaultParagraphFont"/>
-  </w:style>
-  <w:style w:type="paragraph" w:styleId="ListParagraph">
+    <w:basedOn w:val="a3"/>
+  </w:style>
+  <w:style w:type="paragraph" w:styleId="a1">
     <w:name w:val="List Paragraph"/>
     <w:autoRedefine/>
     <w:uiPriority w:val="34"/>
@@ -7675,10 +10138,10 @@
       <w:lang w:val="en-US" w:eastAsia="en-US"/>
     </w:rPr>
   </w:style>
-  <w:style w:type="character" w:customStyle="1" w:styleId="Heading1Char">
-    <w:name w:val="Heading 1 Char"/>
-    <w:basedOn w:val="DefaultParagraphFont"/>
-    <w:link w:val="Heading1"/>
+  <w:style w:type="character" w:customStyle="1" w:styleId="1Char">
+    <w:name w:val="제목 1 Char"/>
+    <w:basedOn w:val="a3"/>
+    <w:link w:val="1"/>
     <w:uiPriority w:val="9"/>
     <w:rsid w:val="00586A35"/>
     <w:rPr>
@@ -7691,10 +10154,10 @@
       <w:lang w:val="en-US" w:eastAsia="en-US"/>
     </w:rPr>
   </w:style>
-  <w:style w:type="character" w:customStyle="1" w:styleId="Heading2Char">
-    <w:name w:val="Heading 2 Char"/>
-    <w:basedOn w:val="DefaultParagraphFont"/>
-    <w:link w:val="Heading2"/>
+  <w:style w:type="character" w:customStyle="1" w:styleId="2Char">
+    <w:name w:val="제목 2 Char"/>
+    <w:basedOn w:val="a3"/>
+    <w:link w:val="21"/>
     <w:uiPriority w:val="9"/>
     <w:rsid w:val="00586A35"/>
     <w:rPr>
@@ -7707,10 +10170,10 @@
       <w:lang w:val="en-US" w:eastAsia="en-US"/>
     </w:rPr>
   </w:style>
-  <w:style w:type="character" w:customStyle="1" w:styleId="Heading3Char">
-    <w:name w:val="Heading 3 Char"/>
-    <w:basedOn w:val="DefaultParagraphFont"/>
-    <w:link w:val="Heading3"/>
+  <w:style w:type="character" w:customStyle="1" w:styleId="3Char">
+    <w:name w:val="제목 3 Char"/>
+    <w:basedOn w:val="a3"/>
+    <w:link w:val="31"/>
     <w:uiPriority w:val="9"/>
     <w:rsid w:val="00586A35"/>
     <w:rPr>
@@ -7723,10 +10186,10 @@
       <w:lang w:val="en-US" w:eastAsia="en-US"/>
     </w:rPr>
   </w:style>
-  <w:style w:type="character" w:customStyle="1" w:styleId="Heading4Char">
-    <w:name w:val="Heading 4 Char"/>
-    <w:basedOn w:val="DefaultParagraphFont"/>
-    <w:link w:val="Heading4"/>
+  <w:style w:type="character" w:customStyle="1" w:styleId="4Char">
+    <w:name w:val="제목 4 Char"/>
+    <w:basedOn w:val="a3"/>
+    <w:link w:val="41"/>
     <w:uiPriority w:val="9"/>
     <w:rsid w:val="00586A35"/>
     <w:rPr>
@@ -7740,10 +10203,10 @@
       <w:lang w:val="en-US" w:eastAsia="en-US"/>
     </w:rPr>
   </w:style>
-  <w:style w:type="character" w:customStyle="1" w:styleId="Heading5Char">
-    <w:name w:val="Heading 5 Char"/>
-    <w:basedOn w:val="DefaultParagraphFont"/>
-    <w:link w:val="Heading5"/>
+  <w:style w:type="character" w:customStyle="1" w:styleId="5Char">
+    <w:name w:val="제목 5 Char"/>
+    <w:basedOn w:val="a3"/>
+    <w:link w:val="51"/>
     <w:uiPriority w:val="9"/>
     <w:rsid w:val="00586A35"/>
     <w:rPr>
@@ -7754,10 +10217,10 @@
       <w:lang w:val="en-US" w:eastAsia="en-US"/>
     </w:rPr>
   </w:style>
-  <w:style w:type="character" w:customStyle="1" w:styleId="Heading6Char">
-    <w:name w:val="Heading 6 Char"/>
-    <w:basedOn w:val="DefaultParagraphFont"/>
-    <w:link w:val="Heading6"/>
+  <w:style w:type="character" w:customStyle="1" w:styleId="6Char">
+    <w:name w:val="제목 6 Char"/>
+    <w:basedOn w:val="a3"/>
+    <w:link w:val="6"/>
     <w:rsid w:val="00586A35"/>
     <w:rPr>
       <w:rFonts w:ascii="Times New Roman" w:eastAsia="Times New Roman" w:hAnsi="Times New Roman" w:cstheme="minorBidi"/>
@@ -7767,10 +10230,10 @@
       <w:lang w:val="en-GB" w:eastAsia="en-US" w:bidi="ar-DZ"/>
     </w:rPr>
   </w:style>
-  <w:style w:type="character" w:customStyle="1" w:styleId="Heading7Char">
-    <w:name w:val="Heading 7 Char"/>
-    <w:basedOn w:val="DefaultParagraphFont"/>
-    <w:link w:val="Heading7"/>
+  <w:style w:type="character" w:customStyle="1" w:styleId="7Char">
+    <w:name w:val="제목 7 Char"/>
+    <w:basedOn w:val="a3"/>
+    <w:link w:val="7"/>
     <w:rsid w:val="00586A35"/>
     <w:rPr>
       <w:rFonts w:ascii="Times New Roman" w:eastAsia="Times New Roman" w:hAnsi="Times New Roman" w:cstheme="minorBidi"/>
@@ -7780,10 +10243,10 @@
       <w:lang w:val="en-GB" w:eastAsia="en-US" w:bidi="ar-DZ"/>
     </w:rPr>
   </w:style>
-  <w:style w:type="character" w:customStyle="1" w:styleId="Heading8Char">
-    <w:name w:val="Heading 8 Char"/>
-    <w:basedOn w:val="DefaultParagraphFont"/>
-    <w:link w:val="Heading8"/>
+  <w:style w:type="character" w:customStyle="1" w:styleId="8Char">
+    <w:name w:val="제목 8 Char"/>
+    <w:basedOn w:val="a3"/>
+    <w:link w:val="8"/>
     <w:rsid w:val="00586A35"/>
     <w:rPr>
       <w:rFonts w:ascii="Times New Roman" w:eastAsia="Times New Roman" w:hAnsi="Times New Roman" w:cstheme="minorBidi"/>
@@ -7795,10 +10258,10 @@
       <w:lang w:val="en-GB" w:eastAsia="en-US" w:bidi="ar-DZ"/>
     </w:rPr>
   </w:style>
-  <w:style w:type="character" w:customStyle="1" w:styleId="Heading9Char">
-    <w:name w:val="Heading 9 Char"/>
-    <w:basedOn w:val="DefaultParagraphFont"/>
-    <w:link w:val="Heading9"/>
+  <w:style w:type="character" w:customStyle="1" w:styleId="9Char">
+    <w:name w:val="제목 9 Char"/>
+    <w:basedOn w:val="a3"/>
+    <w:link w:val="9"/>
     <w:rsid w:val="00586A35"/>
     <w:rPr>
       <w:rFonts w:ascii="Times New Roman" w:eastAsia="Times New Roman" w:hAnsi="Times New Roman"/>
@@ -7854,7 +10317,7 @@
   </w:style>
   <w:style w:type="character" w:customStyle="1" w:styleId="DOI">
     <w:name w:val="DOI"/>
-    <w:basedOn w:val="DefaultParagraphFont"/>
+    <w:basedOn w:val="a3"/>
     <w:uiPriority w:val="1"/>
     <w:qFormat/>
     <w:rsid w:val="00586A35"/>
@@ -7864,9 +10327,9 @@
       <w:shd w:val="clear" w:color="auto" w:fill="auto"/>
     </w:rPr>
   </w:style>
-  <w:style w:type="character" w:styleId="FootnoteReference">
+  <w:style w:type="character" w:styleId="af4">
     <w:name w:val="footnote reference"/>
-    <w:basedOn w:val="DefaultParagraphFont"/>
+    <w:basedOn w:val="a3"/>
     <w:uiPriority w:val="99"/>
     <w:unhideWhenUsed/>
     <w:rsid w:val="00586A35"/>
@@ -7954,7 +10417,7 @@
   </w:style>
   <w:style w:type="paragraph" w:customStyle="1" w:styleId="History">
     <w:name w:val="History"/>
-    <w:basedOn w:val="Normal"/>
+    <w:basedOn w:val="a2"/>
     <w:autoRedefine/>
     <w:qFormat/>
     <w:rsid w:val="00586A35"/>
@@ -7983,7 +10446,7 @@
   </w:style>
   <w:style w:type="paragraph" w:customStyle="1" w:styleId="programCodedisplay">
     <w:name w:val="programCode_display"/>
-    <w:basedOn w:val="Normal"/>
+    <w:basedOn w:val="a2"/>
     <w:rsid w:val="00586A35"/>
     <w:rPr>
       <w:rFonts w:ascii="Courier New" w:eastAsia="Arial Unicode MS" w:hAnsi="Courier New" w:cs="Times New Roman"/>
@@ -7993,7 +10456,7 @@
   </w:style>
   <w:style w:type="character" w:customStyle="1" w:styleId="Publisher">
     <w:name w:val="Publisher"/>
-    <w:basedOn w:val="DefaultParagraphFont"/>
+    <w:basedOn w:val="a3"/>
     <w:uiPriority w:val="1"/>
     <w:qFormat/>
     <w:rsid w:val="00586A35"/>
@@ -8003,11 +10466,11 @@
       <w:shd w:val="clear" w:color="auto" w:fill="auto"/>
     </w:rPr>
   </w:style>
-  <w:style w:type="paragraph" w:styleId="Quote">
+  <w:style w:type="paragraph" w:styleId="af5">
     <w:name w:val="Quote"/>
-    <w:basedOn w:val="Normal"/>
-    <w:next w:val="Normal"/>
-    <w:link w:val="QuoteChar"/>
+    <w:basedOn w:val="a2"/>
+    <w:next w:val="a2"/>
+    <w:link w:val="Char5"/>
     <w:uiPriority w:val="29"/>
     <w:qFormat/>
     <w:pPr>
@@ -8018,10 +10481,10 @@
       <w:color w:val="000000" w:themeColor="text1"/>
     </w:rPr>
   </w:style>
-  <w:style w:type="character" w:customStyle="1" w:styleId="QuoteChar">
-    <w:name w:val="Quote Char"/>
-    <w:basedOn w:val="DefaultParagraphFont"/>
-    <w:link w:val="Quote"/>
+  <w:style w:type="character" w:customStyle="1" w:styleId="Char5">
+    <w:name w:val="인용 Char"/>
+    <w:basedOn w:val="a3"/>
+    <w:link w:val="af5"/>
     <w:uiPriority w:val="29"/>
     <w:rPr>
       <w:rFonts w:asciiTheme="minorHAnsi" w:eastAsiaTheme="minorHAnsi" w:hAnsiTheme="minorHAnsi" w:cstheme="minorBidi"/>
@@ -8048,7 +10511,7 @@
   </w:style>
   <w:style w:type="character" w:customStyle="1" w:styleId="URL">
     <w:name w:val="URL"/>
-    <w:basedOn w:val="DefaultParagraphFont"/>
+    <w:basedOn w:val="a3"/>
     <w:uiPriority w:val="1"/>
     <w:qFormat/>
     <w:rsid w:val="00586A35"/>
@@ -8071,7 +10534,7 @@
   </w:style>
   <w:style w:type="character" w:customStyle="1" w:styleId="Volume0">
     <w:name w:val="Volume"/>
-    <w:basedOn w:val="DefaultParagraphFont"/>
+    <w:basedOn w:val="a3"/>
     <w:uiPriority w:val="1"/>
     <w:qFormat/>
     <w:rsid w:val="00586A35"/>
@@ -8083,7 +10546,7 @@
   </w:style>
   <w:style w:type="character" w:customStyle="1" w:styleId="Pages">
     <w:name w:val="Pages"/>
-    <w:basedOn w:val="DefaultParagraphFont"/>
+    <w:basedOn w:val="a3"/>
     <w:uiPriority w:val="1"/>
     <w:qFormat/>
     <w:rsid w:val="00586A35"/>
@@ -8095,7 +10558,7 @@
   </w:style>
   <w:style w:type="character" w:customStyle="1" w:styleId="Degree">
     <w:name w:val="Degree"/>
-    <w:basedOn w:val="DefaultParagraphFont"/>
+    <w:basedOn w:val="a3"/>
     <w:uiPriority w:val="1"/>
     <w:qFormat/>
     <w:rsid w:val="00586A35"/>
@@ -8107,7 +10570,7 @@
   </w:style>
   <w:style w:type="character" w:customStyle="1" w:styleId="Role">
     <w:name w:val="Role"/>
-    <w:basedOn w:val="DefaultParagraphFont"/>
+    <w:basedOn w:val="a3"/>
     <w:uiPriority w:val="1"/>
     <w:qFormat/>
     <w:rsid w:val="00586A35"/>
@@ -8136,7 +10599,7 @@
   </w:style>
   <w:style w:type="character" w:customStyle="1" w:styleId="AbsHeadChar">
     <w:name w:val="AbsHead Char"/>
-    <w:basedOn w:val="DefaultParagraphFont"/>
+    <w:basedOn w:val="a3"/>
     <w:link w:val="AbsHead"/>
     <w:rsid w:val="00CD5833"/>
     <w:rPr>
@@ -8150,7 +10613,7 @@
   </w:style>
   <w:style w:type="character" w:customStyle="1" w:styleId="AcceptedDate">
     <w:name w:val="AcceptedDate"/>
-    <w:basedOn w:val="DefaultParagraphFont"/>
+    <w:basedOn w:val="a3"/>
     <w:uiPriority w:val="1"/>
     <w:qFormat/>
     <w:rsid w:val="00586A35"/>
@@ -8177,7 +10640,7 @@
   </w:style>
   <w:style w:type="character" w:customStyle="1" w:styleId="AckHeadChar">
     <w:name w:val="AckHead Char"/>
-    <w:basedOn w:val="DefaultParagraphFont"/>
+    <w:basedOn w:val="a3"/>
     <w:link w:val="AckHead"/>
     <w:rsid w:val="00586A35"/>
     <w:rPr>
@@ -8206,7 +10669,7 @@
   </w:style>
   <w:style w:type="character" w:customStyle="1" w:styleId="AppendixChar">
     <w:name w:val="Appendix Char"/>
-    <w:basedOn w:val="DefaultParagraphFont"/>
+    <w:basedOn w:val="a3"/>
     <w:link w:val="Appendix"/>
     <w:rsid w:val="00586A35"/>
     <w:rPr>
@@ -8270,7 +10733,7 @@
   </w:style>
   <w:style w:type="character" w:customStyle="1" w:styleId="ArticleTitle">
     <w:name w:val="ArticleTitle"/>
-    <w:basedOn w:val="DefaultParagraphFont"/>
+    <w:basedOn w:val="a3"/>
     <w:uiPriority w:val="1"/>
     <w:qFormat/>
     <w:rsid w:val="00586A35"/>
@@ -8297,7 +10760,7 @@
   </w:style>
   <w:style w:type="character" w:customStyle="1" w:styleId="author-comment">
     <w:name w:val="author-comment"/>
-    <w:basedOn w:val="DefaultParagraphFont"/>
+    <w:basedOn w:val="a3"/>
     <w:uiPriority w:val="1"/>
     <w:qFormat/>
     <w:rsid w:val="00586A35"/>
@@ -8326,7 +10789,7 @@
   </w:style>
   <w:style w:type="character" w:customStyle="1" w:styleId="AuthorsChar">
     <w:name w:val="Authors Char"/>
-    <w:basedOn w:val="DefaultParagraphFont"/>
+    <w:basedOn w:val="a3"/>
     <w:link w:val="Authors"/>
     <w:rsid w:val="00CD5833"/>
     <w:rPr>
@@ -8340,7 +10803,7 @@
   </w:style>
   <w:style w:type="character" w:customStyle="1" w:styleId="BookTitle">
     <w:name w:val="BookTitle"/>
-    <w:basedOn w:val="DefaultParagraphFont"/>
+    <w:basedOn w:val="a3"/>
     <w:uiPriority w:val="1"/>
     <w:qFormat/>
     <w:rsid w:val="00586A35"/>
@@ -8366,7 +10829,7 @@
   </w:style>
   <w:style w:type="paragraph" w:customStyle="1" w:styleId="BoxTitle">
     <w:name w:val="BoxTitle"/>
-    <w:basedOn w:val="Normal"/>
+    <w:basedOn w:val="a2"/>
     <w:qFormat/>
     <w:rsid w:val="00586A35"/>
     <w:rPr>
@@ -8377,7 +10840,7 @@
   </w:style>
   <w:style w:type="character" w:customStyle="1" w:styleId="City">
     <w:name w:val="City"/>
-    <w:basedOn w:val="DefaultParagraphFont"/>
+    <w:basedOn w:val="a3"/>
     <w:uiPriority w:val="1"/>
     <w:qFormat/>
     <w:rsid w:val="00586A35"/>
@@ -8389,7 +10852,7 @@
   </w:style>
   <w:style w:type="character" w:customStyle="1" w:styleId="Collab">
     <w:name w:val="Collab"/>
-    <w:basedOn w:val="DefaultParagraphFont"/>
+    <w:basedOn w:val="a3"/>
     <w:uiPriority w:val="1"/>
     <w:qFormat/>
     <w:rsid w:val="00586A35"/>
@@ -8401,7 +10864,7 @@
   </w:style>
   <w:style w:type="character" w:customStyle="1" w:styleId="ConfDate">
     <w:name w:val="ConfDate"/>
-    <w:basedOn w:val="DefaultParagraphFont"/>
+    <w:basedOn w:val="a3"/>
     <w:uiPriority w:val="1"/>
     <w:rsid w:val="00586A35"/>
     <w:rPr>
@@ -8412,7 +10875,7 @@
   </w:style>
   <w:style w:type="character" w:customStyle="1" w:styleId="ConfLoc">
     <w:name w:val="ConfLoc"/>
-    <w:basedOn w:val="DefaultParagraphFont"/>
+    <w:basedOn w:val="a3"/>
     <w:uiPriority w:val="1"/>
     <w:rsid w:val="00586A35"/>
     <w:rPr>
@@ -8423,7 +10886,7 @@
   </w:style>
   <w:style w:type="character" w:customStyle="1" w:styleId="ConfName">
     <w:name w:val="ConfName"/>
-    <w:basedOn w:val="DefaultParagraphFont"/>
+    <w:basedOn w:val="a3"/>
     <w:uiPriority w:val="1"/>
     <w:qFormat/>
     <w:rsid w:val="00586A35"/>
@@ -8433,7 +10896,7 @@
   </w:style>
   <w:style w:type="paragraph" w:customStyle="1" w:styleId="Correspondence">
     <w:name w:val="Correspondence"/>
-    <w:basedOn w:val="Normal"/>
+    <w:basedOn w:val="a2"/>
     <w:link w:val="CorrespondenceChar"/>
     <w:autoRedefine/>
     <w:qFormat/>
@@ -8444,7 +10907,7 @@
   </w:style>
   <w:style w:type="character" w:customStyle="1" w:styleId="CorrespondenceChar">
     <w:name w:val="Correspondence Char"/>
-    <w:basedOn w:val="DefaultParagraphFont"/>
+    <w:basedOn w:val="a3"/>
     <w:link w:val="Correspondence"/>
     <w:rsid w:val="00586A35"/>
     <w:rPr>
@@ -8457,7 +10920,7 @@
   </w:style>
   <w:style w:type="character" w:customStyle="1" w:styleId="Country">
     <w:name w:val="Country"/>
-    <w:basedOn w:val="DefaultParagraphFont"/>
+    <w:basedOn w:val="a3"/>
     <w:uiPriority w:val="1"/>
     <w:qFormat/>
     <w:rsid w:val="00586A35"/>
@@ -8469,7 +10932,7 @@
   </w:style>
   <w:style w:type="paragraph" w:customStyle="1" w:styleId="DefItem">
     <w:name w:val="DefItem"/>
-    <w:basedOn w:val="Normal"/>
+    <w:basedOn w:val="a2"/>
     <w:autoRedefine/>
     <w:qFormat/>
     <w:rsid w:val="00586A35"/>
@@ -8498,7 +10961,7 @@
   </w:style>
   <w:style w:type="character" w:customStyle="1" w:styleId="DisplayFormulaChar">
     <w:name w:val="DisplayFormula Char"/>
-    <w:basedOn w:val="DefaultParagraphFont"/>
+    <w:basedOn w:val="a3"/>
     <w:link w:val="DisplayFormula"/>
     <w:rsid w:val="00586A35"/>
     <w:rPr>
@@ -8510,7 +10973,7 @@
   </w:style>
   <w:style w:type="character" w:customStyle="1" w:styleId="EdFirstName">
     <w:name w:val="EdFirstName"/>
-    <w:basedOn w:val="DefaultParagraphFont"/>
+    <w:basedOn w:val="a3"/>
     <w:uiPriority w:val="1"/>
     <w:qFormat/>
     <w:rsid w:val="00586A35"/>
@@ -8522,7 +10985,7 @@
   </w:style>
   <w:style w:type="character" w:customStyle="1" w:styleId="Edition">
     <w:name w:val="Edition"/>
-    <w:basedOn w:val="DefaultParagraphFont"/>
+    <w:basedOn w:val="a3"/>
     <w:uiPriority w:val="1"/>
     <w:qFormat/>
     <w:rsid w:val="00586A35"/>
@@ -8534,7 +10997,7 @@
   </w:style>
   <w:style w:type="character" w:customStyle="1" w:styleId="EdSurname">
     <w:name w:val="EdSurname"/>
-    <w:basedOn w:val="DefaultParagraphFont"/>
+    <w:basedOn w:val="a3"/>
     <w:uiPriority w:val="1"/>
     <w:qFormat/>
     <w:rsid w:val="00586A35"/>
@@ -8546,7 +11009,7 @@
   </w:style>
   <w:style w:type="character" w:customStyle="1" w:styleId="Email">
     <w:name w:val="Email"/>
-    <w:basedOn w:val="DefaultParagraphFont"/>
+    <w:basedOn w:val="a3"/>
     <w:uiPriority w:val="1"/>
     <w:qFormat/>
     <w:rsid w:val="00586A35"/>
@@ -8556,7 +11019,7 @@
   </w:style>
   <w:style w:type="character" w:customStyle="1" w:styleId="Fax">
     <w:name w:val="Fax"/>
-    <w:basedOn w:val="DefaultParagraphFont"/>
+    <w:basedOn w:val="a3"/>
     <w:uiPriority w:val="1"/>
     <w:qFormat/>
     <w:rsid w:val="00586A35"/>
@@ -8590,7 +11053,7 @@
   </w:style>
   <w:style w:type="character" w:customStyle="1" w:styleId="FigureCaptionChar">
     <w:name w:val="FigureCaption Char"/>
-    <w:basedOn w:val="DefaultParagraphFont"/>
+    <w:basedOn w:val="a3"/>
     <w:link w:val="FigureCaption"/>
     <w:rsid w:val="00586A35"/>
     <w:rPr>
@@ -8603,7 +11066,7 @@
   </w:style>
   <w:style w:type="character" w:customStyle="1" w:styleId="FirstName">
     <w:name w:val="FirstName"/>
-    <w:basedOn w:val="DefaultParagraphFont"/>
+    <w:basedOn w:val="a3"/>
     <w:uiPriority w:val="1"/>
     <w:qFormat/>
     <w:rsid w:val="00586A35"/>
@@ -8615,12 +11078,12 @@
   </w:style>
   <w:style w:type="character" w:customStyle="1" w:styleId="focus">
     <w:name w:val="focus"/>
-    <w:basedOn w:val="DefaultParagraphFont"/>
+    <w:basedOn w:val="a3"/>
     <w:rsid w:val="00586A35"/>
   </w:style>
   <w:style w:type="character" w:customStyle="1" w:styleId="FundAgency">
     <w:name w:val="FundAgency"/>
-    <w:basedOn w:val="DefaultParagraphFont"/>
+    <w:basedOn w:val="a3"/>
     <w:uiPriority w:val="1"/>
     <w:qFormat/>
     <w:rPr>
@@ -8629,7 +11092,7 @@
   </w:style>
   <w:style w:type="character" w:customStyle="1" w:styleId="FundNumber">
     <w:name w:val="FundNumber"/>
-    <w:basedOn w:val="DefaultParagraphFont"/>
+    <w:basedOn w:val="a3"/>
     <w:uiPriority w:val="1"/>
     <w:qFormat/>
     <w:rPr>
@@ -8649,7 +11112,7 @@
   </w:style>
   <w:style w:type="character" w:customStyle="1" w:styleId="Issue">
     <w:name w:val="Issue"/>
-    <w:basedOn w:val="DefaultParagraphFont"/>
+    <w:basedOn w:val="a3"/>
     <w:uiPriority w:val="1"/>
     <w:qFormat/>
     <w:rsid w:val="00586A35"/>
@@ -8661,7 +11124,7 @@
   </w:style>
   <w:style w:type="character" w:customStyle="1" w:styleId="JournalTitle">
     <w:name w:val="JournalTitle"/>
-    <w:basedOn w:val="DefaultParagraphFont"/>
+    <w:basedOn w:val="a3"/>
     <w:uiPriority w:val="1"/>
     <w:qFormat/>
     <w:rsid w:val="00586A35"/>
@@ -8689,7 +11152,7 @@
   </w:style>
   <w:style w:type="paragraph" w:customStyle="1" w:styleId="KeyWords">
     <w:name w:val="KeyWords"/>
-    <w:basedOn w:val="Normal"/>
+    <w:basedOn w:val="a2"/>
     <w:qFormat/>
     <w:rsid w:val="00586A35"/>
     <w:pPr>
@@ -8698,7 +11161,7 @@
   </w:style>
   <w:style w:type="character" w:customStyle="1" w:styleId="Label">
     <w:name w:val="Label"/>
-    <w:basedOn w:val="DefaultParagraphFont"/>
+    <w:basedOn w:val="a3"/>
     <w:uiPriority w:val="1"/>
     <w:qFormat/>
     <w:rsid w:val="00586A35"/>
@@ -8710,7 +11173,7 @@
   </w:style>
   <w:style w:type="character" w:customStyle="1" w:styleId="MiscDate">
     <w:name w:val="MiscDate"/>
-    <w:basedOn w:val="DefaultParagraphFont"/>
+    <w:basedOn w:val="a3"/>
     <w:uiPriority w:val="1"/>
     <w:qFormat/>
     <w:rsid w:val="00586A35"/>
@@ -8720,7 +11183,7 @@
   </w:style>
   <w:style w:type="character" w:customStyle="1" w:styleId="name-alternative">
     <w:name w:val="name-alternative"/>
-    <w:basedOn w:val="DefaultParagraphFont"/>
+    <w:basedOn w:val="a3"/>
     <w:uiPriority w:val="1"/>
     <w:qFormat/>
     <w:rsid w:val="00586A35"/>
@@ -8730,7 +11193,7 @@
   </w:style>
   <w:style w:type="paragraph" w:customStyle="1" w:styleId="NomenclatureHead">
     <w:name w:val="NomenclatureHead"/>
-    <w:basedOn w:val="Normal"/>
+    <w:basedOn w:val="a2"/>
     <w:qFormat/>
     <w:rsid w:val="00586A35"/>
     <w:rPr>
@@ -8741,7 +11204,7 @@
   </w:style>
   <w:style w:type="character" w:customStyle="1" w:styleId="OrgDiv">
     <w:name w:val="OrgDiv"/>
-    <w:basedOn w:val="DefaultParagraphFont"/>
+    <w:basedOn w:val="a3"/>
     <w:uiPriority w:val="1"/>
     <w:qFormat/>
     <w:rsid w:val="00586A35"/>
@@ -8751,7 +11214,7 @@
   </w:style>
   <w:style w:type="character" w:customStyle="1" w:styleId="OrgName">
     <w:name w:val="OrgName"/>
-    <w:basedOn w:val="DefaultParagraphFont"/>
+    <w:basedOn w:val="a3"/>
     <w:uiPriority w:val="1"/>
     <w:qFormat/>
     <w:rsid w:val="00586A35"/>
@@ -8777,7 +11240,7 @@
   </w:style>
   <w:style w:type="character" w:customStyle="1" w:styleId="PatentNum">
     <w:name w:val="PatentNum"/>
-    <w:basedOn w:val="DefaultParagraphFont"/>
+    <w:basedOn w:val="a3"/>
     <w:uiPriority w:val="1"/>
     <w:qFormat/>
     <w:rsid w:val="00586A35"/>
@@ -8787,7 +11250,7 @@
   </w:style>
   <w:style w:type="character" w:customStyle="1" w:styleId="Phone">
     <w:name w:val="Phone"/>
-    <w:basedOn w:val="DefaultParagraphFont"/>
+    <w:basedOn w:val="a3"/>
     <w:uiPriority w:val="1"/>
     <w:qFormat/>
     <w:rsid w:val="00586A35"/>
@@ -8797,7 +11260,7 @@
   </w:style>
   <w:style w:type="character" w:customStyle="1" w:styleId="PinCode">
     <w:name w:val="PinCode"/>
-    <w:basedOn w:val="DefaultParagraphFont"/>
+    <w:basedOn w:val="a3"/>
     <w:uiPriority w:val="1"/>
     <w:qFormat/>
     <w:rsid w:val="00586A35"/>
@@ -8805,9 +11268,9 @@
       <w:color w:val="808000"/>
     </w:rPr>
   </w:style>
-  <w:style w:type="character" w:styleId="PlaceholderText">
+  <w:style w:type="character" w:styleId="af6">
     <w:name w:val="Placeholder Text"/>
-    <w:basedOn w:val="DefaultParagraphFont"/>
+    <w:basedOn w:val="a3"/>
     <w:uiPriority w:val="99"/>
     <w:semiHidden/>
     <w:rsid w:val="00586A35"/>
@@ -8817,7 +11280,7 @@
   </w:style>
   <w:style w:type="paragraph" w:customStyle="1" w:styleId="Poem">
     <w:name w:val="Poem"/>
-    <w:basedOn w:val="Normal"/>
+    <w:basedOn w:val="a2"/>
     <w:qFormat/>
     <w:rsid w:val="00586A35"/>
     <w:pPr>
@@ -8829,7 +11292,7 @@
   </w:style>
   <w:style w:type="paragraph" w:customStyle="1" w:styleId="PoemSource">
     <w:name w:val="PoemSource"/>
-    <w:basedOn w:val="Normal"/>
+    <w:basedOn w:val="a2"/>
     <w:qFormat/>
     <w:rsid w:val="00586A35"/>
     <w:pPr>
@@ -8841,7 +11304,7 @@
   </w:style>
   <w:style w:type="character" w:customStyle="1" w:styleId="Prefix">
     <w:name w:val="Prefix"/>
-    <w:basedOn w:val="DefaultParagraphFont"/>
+    <w:basedOn w:val="a3"/>
     <w:uiPriority w:val="1"/>
     <w:qFormat/>
     <w:rsid w:val="00586A35"/>
@@ -8853,7 +11316,7 @@
   </w:style>
   <w:style w:type="paragraph" w:customStyle="1" w:styleId="Source0">
     <w:name w:val="Source"/>
-    <w:basedOn w:val="Normal"/>
+    <w:basedOn w:val="a2"/>
     <w:qFormat/>
     <w:rsid w:val="00586A35"/>
     <w:pPr>
@@ -8868,7 +11331,7 @@
   </w:style>
   <w:style w:type="character" w:customStyle="1" w:styleId="ReceivedDate">
     <w:name w:val="ReceivedDate"/>
-    <w:basedOn w:val="DefaultParagraphFont"/>
+    <w:basedOn w:val="a3"/>
     <w:uiPriority w:val="1"/>
     <w:qFormat/>
     <w:rsid w:val="00586A35"/>
@@ -8894,7 +11357,7 @@
   </w:style>
   <w:style w:type="character" w:customStyle="1" w:styleId="RefMisc">
     <w:name w:val="RefMisc"/>
-    <w:basedOn w:val="DefaultParagraphFont"/>
+    <w:basedOn w:val="a3"/>
     <w:uiPriority w:val="1"/>
     <w:qFormat/>
     <w:rsid w:val="00586A35"/>
@@ -8906,7 +11369,7 @@
   </w:style>
   <w:style w:type="character" w:customStyle="1" w:styleId="RevisedDate">
     <w:name w:val="RevisedDate"/>
-    <w:basedOn w:val="DefaultParagraphFont"/>
+    <w:basedOn w:val="a3"/>
     <w:uiPriority w:val="1"/>
     <w:qFormat/>
     <w:rsid w:val="00586A35"/>
@@ -8916,7 +11379,7 @@
   </w:style>
   <w:style w:type="paragraph" w:customStyle="1" w:styleId="SignatureAff">
     <w:name w:val="SignatureAff"/>
-    <w:basedOn w:val="Normal"/>
+    <w:basedOn w:val="a2"/>
     <w:qFormat/>
     <w:rsid w:val="00586A35"/>
     <w:pPr>
@@ -8925,7 +11388,7 @@
   </w:style>
   <w:style w:type="paragraph" w:customStyle="1" w:styleId="SignatureBlock">
     <w:name w:val="SignatureBlock"/>
-    <w:basedOn w:val="Normal"/>
+    <w:basedOn w:val="a2"/>
     <w:qFormat/>
     <w:rsid w:val="00586A35"/>
     <w:pPr>
@@ -8937,7 +11400,7 @@
   </w:style>
   <w:style w:type="character" w:customStyle="1" w:styleId="State">
     <w:name w:val="State"/>
-    <w:basedOn w:val="DefaultParagraphFont"/>
+    <w:basedOn w:val="a3"/>
     <w:uiPriority w:val="1"/>
     <w:qFormat/>
     <w:rsid w:val="00586A35"/>
@@ -8947,7 +11410,7 @@
   </w:style>
   <w:style w:type="paragraph" w:customStyle="1" w:styleId="StatementItalic">
     <w:name w:val="StatementItalic"/>
-    <w:basedOn w:val="Normal"/>
+    <w:basedOn w:val="a2"/>
     <w:autoRedefine/>
     <w:qFormat/>
     <w:rsid w:val="00586A35"/>
@@ -8961,7 +11424,7 @@
   </w:style>
   <w:style w:type="paragraph" w:customStyle="1" w:styleId="Statements">
     <w:name w:val="Statements"/>
-    <w:basedOn w:val="Normal"/>
+    <w:basedOn w:val="a2"/>
     <w:qFormat/>
     <w:rsid w:val="00586A35"/>
     <w:pPr>
@@ -8970,7 +11433,7 @@
   </w:style>
   <w:style w:type="character" w:customStyle="1" w:styleId="Street">
     <w:name w:val="Street"/>
-    <w:basedOn w:val="DefaultParagraphFont"/>
+    <w:basedOn w:val="a3"/>
     <w:uiPriority w:val="1"/>
     <w:qFormat/>
     <w:rsid w:val="00586A35"/>
@@ -8982,7 +11445,7 @@
   </w:style>
   <w:style w:type="character" w:customStyle="1" w:styleId="Suffix">
     <w:name w:val="Suffix"/>
-    <w:basedOn w:val="DefaultParagraphFont"/>
+    <w:basedOn w:val="a3"/>
     <w:uiPriority w:val="1"/>
     <w:qFormat/>
     <w:rsid w:val="00586A35"/>
@@ -8994,7 +11457,7 @@
   </w:style>
   <w:style w:type="character" w:customStyle="1" w:styleId="Surname">
     <w:name w:val="Surname"/>
-    <w:basedOn w:val="DefaultParagraphFont"/>
+    <w:basedOn w:val="a3"/>
     <w:uiPriority w:val="1"/>
     <w:qFormat/>
     <w:rsid w:val="00586A35"/>
@@ -9024,7 +11487,7 @@
   </w:style>
   <w:style w:type="character" w:customStyle="1" w:styleId="TableCaptionChar">
     <w:name w:val="TableCaption Char"/>
-    <w:basedOn w:val="DefaultParagraphFont"/>
+    <w:basedOn w:val="a3"/>
     <w:link w:val="TableCaption"/>
     <w:rsid w:val="00586A35"/>
     <w:rPr>
@@ -9037,7 +11500,7 @@
   </w:style>
   <w:style w:type="paragraph" w:customStyle="1" w:styleId="TableFootnote">
     <w:name w:val="TableFootnote"/>
-    <w:basedOn w:val="Normal"/>
+    <w:basedOn w:val="a2"/>
     <w:link w:val="TableFootnoteChar"/>
     <w:qFormat/>
     <w:rsid w:val="00586A35"/>
@@ -9052,7 +11515,7 @@
   </w:style>
   <w:style w:type="character" w:customStyle="1" w:styleId="TableFootnoteChar">
     <w:name w:val="TableFootnote Char"/>
-    <w:basedOn w:val="DefaultParagraphFont"/>
+    <w:basedOn w:val="a3"/>
     <w:link w:val="TableFootnote"/>
     <w:rsid w:val="00586A35"/>
     <w:rPr>
@@ -9082,7 +11545,7 @@
   </w:style>
   <w:style w:type="character" w:customStyle="1" w:styleId="TransTitle">
     <w:name w:val="TransTitle"/>
-    <w:basedOn w:val="DefaultParagraphFont"/>
+    <w:basedOn w:val="a3"/>
     <w:uiPriority w:val="1"/>
     <w:qFormat/>
     <w:rsid w:val="00586A35"/>
@@ -9092,7 +11555,7 @@
   </w:style>
   <w:style w:type="character" w:customStyle="1" w:styleId="Year">
     <w:name w:val="Year"/>
-    <w:basedOn w:val="DefaultParagraphFont"/>
+    <w:basedOn w:val="a3"/>
     <w:uiPriority w:val="1"/>
     <w:qFormat/>
     <w:rsid w:val="00586A35"/>
@@ -9104,20 +11567,20 @@
   </w:style>
   <w:style w:type="paragraph" w:customStyle="1" w:styleId="DisplayFormulaUnnum">
     <w:name w:val="DisplayFormulaUnnum"/>
-    <w:basedOn w:val="Normal"/>
+    <w:basedOn w:val="a2"/>
     <w:link w:val="DisplayFormulaUnnumChar"/>
     <w:rsid w:val="00586A35"/>
   </w:style>
   <w:style w:type="character" w:customStyle="1" w:styleId="DateChar">
     <w:name w:val="Date Char"/>
-    <w:basedOn w:val="DefaultParagraphFont"/>
+    <w:basedOn w:val="a3"/>
     <w:uiPriority w:val="99"/>
     <w:semiHidden/>
     <w:rsid w:val="00586A35"/>
   </w:style>
   <w:style w:type="character" w:customStyle="1" w:styleId="SubtitleChar">
     <w:name w:val="Subtitle Char"/>
-    <w:basedOn w:val="DefaultParagraphFont"/>
+    <w:basedOn w:val="a3"/>
     <w:uiPriority w:val="11"/>
     <w:rsid w:val="00586A35"/>
     <w:rPr>
@@ -9132,7 +11595,7 @@
   </w:style>
   <w:style w:type="character" w:customStyle="1" w:styleId="DisplayFormulaUnnumChar">
     <w:name w:val="DisplayFormulaUnnum Char"/>
-    <w:basedOn w:val="DefaultParagraphFont"/>
+    <w:basedOn w:val="a3"/>
     <w:link w:val="DisplayFormulaUnnum"/>
     <w:rsid w:val="00586A35"/>
     <w:rPr>
@@ -9144,13 +11607,13 @@
   </w:style>
   <w:style w:type="paragraph" w:customStyle="1" w:styleId="FigureUnnum">
     <w:name w:val="FigureUnnum"/>
-    <w:basedOn w:val="Normal"/>
+    <w:basedOn w:val="a2"/>
     <w:link w:val="FigureUnnumChar"/>
     <w:rsid w:val="00586A35"/>
   </w:style>
   <w:style w:type="character" w:customStyle="1" w:styleId="FigureUnnumChar">
     <w:name w:val="FigureUnnum Char"/>
-    <w:basedOn w:val="DefaultParagraphFont"/>
+    <w:basedOn w:val="a3"/>
     <w:link w:val="FigureUnnum"/>
     <w:rsid w:val="00586A35"/>
     <w:rPr>
@@ -9162,13 +11625,13 @@
   </w:style>
   <w:style w:type="paragraph" w:customStyle="1" w:styleId="PresentAddress">
     <w:name w:val="PresentAddress"/>
-    <w:basedOn w:val="Normal"/>
+    <w:basedOn w:val="a2"/>
     <w:link w:val="PresentAddressChar"/>
     <w:rsid w:val="00586A35"/>
   </w:style>
   <w:style w:type="character" w:customStyle="1" w:styleId="PresentAddressChar">
     <w:name w:val="PresentAddress Char"/>
-    <w:basedOn w:val="DefaultParagraphFont"/>
+    <w:basedOn w:val="a3"/>
     <w:link w:val="PresentAddress"/>
     <w:rsid w:val="00586A35"/>
     <w:rPr>
@@ -9186,7 +11649,7 @@
   </w:style>
   <w:style w:type="character" w:customStyle="1" w:styleId="ParaContinueChar">
     <w:name w:val="ParaContinue Char"/>
-    <w:basedOn w:val="DefaultParagraphFont"/>
+    <w:basedOn w:val="a3"/>
     <w:link w:val="ParaContinue"/>
     <w:rsid w:val="00586A35"/>
     <w:rPr>
@@ -9212,7 +11675,7 @@
   </w:style>
   <w:style w:type="character" w:customStyle="1" w:styleId="AuthorBioChar">
     <w:name w:val="AuthorBio Char"/>
-    <w:basedOn w:val="DefaultParagraphFont"/>
+    <w:basedOn w:val="a3"/>
     <w:link w:val="AuthorBio"/>
     <w:rsid w:val="00586A35"/>
     <w:rPr>
@@ -9224,7 +11687,7 @@
   </w:style>
   <w:style w:type="paragraph" w:customStyle="1" w:styleId="DocHead">
     <w:name w:val="DocHead"/>
-    <w:basedOn w:val="Normal"/>
+    <w:basedOn w:val="a2"/>
     <w:autoRedefine/>
     <w:qFormat/>
     <w:rsid w:val="00586A35"/>
@@ -9243,7 +11706,7 @@
   </w:style>
   <w:style w:type="character" w:customStyle="1" w:styleId="Proceeding">
     <w:name w:val="Proceeding"/>
-    <w:basedOn w:val="DefaultParagraphFont"/>
+    <w:basedOn w:val="a3"/>
     <w:uiPriority w:val="1"/>
     <w:qFormat/>
     <w:rsid w:val="00586A35"/>
@@ -9255,7 +11718,7 @@
   </w:style>
   <w:style w:type="character" w:customStyle="1" w:styleId="Report">
     <w:name w:val="Report"/>
-    <w:basedOn w:val="DefaultParagraphFont"/>
+    <w:basedOn w:val="a3"/>
     <w:uiPriority w:val="1"/>
     <w:qFormat/>
     <w:rsid w:val="00586A35"/>
@@ -9266,7 +11729,7 @@
   </w:style>
   <w:style w:type="character" w:customStyle="1" w:styleId="Thesis">
     <w:name w:val="Thesis"/>
-    <w:basedOn w:val="DefaultParagraphFont"/>
+    <w:basedOn w:val="a3"/>
     <w:uiPriority w:val="1"/>
     <w:qFormat/>
     <w:rsid w:val="00586A35"/>
@@ -9278,7 +11741,7 @@
   </w:style>
   <w:style w:type="character" w:customStyle="1" w:styleId="Issn">
     <w:name w:val="Issn"/>
-    <w:basedOn w:val="DefaultParagraphFont"/>
+    <w:basedOn w:val="a3"/>
     <w:uiPriority w:val="1"/>
     <w:qFormat/>
     <w:rsid w:val="00586A35"/>
@@ -9289,7 +11752,7 @@
   </w:style>
   <w:style w:type="character" w:customStyle="1" w:styleId="Isbn">
     <w:name w:val="Isbn"/>
-    <w:basedOn w:val="DefaultParagraphFont"/>
+    <w:basedOn w:val="a3"/>
     <w:uiPriority w:val="1"/>
     <w:qFormat/>
     <w:rsid w:val="00586A35"/>
@@ -9300,7 +11763,7 @@
   </w:style>
   <w:style w:type="character" w:customStyle="1" w:styleId="Coden">
     <w:name w:val="Coden"/>
-    <w:basedOn w:val="DefaultParagraphFont"/>
+    <w:basedOn w:val="a3"/>
     <w:uiPriority w:val="1"/>
     <w:qFormat/>
     <w:rsid w:val="00586A35"/>
@@ -9312,7 +11775,7 @@
   </w:style>
   <w:style w:type="character" w:customStyle="1" w:styleId="Patent">
     <w:name w:val="Patent"/>
-    <w:basedOn w:val="DefaultParagraphFont"/>
+    <w:basedOn w:val="a3"/>
     <w:uiPriority w:val="1"/>
     <w:qFormat/>
     <w:rsid w:val="00586A35"/>
@@ -9324,7 +11787,7 @@
   </w:style>
   <w:style w:type="character" w:customStyle="1" w:styleId="MiddleName">
     <w:name w:val="MiddleName"/>
-    <w:basedOn w:val="DefaultParagraphFont"/>
+    <w:basedOn w:val="a3"/>
     <w:uiPriority w:val="1"/>
     <w:qFormat/>
     <w:rsid w:val="00586A35"/>
@@ -9336,7 +11799,7 @@
   </w:style>
   <w:style w:type="character" w:customStyle="1" w:styleId="Query">
     <w:name w:val="Query"/>
-    <w:basedOn w:val="DefaultParagraphFont"/>
+    <w:basedOn w:val="a3"/>
     <w:uiPriority w:val="1"/>
     <w:rsid w:val="00586A35"/>
     <w:rPr>
@@ -9346,7 +11809,7 @@
   </w:style>
   <w:style w:type="character" w:customStyle="1" w:styleId="EdMiddleName">
     <w:name w:val="EdMiddleName"/>
-    <w:basedOn w:val="DefaultParagraphFont"/>
+    <w:basedOn w:val="a3"/>
     <w:uiPriority w:val="1"/>
     <w:rsid w:val="00586A35"/>
     <w:rPr>
@@ -9356,7 +11819,7 @@
   </w:style>
   <w:style w:type="paragraph" w:customStyle="1" w:styleId="UnnumFigure">
     <w:name w:val="UnnumFigure"/>
-    <w:basedOn w:val="Normal"/>
+    <w:basedOn w:val="a2"/>
     <w:qFormat/>
     <w:rsid w:val="00586A35"/>
     <w:pPr>
@@ -9369,7 +11832,7 @@
   </w:style>
   <w:style w:type="paragraph" w:customStyle="1" w:styleId="UnnumTable">
     <w:name w:val="UnnumTable"/>
-    <w:basedOn w:val="Normal"/>
+    <w:basedOn w:val="a2"/>
     <w:qFormat/>
     <w:rsid w:val="00586A35"/>
     <w:pPr>
@@ -9382,7 +11845,7 @@
   </w:style>
   <w:style w:type="paragraph" w:customStyle="1" w:styleId="UnnumScheme">
     <w:name w:val="UnnumScheme"/>
-    <w:basedOn w:val="Normal"/>
+    <w:basedOn w:val="a2"/>
     <w:qFormat/>
     <w:rsid w:val="00586A35"/>
     <w:pPr>
@@ -9395,7 +11858,7 @@
   </w:style>
   <w:style w:type="paragraph" w:customStyle="1" w:styleId="Reference">
     <w:name w:val="Reference"/>
-    <w:basedOn w:val="Normal"/>
+    <w:basedOn w:val="a2"/>
     <w:qFormat/>
     <w:rsid w:val="00586A35"/>
   </w:style>
@@ -9417,13 +11880,13 @@
   </w:style>
   <w:style w:type="paragraph" w:customStyle="1" w:styleId="ListStart">
     <w:name w:val="ListStart"/>
-    <w:basedOn w:val="Normal"/>
+    <w:basedOn w:val="a2"/>
     <w:qFormat/>
     <w:rsid w:val="00586A35"/>
   </w:style>
   <w:style w:type="paragraph" w:customStyle="1" w:styleId="ListEnd">
     <w:name w:val="ListEnd"/>
-    <w:basedOn w:val="Normal"/>
+    <w:basedOn w:val="a2"/>
     <w:qFormat/>
     <w:rsid w:val="00586A35"/>
   </w:style>
@@ -9435,14 +11898,14 @@
   </w:style>
   <w:style w:type="paragraph" w:customStyle="1" w:styleId="GraphAbstract">
     <w:name w:val="GraphAbstract"/>
-    <w:basedOn w:val="Normal"/>
-    <w:qFormat/>
-    <w:rsid w:val="00586A35"/>
-  </w:style>
-  <w:style w:type="paragraph" w:styleId="Caption">
+    <w:basedOn w:val="a2"/>
+    <w:qFormat/>
+    <w:rsid w:val="00586A35"/>
+  </w:style>
+  <w:style w:type="paragraph" w:styleId="af7">
     <w:name w:val="caption"/>
-    <w:basedOn w:val="Normal"/>
-    <w:next w:val="Normal"/>
+    <w:basedOn w:val="a2"/>
+    <w:next w:val="a2"/>
     <w:autoRedefine/>
     <w:uiPriority w:val="35"/>
     <w:unhideWhenUsed/>
@@ -9458,7 +11921,7 @@
   </w:style>
   <w:style w:type="paragraph" w:customStyle="1" w:styleId="Epigraph">
     <w:name w:val="Epigraph"/>
-    <w:basedOn w:val="Normal"/>
+    <w:basedOn w:val="a2"/>
     <w:autoRedefine/>
     <w:qFormat/>
     <w:rsid w:val="00586A35"/>
@@ -9542,7 +12005,7 @@
   </w:style>
   <w:style w:type="character" w:customStyle="1" w:styleId="FundingNumber">
     <w:name w:val="FundingNumber"/>
-    <w:basedOn w:val="DefaultParagraphFont"/>
+    <w:basedOn w:val="a3"/>
     <w:uiPriority w:val="1"/>
     <w:qFormat/>
     <w:rsid w:val="00586A35"/>
@@ -9552,7 +12015,7 @@
   </w:style>
   <w:style w:type="character" w:customStyle="1" w:styleId="FundingAgency">
     <w:name w:val="FundingAgency"/>
-    <w:basedOn w:val="DefaultParagraphFont"/>
+    <w:basedOn w:val="a3"/>
     <w:uiPriority w:val="1"/>
     <w:qFormat/>
     <w:rsid w:val="00586A35"/>
@@ -9604,7 +12067,7 @@
   </w:style>
   <w:style w:type="paragraph" w:customStyle="1" w:styleId="AltSubTitle">
     <w:name w:val="AltSubTitle"/>
-    <w:basedOn w:val="Subtitle"/>
+    <w:basedOn w:val="af8"/>
     <w:qFormat/>
     <w:rsid w:val="00586A35"/>
   </w:style>
@@ -9614,11 +12077,11 @@
     <w:qFormat/>
     <w:rsid w:val="00586A35"/>
   </w:style>
-  <w:style w:type="paragraph" w:styleId="Subtitle">
+  <w:style w:type="paragraph" w:styleId="af8">
     <w:name w:val="Subtitle"/>
-    <w:basedOn w:val="Normal"/>
-    <w:next w:val="Normal"/>
-    <w:link w:val="SubtitleChar1"/>
+    <w:basedOn w:val="a2"/>
+    <w:next w:val="a2"/>
+    <w:link w:val="Char6"/>
     <w:uiPriority w:val="11"/>
     <w:qFormat/>
     <w:locked/>
@@ -9637,10 +12100,10 @@
       <w:szCs w:val="24"/>
     </w:rPr>
   </w:style>
-  <w:style w:type="character" w:customStyle="1" w:styleId="SubtitleChar1">
-    <w:name w:val="Subtitle Char1"/>
-    <w:basedOn w:val="DefaultParagraphFont"/>
-    <w:link w:val="Subtitle"/>
+  <w:style w:type="character" w:customStyle="1" w:styleId="Char6">
+    <w:name w:val="부제 Char"/>
+    <w:basedOn w:val="a3"/>
+    <w:link w:val="af8"/>
     <w:uiPriority w:val="11"/>
     <w:rsid w:val="00586A35"/>
     <w:rPr>
@@ -9679,31 +12142,31 @@
   </w:style>
   <w:style w:type="paragraph" w:customStyle="1" w:styleId="FigSource">
     <w:name w:val="FigSource"/>
-    <w:basedOn w:val="Normal"/>
+    <w:basedOn w:val="a2"/>
     <w:qFormat/>
     <w:rsid w:val="00586A35"/>
   </w:style>
   <w:style w:type="paragraph" w:customStyle="1" w:styleId="Copyright">
     <w:name w:val="Copyright"/>
-    <w:basedOn w:val="Normal"/>
+    <w:basedOn w:val="a2"/>
     <w:qFormat/>
     <w:rsid w:val="00586A35"/>
   </w:style>
   <w:style w:type="paragraph" w:customStyle="1" w:styleId="InlineSupp">
     <w:name w:val="InlineSupp"/>
-    <w:basedOn w:val="Normal"/>
+    <w:basedOn w:val="a2"/>
     <w:qFormat/>
     <w:rsid w:val="00586A35"/>
   </w:style>
   <w:style w:type="paragraph" w:customStyle="1" w:styleId="SidebarQuote">
     <w:name w:val="SidebarQuote"/>
-    <w:basedOn w:val="Normal"/>
+    <w:basedOn w:val="a2"/>
     <w:qFormat/>
     <w:rsid w:val="00586A35"/>
   </w:style>
   <w:style w:type="character" w:customStyle="1" w:styleId="AltName">
     <w:name w:val="AltName"/>
-    <w:basedOn w:val="DefaultParagraphFont"/>
+    <w:basedOn w:val="a3"/>
     <w:uiPriority w:val="1"/>
     <w:qFormat/>
     <w:rsid w:val="00586A35"/>
@@ -9713,26 +12176,26 @@
   </w:style>
   <w:style w:type="paragraph" w:customStyle="1" w:styleId="StereoChemComp">
     <w:name w:val="StereoChemComp"/>
-    <w:basedOn w:val="Normal"/>
+    <w:basedOn w:val="a2"/>
     <w:qFormat/>
     <w:rsid w:val="00586A35"/>
   </w:style>
   <w:style w:type="paragraph" w:customStyle="1" w:styleId="StereoChemForm">
     <w:name w:val="StereoChemForm"/>
-    <w:basedOn w:val="Normal"/>
+    <w:basedOn w:val="a2"/>
     <w:qFormat/>
     <w:rsid w:val="00586A35"/>
   </w:style>
   <w:style w:type="paragraph" w:customStyle="1" w:styleId="StereoChemInfo">
     <w:name w:val="StereoChemInfo"/>
-    <w:basedOn w:val="Normal"/>
+    <w:basedOn w:val="a2"/>
     <w:qFormat/>
     <w:rsid w:val="00586A35"/>
   </w:style>
   <w:style w:type="paragraph" w:customStyle="1" w:styleId="MTDisplayEquation">
     <w:name w:val="MTDisplayEquation"/>
-    <w:basedOn w:val="Normal"/>
-    <w:next w:val="Normal"/>
+    <w:basedOn w:val="a2"/>
+    <w:next w:val="a2"/>
     <w:link w:val="MTDisplayEquationChar"/>
     <w:pPr>
       <w:tabs>
@@ -9744,7 +12207,7 @@
   </w:style>
   <w:style w:type="character" w:customStyle="1" w:styleId="MTDisplayEquationChar">
     <w:name w:val="MTDisplayEquation Char"/>
-    <w:basedOn w:val="DefaultParagraphFont"/>
+    <w:basedOn w:val="a3"/>
     <w:link w:val="MTDisplayEquation"/>
     <w:rPr>
       <w:rFonts w:asciiTheme="minorHAnsi" w:eastAsiaTheme="minorHAnsi" w:hAnsiTheme="minorHAnsi" w:cstheme="minorBidi"/>
@@ -9755,16 +12218,16 @@
   </w:style>
   <w:style w:type="character" w:customStyle="1" w:styleId="MTConvertedEquation">
     <w:name w:val="MTConvertedEquation"/>
-    <w:basedOn w:val="DefaultParagraphFont"/>
+    <w:basedOn w:val="a3"/>
     <w:rPr>
       <w:sz w:val="28"/>
       <w:szCs w:val="28"/>
     </w:rPr>
   </w:style>
-  <w:style w:type="paragraph" w:styleId="FootnoteText">
+  <w:style w:type="paragraph" w:styleId="af9">
     <w:name w:val="footnote text"/>
-    <w:basedOn w:val="Normal"/>
-    <w:link w:val="FootnoteTextChar"/>
+    <w:basedOn w:val="a2"/>
+    <w:link w:val="Char7"/>
     <w:rsid w:val="00586A35"/>
     <w:pPr>
       <w:spacing w:line="240" w:lineRule="auto"/>
@@ -9773,10 +12236,10 @@
       <w:sz w:val="14"/>
     </w:rPr>
   </w:style>
-  <w:style w:type="character" w:customStyle="1" w:styleId="FootnoteTextChar">
-    <w:name w:val="Footnote Text Char"/>
-    <w:basedOn w:val="DefaultParagraphFont"/>
-    <w:link w:val="FootnoteText"/>
+  <w:style w:type="character" w:customStyle="1" w:styleId="Char7">
+    <w:name w:val="각주 텍스트 Char"/>
+    <w:basedOn w:val="a3"/>
+    <w:link w:val="af9"/>
     <w:rsid w:val="00586A35"/>
     <w:rPr>
       <w:rFonts w:ascii="Linux Libertine" w:eastAsiaTheme="minorHAnsi" w:hAnsi="Linux Libertine" w:cstheme="minorBidi"/>
@@ -9852,7 +12315,7 @@
   </w:style>
   <w:style w:type="paragraph" w:customStyle="1" w:styleId="SIGPLANAuthorname">
     <w:name w:val="SIGPLAN Author name"/>
-    <w:basedOn w:val="Normal"/>
+    <w:basedOn w:val="a2"/>
     <w:next w:val="SIGPLANAuthoraffiliation"/>
     <w:rsid w:val="00586A35"/>
     <w:pPr>
@@ -9890,7 +12353,7 @@
   </w:style>
   <w:style w:type="character" w:customStyle="1" w:styleId="SIGPLANCode">
     <w:name w:val="SIGPLAN Code"/>
-    <w:basedOn w:val="DefaultParagraphFont"/>
+    <w:basedOn w:val="a3"/>
     <w:rsid w:val="00586A35"/>
     <w:rPr>
       <w:rFonts w:ascii="Lucida Console" w:hAnsi="Lucida Console"/>
@@ -9899,7 +12362,7 @@
   </w:style>
   <w:style w:type="character" w:customStyle="1" w:styleId="SIGPLANComputer">
     <w:name w:val="SIGPLAN Computer"/>
-    <w:basedOn w:val="DefaultParagraphFont"/>
+    <w:basedOn w:val="a3"/>
     <w:rsid w:val="00586A35"/>
     <w:rPr>
       <w:rFonts w:ascii="Trebuchet MS" w:hAnsi="Trebuchet MS"/>
@@ -9946,7 +12409,7 @@
   </w:style>
   <w:style w:type="character" w:customStyle="1" w:styleId="SIGPLANEnunciationcaption">
     <w:name w:val="SIGPLAN Enunciation caption"/>
-    <w:basedOn w:val="DefaultParagraphFont"/>
+    <w:basedOn w:val="a3"/>
     <w:rsid w:val="00586A35"/>
     <w:rPr>
       <w:smallCaps/>
@@ -9986,7 +12449,7 @@
   </w:style>
   <w:style w:type="numbering" w:customStyle="1" w:styleId="SIGPLANListbullet">
     <w:name w:val="SIGPLAN List bullet"/>
-    <w:basedOn w:val="NoList"/>
+    <w:basedOn w:val="a5"/>
     <w:rsid w:val="00586A35"/>
     <w:pPr>
       <w:numPr>
@@ -10013,7 +12476,7 @@
   </w:style>
   <w:style w:type="numbering" w:customStyle="1" w:styleId="SIGPLANListletter">
     <w:name w:val="SIGPLAN List letter"/>
-    <w:basedOn w:val="NoList"/>
+    <w:basedOn w:val="a5"/>
     <w:rsid w:val="00586A35"/>
     <w:pPr>
       <w:numPr>
@@ -10023,7 +12486,7 @@
   </w:style>
   <w:style w:type="numbering" w:customStyle="1" w:styleId="SIGPLANListnumber">
     <w:name w:val="SIGPLAN List number"/>
-    <w:basedOn w:val="NoList"/>
+    <w:basedOn w:val="a5"/>
     <w:rsid w:val="00586A35"/>
     <w:pPr>
       <w:numPr>
@@ -10163,7 +12626,7 @@
   </w:style>
   <w:style w:type="paragraph" w:customStyle="1" w:styleId="Algorithm">
     <w:name w:val="Algorithm"/>
-    <w:basedOn w:val="Normal"/>
+    <w:basedOn w:val="a2"/>
     <w:qFormat/>
     <w:rsid w:val="00586A35"/>
     <w:pPr>
@@ -10172,7 +12635,7 @@
   </w:style>
   <w:style w:type="paragraph" w:customStyle="1" w:styleId="Annotation">
     <w:name w:val="Annotation"/>
-    <w:basedOn w:val="Normal"/>
+    <w:basedOn w:val="a2"/>
     <w:qFormat/>
     <w:rsid w:val="00586A35"/>
     <w:rPr>
@@ -10275,7 +12738,7 @@
   </w:style>
   <w:style w:type="paragraph" w:customStyle="1" w:styleId="Blurb">
     <w:name w:val="Blurb"/>
-    <w:basedOn w:val="Normal"/>
+    <w:basedOn w:val="a2"/>
     <w:qFormat/>
     <w:rsid w:val="00586A35"/>
     <w:pPr>
@@ -10329,7 +12792,7 @@
   </w:style>
   <w:style w:type="paragraph" w:customStyle="1" w:styleId="Break">
     <w:name w:val="Break"/>
-    <w:basedOn w:val="Normal"/>
+    <w:basedOn w:val="a2"/>
     <w:qFormat/>
     <w:rsid w:val="00586A35"/>
     <w:pPr>
@@ -10345,7 +12808,7 @@
   </w:style>
   <w:style w:type="paragraph" w:customStyle="1" w:styleId="ChapterBegin">
     <w:name w:val="ChapterBegin"/>
-    <w:basedOn w:val="Normal"/>
+    <w:basedOn w:val="a2"/>
     <w:qFormat/>
     <w:rsid w:val="00586A35"/>
     <w:pPr>
@@ -10369,7 +12832,7 @@
   </w:style>
   <w:style w:type="paragraph" w:customStyle="1" w:styleId="ChapterEnd">
     <w:name w:val="ChapterEnd"/>
-    <w:basedOn w:val="Normal"/>
+    <w:basedOn w:val="a2"/>
     <w:qFormat/>
     <w:rsid w:val="00586A35"/>
     <w:pPr>
@@ -10393,8 +12856,8 @@
   </w:style>
   <w:style w:type="paragraph" w:customStyle="1" w:styleId="ChapterNumber">
     <w:name w:val="ChapterNumber"/>
-    <w:basedOn w:val="Normal"/>
-    <w:next w:val="Normal"/>
+    <w:basedOn w:val="a2"/>
+    <w:next w:val="a2"/>
     <w:rsid w:val="00586A35"/>
     <w:pPr>
       <w:keepNext/>
@@ -10425,7 +12888,7 @@
   <w:style w:type="paragraph" w:customStyle="1" w:styleId="ChapterSubTitle">
     <w:name w:val="ChapterSubTitle"/>
     <w:basedOn w:val="ChapterTitle"/>
-    <w:next w:val="Normal"/>
+    <w:next w:val="a2"/>
     <w:rsid w:val="00586A35"/>
     <w:pPr>
       <w:spacing w:before="0"/>
@@ -10438,19 +12901,19 @@
   </w:style>
   <w:style w:type="paragraph" w:customStyle="1" w:styleId="ChemFormula">
     <w:name w:val="ChemFormula"/>
-    <w:basedOn w:val="Normal"/>
+    <w:basedOn w:val="a2"/>
     <w:qFormat/>
     <w:rsid w:val="00586A35"/>
   </w:style>
   <w:style w:type="paragraph" w:customStyle="1" w:styleId="ChemFormulaUnnum">
     <w:name w:val="ChemFormulaUnnum"/>
-    <w:basedOn w:val="Normal"/>
+    <w:basedOn w:val="a2"/>
     <w:qFormat/>
     <w:rsid w:val="00586A35"/>
   </w:style>
   <w:style w:type="paragraph" w:customStyle="1" w:styleId="Chemistry">
     <w:name w:val="Chemistry"/>
-    <w:basedOn w:val="Normal"/>
+    <w:basedOn w:val="a2"/>
     <w:qFormat/>
     <w:rsid w:val="00586A35"/>
     <w:pPr>
@@ -10476,13 +12939,13 @@
   </w:style>
   <w:style w:type="paragraph" w:customStyle="1" w:styleId="ClientTag">
     <w:name w:val="ClientTag"/>
-    <w:basedOn w:val="Normal"/>
+    <w:basedOn w:val="a2"/>
     <w:qFormat/>
     <w:rsid w:val="00586A35"/>
   </w:style>
   <w:style w:type="paragraph" w:customStyle="1" w:styleId="Contributor">
     <w:name w:val="Contributor"/>
-    <w:basedOn w:val="Normal"/>
+    <w:basedOn w:val="a2"/>
     <w:qFormat/>
     <w:rsid w:val="00586A35"/>
     <w:pPr>
@@ -10499,7 +12962,7 @@
   </w:style>
   <w:style w:type="character" w:customStyle="1" w:styleId="Correct">
     <w:name w:val="Correct"/>
-    <w:basedOn w:val="DefaultParagraphFont"/>
+    <w:basedOn w:val="a3"/>
     <w:uiPriority w:val="1"/>
     <w:qFormat/>
     <w:rsid w:val="00586A35"/>
@@ -10510,7 +12973,7 @@
   </w:style>
   <w:style w:type="paragraph" w:customStyle="1" w:styleId="Definition">
     <w:name w:val="Definition"/>
-    <w:basedOn w:val="Normal"/>
+    <w:basedOn w:val="a2"/>
     <w:qFormat/>
     <w:rsid w:val="00586A35"/>
     <w:pPr>
@@ -10529,7 +12992,7 @@
   </w:style>
   <w:style w:type="paragraph" w:customStyle="1" w:styleId="Dialogue">
     <w:name w:val="Dialogue"/>
-    <w:basedOn w:val="Normal"/>
+    <w:basedOn w:val="a2"/>
     <w:qFormat/>
     <w:rsid w:val="00586A35"/>
     <w:pPr>
@@ -10549,7 +13012,7 @@
   </w:style>
   <w:style w:type="paragraph" w:customStyle="1" w:styleId="Dictionary">
     <w:name w:val="Dictionary"/>
-    <w:basedOn w:val="Normal"/>
+    <w:basedOn w:val="a2"/>
     <w:qFormat/>
     <w:rsid w:val="00586A35"/>
     <w:pPr>
@@ -10584,7 +13047,7 @@
   </w:style>
   <w:style w:type="paragraph" w:customStyle="1" w:styleId="Editors">
     <w:name w:val="Editors"/>
-    <w:basedOn w:val="Normal"/>
+    <w:basedOn w:val="a2"/>
     <w:qFormat/>
     <w:rsid w:val="00586A35"/>
     <w:pPr>
@@ -10598,7 +13061,7 @@
   </w:style>
   <w:style w:type="character" w:customStyle="1" w:styleId="EpreprintDate">
     <w:name w:val="EpreprintDate"/>
-    <w:basedOn w:val="DefaultParagraphFont"/>
+    <w:basedOn w:val="a3"/>
     <w:uiPriority w:val="1"/>
     <w:qFormat/>
     <w:rsid w:val="00586A35"/>
@@ -10609,7 +13072,7 @@
   </w:style>
   <w:style w:type="character" w:customStyle="1" w:styleId="EqnCount">
     <w:name w:val="EqnCount"/>
-    <w:basedOn w:val="DefaultParagraphFont"/>
+    <w:basedOn w:val="a3"/>
     <w:uiPriority w:val="1"/>
     <w:qFormat/>
     <w:rsid w:val="00586A35"/>
@@ -10619,7 +13082,7 @@
   </w:style>
   <w:style w:type="character" w:customStyle="1" w:styleId="eSlide">
     <w:name w:val="eSlide"/>
-    <w:basedOn w:val="DefaultParagraphFont"/>
+    <w:basedOn w:val="a3"/>
     <w:uiPriority w:val="1"/>
     <w:qFormat/>
     <w:rsid w:val="00586A35"/>
@@ -10629,7 +13092,7 @@
   </w:style>
   <w:style w:type="paragraph" w:customStyle="1" w:styleId="ExampleBegin">
     <w:name w:val="ExampleBegin"/>
-    <w:basedOn w:val="Normal"/>
+    <w:basedOn w:val="a2"/>
     <w:qFormat/>
     <w:rsid w:val="00586A35"/>
     <w:pPr>
@@ -10652,7 +13115,7 @@
   </w:style>
   <w:style w:type="paragraph" w:customStyle="1" w:styleId="ExampleEnd">
     <w:name w:val="ExampleEnd"/>
-    <w:basedOn w:val="Normal"/>
+    <w:basedOn w:val="a2"/>
     <w:qFormat/>
     <w:rsid w:val="00586A35"/>
     <w:pPr>
@@ -10675,7 +13138,7 @@
   </w:style>
   <w:style w:type="paragraph" w:customStyle="1" w:styleId="ExerciseBegin">
     <w:name w:val="ExerciseBegin"/>
-    <w:basedOn w:val="Normal"/>
+    <w:basedOn w:val="a2"/>
     <w:qFormat/>
     <w:rsid w:val="00586A35"/>
     <w:pPr>
@@ -10698,7 +13161,7 @@
   </w:style>
   <w:style w:type="paragraph" w:customStyle="1" w:styleId="ExerciseEnd">
     <w:name w:val="ExerciseEnd"/>
-    <w:basedOn w:val="Normal"/>
+    <w:basedOn w:val="a2"/>
     <w:qFormat/>
     <w:rsid w:val="00586A35"/>
     <w:pPr>
@@ -10721,13 +13184,13 @@
   </w:style>
   <w:style w:type="paragraph" w:customStyle="1" w:styleId="ExerciseSection">
     <w:name w:val="ExerciseSection"/>
-    <w:basedOn w:val="Normal"/>
+    <w:basedOn w:val="a2"/>
     <w:qFormat/>
     <w:rsid w:val="00586A35"/>
   </w:style>
   <w:style w:type="paragraph" w:customStyle="1" w:styleId="Explanation">
     <w:name w:val="Explanation"/>
-    <w:basedOn w:val="Normal"/>
+    <w:basedOn w:val="a2"/>
     <w:rsid w:val="00586A35"/>
     <w:pPr>
       <w:spacing w:after="240" w:line="360" w:lineRule="auto"/>
@@ -10742,7 +13205,7 @@
   </w:style>
   <w:style w:type="paragraph" w:customStyle="1" w:styleId="Extract">
     <w:name w:val="Extract"/>
-    <w:basedOn w:val="Normal"/>
+    <w:basedOn w:val="a2"/>
     <w:rsid w:val="00586A35"/>
     <w:pPr>
       <w:spacing w:before="120" w:after="120" w:line="240" w:lineRule="auto"/>
@@ -10756,7 +13219,7 @@
   </w:style>
   <w:style w:type="paragraph" w:customStyle="1" w:styleId="ExtractBegin">
     <w:name w:val="ExtractBegin"/>
-    <w:basedOn w:val="Normal"/>
+    <w:basedOn w:val="a2"/>
     <w:qFormat/>
     <w:rsid w:val="00586A35"/>
     <w:pPr>
@@ -10779,7 +13242,7 @@
   </w:style>
   <w:style w:type="paragraph" w:customStyle="1" w:styleId="ExtractEnd">
     <w:name w:val="ExtractEnd"/>
-    <w:basedOn w:val="Normal"/>
+    <w:basedOn w:val="a2"/>
     <w:qFormat/>
     <w:rsid w:val="00586A35"/>
     <w:pPr>
@@ -10802,13 +13265,13 @@
   </w:style>
   <w:style w:type="paragraph" w:customStyle="1" w:styleId="FeatureFixedTitle">
     <w:name w:val="FeatureFixedTitle"/>
-    <w:basedOn w:val="Normal"/>
+    <w:basedOn w:val="a2"/>
     <w:qFormat/>
     <w:rsid w:val="00586A35"/>
   </w:style>
   <w:style w:type="paragraph" w:customStyle="1" w:styleId="FeatureHead1">
     <w:name w:val="FeatureHead1"/>
-    <w:basedOn w:val="Normal"/>
+    <w:basedOn w:val="a2"/>
     <w:qFormat/>
     <w:rsid w:val="00586A35"/>
   </w:style>
@@ -10826,13 +13289,13 @@
   </w:style>
   <w:style w:type="paragraph" w:customStyle="1" w:styleId="FigCopyright">
     <w:name w:val="FigCopyright"/>
-    <w:basedOn w:val="Normal"/>
+    <w:basedOn w:val="a2"/>
     <w:qFormat/>
     <w:rsid w:val="00586A35"/>
   </w:style>
   <w:style w:type="character" w:customStyle="1" w:styleId="FigCount">
     <w:name w:val="FigCount"/>
-    <w:basedOn w:val="DefaultParagraphFont"/>
+    <w:basedOn w:val="a3"/>
     <w:uiPriority w:val="1"/>
     <w:qFormat/>
     <w:rsid w:val="00586A35"/>
@@ -10842,7 +13305,7 @@
   </w:style>
   <w:style w:type="paragraph" w:customStyle="1" w:styleId="FigKeyword">
     <w:name w:val="FigKeyword"/>
-    <w:basedOn w:val="Normal"/>
+    <w:basedOn w:val="a2"/>
     <w:qFormat/>
     <w:rsid w:val="00586A35"/>
   </w:style>
@@ -10861,7 +13324,7 @@
   </w:style>
   <w:style w:type="paragraph" w:customStyle="1" w:styleId="Head6">
     <w:name w:val="Head6"/>
-    <w:basedOn w:val="Normal"/>
+    <w:basedOn w:val="a2"/>
     <w:rsid w:val="00586A35"/>
     <w:pPr>
       <w:keepNext/>
@@ -10879,7 +13342,7 @@
   </w:style>
   <w:style w:type="paragraph" w:customStyle="1" w:styleId="Hint">
     <w:name w:val="Hint"/>
-    <w:basedOn w:val="Normal"/>
+    <w:basedOn w:val="a2"/>
     <w:rsid w:val="00586A35"/>
     <w:pPr>
       <w:spacing w:line="360" w:lineRule="auto"/>
@@ -10894,13 +13357,13 @@
   </w:style>
   <w:style w:type="paragraph" w:customStyle="1" w:styleId="Index1">
     <w:name w:val="Index1"/>
-    <w:basedOn w:val="Normal"/>
+    <w:basedOn w:val="a2"/>
     <w:qFormat/>
     <w:rsid w:val="00586A35"/>
   </w:style>
   <w:style w:type="paragraph" w:customStyle="1" w:styleId="Index2">
     <w:name w:val="Index2"/>
-    <w:basedOn w:val="Normal"/>
+    <w:basedOn w:val="a2"/>
     <w:qFormat/>
     <w:rsid w:val="00586A35"/>
     <w:pPr>
@@ -10909,7 +13372,7 @@
   </w:style>
   <w:style w:type="paragraph" w:customStyle="1" w:styleId="Index3">
     <w:name w:val="Index3"/>
-    <w:basedOn w:val="Normal"/>
+    <w:basedOn w:val="a2"/>
     <w:qFormat/>
     <w:rsid w:val="00586A35"/>
     <w:pPr>
@@ -10918,7 +13381,7 @@
   </w:style>
   <w:style w:type="paragraph" w:customStyle="1" w:styleId="Index4">
     <w:name w:val="Index4"/>
-    <w:basedOn w:val="Normal"/>
+    <w:basedOn w:val="a2"/>
     <w:qFormat/>
     <w:rsid w:val="00586A35"/>
     <w:pPr>
@@ -10927,20 +13390,20 @@
   </w:style>
   <w:style w:type="paragraph" w:customStyle="1" w:styleId="IndexHead">
     <w:name w:val="IndexHead"/>
-    <w:basedOn w:val="Normal"/>
+    <w:basedOn w:val="a2"/>
     <w:qFormat/>
     <w:rsid w:val="00586A35"/>
   </w:style>
   <w:style w:type="paragraph" w:customStyle="1" w:styleId="Letter-ps">
     <w:name w:val="Letter-ps"/>
-    <w:basedOn w:val="Normal"/>
-    <w:next w:val="Normal"/>
+    <w:basedOn w:val="a2"/>
+    <w:next w:val="a2"/>
     <w:qFormat/>
     <w:rsid w:val="00586A35"/>
   </w:style>
   <w:style w:type="paragraph" w:customStyle="1" w:styleId="MainHeading">
     <w:name w:val="MainHeading"/>
-    <w:basedOn w:val="Normal"/>
+    <w:basedOn w:val="a2"/>
     <w:rsid w:val="00586A35"/>
     <w:pPr>
       <w:widowControl w:val="0"/>
@@ -10963,7 +13426,7 @@
   </w:style>
   <w:style w:type="paragraph" w:customStyle="1" w:styleId="MarginNote">
     <w:name w:val="MarginNote"/>
-    <w:basedOn w:val="Normal"/>
+    <w:basedOn w:val="a2"/>
     <w:qFormat/>
     <w:rsid w:val="00586A35"/>
     <w:pPr>
@@ -10979,7 +13442,7 @@
   </w:style>
   <w:style w:type="paragraph" w:customStyle="1" w:styleId="MetadataHead">
     <w:name w:val="MetadataHead"/>
-    <w:basedOn w:val="Normal"/>
+    <w:basedOn w:val="a2"/>
     <w:rsid w:val="00586A35"/>
     <w:rPr>
       <w:color w:val="548DD4" w:themeColor="text2" w:themeTint="99"/>
@@ -11003,7 +13466,7 @@
   </w:style>
   <w:style w:type="character" w:customStyle="1" w:styleId="Orcid">
     <w:name w:val="Orcid"/>
-    <w:basedOn w:val="DefaultParagraphFont"/>
+    <w:basedOn w:val="a3"/>
     <w:uiPriority w:val="1"/>
     <w:qFormat/>
     <w:rsid w:val="00586A35"/>
@@ -11040,7 +13503,7 @@
   </w:style>
   <w:style w:type="paragraph" w:customStyle="1" w:styleId="PartBegin">
     <w:name w:val="PartBegin"/>
-    <w:basedOn w:val="Normal"/>
+    <w:basedOn w:val="a2"/>
     <w:qFormat/>
     <w:rsid w:val="00586A35"/>
     <w:pPr>
@@ -11076,8 +13539,8 @@
   </w:style>
   <w:style w:type="paragraph" w:customStyle="1" w:styleId="PartNumber">
     <w:name w:val="PartNumber"/>
-    <w:basedOn w:val="Normal"/>
-    <w:next w:val="Normal"/>
+    <w:basedOn w:val="a2"/>
+    <w:next w:val="a2"/>
     <w:rsid w:val="00586A35"/>
     <w:pPr>
       <w:keepNext/>
@@ -11094,7 +13557,7 @@
   <w:style w:type="paragraph" w:customStyle="1" w:styleId="PartTitle">
     <w:name w:val="PartTitle"/>
     <w:basedOn w:val="PartNumber"/>
-    <w:next w:val="Normal"/>
+    <w:next w:val="a2"/>
     <w:rsid w:val="00586A35"/>
     <w:rPr>
       <w:b/>
@@ -11102,7 +13565,7 @@
   </w:style>
   <w:style w:type="paragraph" w:customStyle="1" w:styleId="Prelims">
     <w:name w:val="Prelims"/>
-    <w:basedOn w:val="Normal"/>
+    <w:basedOn w:val="a2"/>
     <w:rsid w:val="00586A35"/>
     <w:pPr>
       <w:tabs>
@@ -11123,7 +13586,7 @@
   </w:style>
   <w:style w:type="paragraph" w:customStyle="1" w:styleId="Proof">
     <w:name w:val="Proof"/>
-    <w:basedOn w:val="Normal"/>
+    <w:basedOn w:val="a2"/>
     <w:qFormat/>
     <w:rsid w:val="00586A35"/>
     <w:pPr>
@@ -11139,7 +13602,7 @@
   </w:style>
   <w:style w:type="paragraph" w:customStyle="1" w:styleId="PublisherDate">
     <w:name w:val="PublisherDate"/>
-    <w:basedOn w:val="Normal"/>
+    <w:basedOn w:val="a2"/>
     <w:qFormat/>
     <w:rsid w:val="00586A35"/>
     <w:pPr>
@@ -11156,7 +13619,7 @@
   </w:style>
   <w:style w:type="paragraph" w:customStyle="1" w:styleId="Question">
     <w:name w:val="Question"/>
-    <w:basedOn w:val="Normal"/>
+    <w:basedOn w:val="a2"/>
     <w:qFormat/>
     <w:rsid w:val="00586A35"/>
     <w:pPr>
@@ -11176,7 +13639,7 @@
   </w:style>
   <w:style w:type="paragraph" w:customStyle="1" w:styleId="QuestionFillblank">
     <w:name w:val="Question_Fillblank"/>
-    <w:basedOn w:val="Normal"/>
+    <w:basedOn w:val="a2"/>
     <w:rsid w:val="00586A35"/>
     <w:pPr>
       <w:spacing w:after="240"/>
@@ -11190,7 +13653,7 @@
   </w:style>
   <w:style w:type="paragraph" w:customStyle="1" w:styleId="QuestionMatch">
     <w:name w:val="Question_Match"/>
-    <w:basedOn w:val="Normal"/>
+    <w:basedOn w:val="a2"/>
     <w:rsid w:val="00586A35"/>
     <w:pPr>
       <w:spacing w:after="240"/>
@@ -11204,7 +13667,7 @@
   </w:style>
   <w:style w:type="paragraph" w:customStyle="1" w:styleId="QuestionMultiCh">
     <w:name w:val="Question_MultiCh"/>
-    <w:basedOn w:val="Normal"/>
+    <w:basedOn w:val="a2"/>
     <w:rsid w:val="00586A35"/>
     <w:pPr>
       <w:spacing w:after="240"/>
@@ -11218,7 +13681,7 @@
   </w:style>
   <w:style w:type="paragraph" w:customStyle="1" w:styleId="QuestionTrueFalse">
     <w:name w:val="Question_TrueFalse"/>
-    <w:basedOn w:val="Normal"/>
+    <w:basedOn w:val="a2"/>
     <w:rsid w:val="00586A35"/>
     <w:pPr>
       <w:spacing w:after="240"/>
@@ -11232,7 +13695,7 @@
   </w:style>
   <w:style w:type="paragraph" w:customStyle="1" w:styleId="Quotation">
     <w:name w:val="Quotation"/>
-    <w:basedOn w:val="Normal"/>
+    <w:basedOn w:val="a2"/>
     <w:qFormat/>
     <w:rsid w:val="00586A35"/>
     <w:pPr>
@@ -11244,7 +13707,7 @@
   </w:style>
   <w:style w:type="character" w:customStyle="1" w:styleId="RefCount">
     <w:name w:val="RefCount"/>
-    <w:basedOn w:val="DefaultParagraphFont"/>
+    <w:basedOn w:val="a3"/>
     <w:uiPriority w:val="1"/>
     <w:qFormat/>
     <w:rsid w:val="00586A35"/>
@@ -11296,7 +13759,7 @@
   </w:style>
   <w:style w:type="character" w:customStyle="1" w:styleId="RevisedDate1">
     <w:name w:val="RevisedDate1"/>
-    <w:basedOn w:val="DefaultParagraphFont"/>
+    <w:basedOn w:val="a3"/>
     <w:uiPriority w:val="1"/>
     <w:qFormat/>
     <w:rsid w:val="00586A35"/>
@@ -11306,7 +13769,7 @@
   </w:style>
   <w:style w:type="character" w:customStyle="1" w:styleId="RevisedDate2">
     <w:name w:val="RevisedDate2"/>
-    <w:basedOn w:val="DefaultParagraphFont"/>
+    <w:basedOn w:val="a3"/>
     <w:uiPriority w:val="1"/>
     <w:qFormat/>
     <w:rsid w:val="00586A35"/>
@@ -11314,19 +13777,19 @@
       <w:color w:val="E36C0A" w:themeColor="accent6" w:themeShade="BF"/>
     </w:rPr>
   </w:style>
-  <w:style w:type="paragraph" w:styleId="Salutation">
+  <w:style w:type="paragraph" w:styleId="afa">
     <w:name w:val="Salutation"/>
-    <w:basedOn w:val="Normal"/>
-    <w:next w:val="Normal"/>
-    <w:link w:val="SalutationChar"/>
+    <w:basedOn w:val="a2"/>
+    <w:next w:val="a2"/>
+    <w:link w:val="Char8"/>
     <w:uiPriority w:val="99"/>
     <w:unhideWhenUsed/>
     <w:rsid w:val="00586A35"/>
   </w:style>
-  <w:style w:type="character" w:customStyle="1" w:styleId="SalutationChar">
-    <w:name w:val="Salutation Char"/>
-    <w:basedOn w:val="DefaultParagraphFont"/>
-    <w:link w:val="Salutation"/>
+  <w:style w:type="character" w:customStyle="1" w:styleId="Char8">
+    <w:name w:val="인사말 Char"/>
+    <w:basedOn w:val="a3"/>
+    <w:link w:val="afa"/>
     <w:uiPriority w:val="99"/>
     <w:rsid w:val="00586A35"/>
     <w:rPr>
@@ -11344,7 +13807,7 @@
   </w:style>
   <w:style w:type="paragraph" w:customStyle="1" w:styleId="Spine">
     <w:name w:val="Spine"/>
-    <w:basedOn w:val="Normal"/>
+    <w:basedOn w:val="a2"/>
     <w:qFormat/>
     <w:rsid w:val="00586A35"/>
     <w:pPr>
@@ -11363,7 +13826,7 @@
   </w:style>
   <w:style w:type="character" w:customStyle="1" w:styleId="Subject1">
     <w:name w:val="Subject1"/>
-    <w:basedOn w:val="DefaultParagraphFont"/>
+    <w:basedOn w:val="a3"/>
     <w:uiPriority w:val="1"/>
     <w:rsid w:val="00586A35"/>
     <w:rPr>
@@ -11391,7 +13854,7 @@
   </w:style>
   <w:style w:type="character" w:customStyle="1" w:styleId="TblCount">
     <w:name w:val="TblCount"/>
-    <w:basedOn w:val="DefaultParagraphFont"/>
+    <w:basedOn w:val="a3"/>
     <w:uiPriority w:val="1"/>
     <w:qFormat/>
     <w:rsid w:val="00586A35"/>
@@ -11401,31 +13864,31 @@
   </w:style>
   <w:style w:type="paragraph" w:customStyle="1" w:styleId="TOC1">
     <w:name w:val="TOC1"/>
-    <w:basedOn w:val="Normal"/>
+    <w:basedOn w:val="a2"/>
     <w:qFormat/>
     <w:rsid w:val="00586A35"/>
   </w:style>
   <w:style w:type="paragraph" w:customStyle="1" w:styleId="TOC2">
     <w:name w:val="TOC2"/>
-    <w:basedOn w:val="Normal"/>
+    <w:basedOn w:val="a2"/>
     <w:qFormat/>
     <w:rsid w:val="00586A35"/>
   </w:style>
   <w:style w:type="paragraph" w:customStyle="1" w:styleId="TOC3">
     <w:name w:val="TOC3"/>
-    <w:basedOn w:val="Normal"/>
+    <w:basedOn w:val="a2"/>
     <w:qFormat/>
     <w:rsid w:val="00586A35"/>
   </w:style>
   <w:style w:type="paragraph" w:customStyle="1" w:styleId="TOC4">
     <w:name w:val="TOC4"/>
-    <w:basedOn w:val="Normal"/>
+    <w:basedOn w:val="a2"/>
     <w:qFormat/>
     <w:rsid w:val="00586A35"/>
   </w:style>
   <w:style w:type="paragraph" w:customStyle="1" w:styleId="TOCHeading">
     <w:name w:val="TOCHeading"/>
-    <w:basedOn w:val="Normal"/>
+    <w:basedOn w:val="a2"/>
     <w:qFormat/>
     <w:rsid w:val="00586A35"/>
   </w:style>
@@ -11440,7 +13903,7 @@
   </w:style>
   <w:style w:type="paragraph" w:customStyle="1" w:styleId="Update">
     <w:name w:val="Update"/>
-    <w:basedOn w:val="Normal"/>
+    <w:basedOn w:val="a2"/>
     <w:qFormat/>
     <w:rsid w:val="00586A35"/>
     <w:pPr>
@@ -11461,14 +13924,14 @@
   </w:style>
   <w:style w:type="paragraph" w:customStyle="1" w:styleId="Value">
     <w:name w:val="Value"/>
-    <w:basedOn w:val="Normal"/>
-    <w:next w:val="Normal"/>
+    <w:basedOn w:val="a2"/>
+    <w:next w:val="a2"/>
     <w:qFormat/>
     <w:rsid w:val="00586A35"/>
   </w:style>
   <w:style w:type="paragraph" w:customStyle="1" w:styleId="Video">
     <w:name w:val="Video"/>
-    <w:basedOn w:val="Normal"/>
+    <w:basedOn w:val="a2"/>
     <w:qFormat/>
     <w:rsid w:val="00586A35"/>
     <w:pPr>
@@ -11488,7 +13951,7 @@
   </w:style>
   <w:style w:type="paragraph" w:customStyle="1" w:styleId="Worksolution">
     <w:name w:val="Worksolution"/>
-    <w:basedOn w:val="Normal"/>
+    <w:basedOn w:val="a2"/>
     <w:rsid w:val="00586A35"/>
     <w:rPr>
       <w:rFonts w:ascii="Times New Roman" w:eastAsia="Times New Roman" w:hAnsi="Times New Roman" w:cs="Times New Roman"/>
@@ -11499,14 +13962,14 @@
   </w:style>
   <w:style w:type="paragraph" w:customStyle="1" w:styleId="Yours">
     <w:name w:val="Yours"/>
-    <w:basedOn w:val="Normal"/>
-    <w:next w:val="Normal"/>
-    <w:qFormat/>
-    <w:rsid w:val="00586A35"/>
-  </w:style>
-  <w:style w:type="character" w:styleId="PageNumber">
+    <w:basedOn w:val="a2"/>
+    <w:next w:val="a2"/>
+    <w:qFormat/>
+    <w:rsid w:val="00586A35"/>
+  </w:style>
+  <w:style w:type="character" w:styleId="afb">
     <w:name w:val="page number"/>
-    <w:basedOn w:val="DefaultParagraphFont"/>
+    <w:basedOn w:val="a3"/>
     <w:uiPriority w:val="99"/>
     <w:unhideWhenUsed/>
     <w:rsid w:val="00586A35"/>
@@ -11515,9 +13978,9 @@
       <w:sz w:val="14"/>
     </w:rPr>
   </w:style>
-  <w:style w:type="character" w:styleId="LineNumber">
+  <w:style w:type="character" w:styleId="afc">
     <w:name w:val="line number"/>
-    <w:basedOn w:val="DefaultParagraphFont"/>
+    <w:basedOn w:val="a3"/>
     <w:uiPriority w:val="99"/>
     <w:unhideWhenUsed/>
     <w:rsid w:val="00586A35"/>
@@ -11525,7 +13988,7 @@
       <w:sz w:val="16"/>
     </w:rPr>
   </w:style>
-  <w:style w:type="paragraph" w:styleId="NoSpacing">
+  <w:style w:type="paragraph" w:styleId="afd">
     <w:name w:val="No Spacing"/>
     <w:uiPriority w:val="1"/>
     <w:qFormat/>
@@ -11539,7 +14002,7 @@
   </w:style>
   <w:style w:type="character" w:customStyle="1" w:styleId="KeyTerm">
     <w:name w:val="KeyTerm"/>
-    <w:basedOn w:val="DefaultParagraphFont"/>
+    <w:basedOn w:val="a3"/>
     <w:uiPriority w:val="1"/>
     <w:qFormat/>
     <w:rsid w:val="00586A35"/>
@@ -11549,7 +14012,7 @@
   </w:style>
   <w:style w:type="character" w:customStyle="1" w:styleId="OtherTitle">
     <w:name w:val="OtherTitle"/>
-    <w:basedOn w:val="DefaultParagraphFont"/>
+    <w:basedOn w:val="a3"/>
     <w:uiPriority w:val="1"/>
     <w:qFormat/>
     <w:rsid w:val="00586A35"/>
@@ -11560,7 +14023,7 @@
   </w:style>
   <w:style w:type="paragraph" w:customStyle="1" w:styleId="SidebarText">
     <w:name w:val="SidebarText"/>
-    <w:basedOn w:val="Normal"/>
+    <w:basedOn w:val="a2"/>
     <w:qFormat/>
     <w:rsid w:val="00586A35"/>
     <w:pPr>
@@ -11593,7 +14056,7 @@
   </w:style>
   <w:style w:type="paragraph" w:customStyle="1" w:styleId="AlgorithmCaption">
     <w:name w:val="AlgorithmCaption"/>
-    <w:basedOn w:val="Normal"/>
+    <w:basedOn w:val="a2"/>
     <w:rsid w:val="00586A35"/>
     <w:pPr>
       <w:pBdr>
@@ -11605,7 +14068,7 @@
   </w:style>
   <w:style w:type="paragraph" w:customStyle="1" w:styleId="RefFormatHead">
     <w:name w:val="RefFormatHead"/>
-    <w:basedOn w:val="Normal"/>
+    <w:basedOn w:val="a2"/>
     <w:qFormat/>
     <w:rsid w:val="00586A35"/>
     <w:pPr>
@@ -11619,7 +14082,7 @@
   </w:style>
   <w:style w:type="paragraph" w:customStyle="1" w:styleId="RefFormatPara">
     <w:name w:val="RefFormatPara"/>
-    <w:basedOn w:val="Normal"/>
+    <w:basedOn w:val="a2"/>
     <w:qFormat/>
     <w:rsid w:val="00586A35"/>
     <w:pPr>
@@ -11646,21 +14109,21 @@
   </w:style>
   <w:style w:type="paragraph" w:customStyle="1" w:styleId="PermissionBlock">
     <w:name w:val="PermissionBlock"/>
-    <w:basedOn w:val="FootnoteText"/>
-    <w:qFormat/>
-    <w:rsid w:val="00586A35"/>
-  </w:style>
-  <w:style w:type="paragraph" w:styleId="Bibliography">
+    <w:basedOn w:val="af9"/>
+    <w:qFormat/>
+    <w:rsid w:val="00586A35"/>
+  </w:style>
+  <w:style w:type="paragraph" w:styleId="afe">
     <w:name w:val="Bibliography"/>
-    <w:basedOn w:val="Normal"/>
-    <w:next w:val="Normal"/>
+    <w:basedOn w:val="a2"/>
+    <w:next w:val="a2"/>
     <w:uiPriority w:val="37"/>
     <w:semiHidden/>
     <w:unhideWhenUsed/>
   </w:style>
-  <w:style w:type="paragraph" w:styleId="BlockText">
+  <w:style w:type="paragraph" w:styleId="aff">
     <w:name w:val="Block Text"/>
-    <w:basedOn w:val="Normal"/>
+    <w:basedOn w:val="a2"/>
     <w:pPr>
       <w:pBdr>
         <w:top w:val="single" w:sz="2" w:space="10" w:color="4F81BD" w:themeColor="accent1" w:shadow="1" w:frame="1"/>
@@ -11677,18 +14140,18 @@
       <w:color w:val="4F81BD" w:themeColor="accent1"/>
     </w:rPr>
   </w:style>
-  <w:style w:type="paragraph" w:styleId="BodyText">
+  <w:style w:type="paragraph" w:styleId="aff0">
     <w:name w:val="Body Text"/>
-    <w:basedOn w:val="Normal"/>
-    <w:link w:val="BodyTextChar"/>
+    <w:basedOn w:val="a2"/>
+    <w:link w:val="Char9"/>
     <w:pPr>
       <w:spacing w:after="120"/>
     </w:pPr>
   </w:style>
-  <w:style w:type="character" w:customStyle="1" w:styleId="BodyTextChar">
-    <w:name w:val="Body Text Char"/>
-    <w:basedOn w:val="DefaultParagraphFont"/>
-    <w:link w:val="BodyText"/>
+  <w:style w:type="character" w:customStyle="1" w:styleId="Char9">
+    <w:name w:val="본문 Char"/>
+    <w:basedOn w:val="a3"/>
+    <w:link w:val="aff0"/>
     <w:rPr>
       <w:rFonts w:ascii="Linux Libertine" w:eastAsiaTheme="minorHAnsi" w:hAnsi="Linux Libertine" w:cstheme="minorBidi"/>
       <w:sz w:val="18"/>
@@ -11696,18 +14159,18 @@
       <w:lang w:val="en-US" w:eastAsia="en-US"/>
     </w:rPr>
   </w:style>
-  <w:style w:type="paragraph" w:styleId="BodyText2">
+  <w:style w:type="paragraph" w:styleId="22">
     <w:name w:val="Body Text 2"/>
-    <w:basedOn w:val="Normal"/>
-    <w:link w:val="BodyText2Char"/>
+    <w:basedOn w:val="a2"/>
+    <w:link w:val="2Char0"/>
     <w:pPr>
       <w:spacing w:after="120" w:line="480" w:lineRule="auto"/>
     </w:pPr>
   </w:style>
-  <w:style w:type="character" w:customStyle="1" w:styleId="BodyText2Char">
-    <w:name w:val="Body Text 2 Char"/>
-    <w:basedOn w:val="DefaultParagraphFont"/>
-    <w:link w:val="BodyText2"/>
+  <w:style w:type="character" w:customStyle="1" w:styleId="2Char0">
+    <w:name w:val="본문 2 Char"/>
+    <w:basedOn w:val="a3"/>
+    <w:link w:val="22"/>
     <w:rPr>
       <w:rFonts w:ascii="Linux Libertine" w:eastAsiaTheme="minorHAnsi" w:hAnsi="Linux Libertine" w:cstheme="minorBidi"/>
       <w:sz w:val="18"/>
@@ -11715,10 +14178,10 @@
       <w:lang w:val="en-US" w:eastAsia="en-US"/>
     </w:rPr>
   </w:style>
-  <w:style w:type="paragraph" w:styleId="BodyText3">
+  <w:style w:type="paragraph" w:styleId="32">
     <w:name w:val="Body Text 3"/>
-    <w:basedOn w:val="Normal"/>
-    <w:link w:val="BodyText3Char"/>
+    <w:basedOn w:val="a2"/>
+    <w:link w:val="3Char0"/>
     <w:pPr>
       <w:spacing w:after="120"/>
     </w:pPr>
@@ -11727,10 +14190,10 @@
       <w:szCs w:val="16"/>
     </w:rPr>
   </w:style>
-  <w:style w:type="character" w:customStyle="1" w:styleId="BodyText3Char">
-    <w:name w:val="Body Text 3 Char"/>
-    <w:basedOn w:val="DefaultParagraphFont"/>
-    <w:link w:val="BodyText3"/>
+  <w:style w:type="character" w:customStyle="1" w:styleId="3Char0">
+    <w:name w:val="본문 3 Char"/>
+    <w:basedOn w:val="a3"/>
+    <w:link w:val="32"/>
     <w:rPr>
       <w:rFonts w:ascii="Linux Libertine" w:eastAsiaTheme="minorHAnsi" w:hAnsi="Linux Libertine" w:cstheme="minorBidi"/>
       <w:sz w:val="16"/>
@@ -11738,19 +14201,19 @@
       <w:lang w:val="en-US" w:eastAsia="en-US"/>
     </w:rPr>
   </w:style>
-  <w:style w:type="paragraph" w:styleId="BodyTextFirstIndent">
+  <w:style w:type="paragraph" w:styleId="aff1">
     <w:name w:val="Body Text First Indent"/>
-    <w:basedOn w:val="BodyText"/>
-    <w:link w:val="BodyTextFirstIndentChar"/>
+    <w:basedOn w:val="aff0"/>
+    <w:link w:val="Chara"/>
     <w:pPr>
       <w:spacing w:after="0"/>
       <w:ind w:firstLine="360"/>
     </w:pPr>
   </w:style>
-  <w:style w:type="character" w:customStyle="1" w:styleId="BodyTextFirstIndentChar">
-    <w:name w:val="Body Text First Indent Char"/>
-    <w:basedOn w:val="BodyTextChar"/>
-    <w:link w:val="BodyTextFirstIndent"/>
+  <w:style w:type="character" w:customStyle="1" w:styleId="Chara">
+    <w:name w:val="본문 첫 줄 들여쓰기 Char"/>
+    <w:basedOn w:val="Char9"/>
+    <w:link w:val="aff1"/>
     <w:rPr>
       <w:rFonts w:ascii="Linux Libertine" w:eastAsiaTheme="minorHAnsi" w:hAnsi="Linux Libertine" w:cstheme="minorBidi"/>
       <w:sz w:val="18"/>
@@ -11758,19 +14221,19 @@
       <w:lang w:val="en-US" w:eastAsia="en-US"/>
     </w:rPr>
   </w:style>
-  <w:style w:type="paragraph" w:styleId="BodyTextIndent">
+  <w:style w:type="paragraph" w:styleId="aff2">
     <w:name w:val="Body Text Indent"/>
-    <w:basedOn w:val="Normal"/>
-    <w:link w:val="BodyTextIndentChar"/>
+    <w:basedOn w:val="a2"/>
+    <w:link w:val="Charb"/>
     <w:pPr>
       <w:spacing w:after="120"/>
       <w:ind w:left="360"/>
     </w:pPr>
   </w:style>
-  <w:style w:type="character" w:customStyle="1" w:styleId="BodyTextIndentChar">
-    <w:name w:val="Body Text Indent Char"/>
-    <w:basedOn w:val="DefaultParagraphFont"/>
-    <w:link w:val="BodyTextIndent"/>
+  <w:style w:type="character" w:customStyle="1" w:styleId="Charb">
+    <w:name w:val="본문 들여쓰기 Char"/>
+    <w:basedOn w:val="a3"/>
+    <w:link w:val="aff2"/>
     <w:rPr>
       <w:rFonts w:ascii="Linux Libertine" w:eastAsiaTheme="minorHAnsi" w:hAnsi="Linux Libertine" w:cstheme="minorBidi"/>
       <w:sz w:val="18"/>
@@ -11778,19 +14241,19 @@
       <w:lang w:val="en-US" w:eastAsia="en-US"/>
     </w:rPr>
   </w:style>
-  <w:style w:type="paragraph" w:styleId="BodyTextFirstIndent2">
+  <w:style w:type="paragraph" w:styleId="23">
     <w:name w:val="Body Text First Indent 2"/>
-    <w:basedOn w:val="BodyTextIndent"/>
-    <w:link w:val="BodyTextFirstIndent2Char"/>
+    <w:basedOn w:val="aff2"/>
+    <w:link w:val="2Char1"/>
     <w:pPr>
       <w:spacing w:after="0"/>
       <w:ind w:firstLine="360"/>
     </w:pPr>
   </w:style>
-  <w:style w:type="character" w:customStyle="1" w:styleId="BodyTextFirstIndent2Char">
-    <w:name w:val="Body Text First Indent 2 Char"/>
-    <w:basedOn w:val="BodyTextIndentChar"/>
-    <w:link w:val="BodyTextFirstIndent2"/>
+  <w:style w:type="character" w:customStyle="1" w:styleId="2Char1">
+    <w:name w:val="본문 첫 줄 들여쓰기 2 Char"/>
+    <w:basedOn w:val="Charb"/>
+    <w:link w:val="23"/>
     <w:rPr>
       <w:rFonts w:ascii="Linux Libertine" w:eastAsiaTheme="minorHAnsi" w:hAnsi="Linux Libertine" w:cstheme="minorBidi"/>
       <w:sz w:val="18"/>
@@ -11798,19 +14261,19 @@
       <w:lang w:val="en-US" w:eastAsia="en-US"/>
     </w:rPr>
   </w:style>
-  <w:style w:type="paragraph" w:styleId="BodyTextIndent2">
+  <w:style w:type="paragraph" w:styleId="24">
     <w:name w:val="Body Text Indent 2"/>
-    <w:basedOn w:val="Normal"/>
-    <w:link w:val="BodyTextIndent2Char"/>
+    <w:basedOn w:val="a2"/>
+    <w:link w:val="2Char2"/>
     <w:pPr>
       <w:spacing w:after="120" w:line="480" w:lineRule="auto"/>
       <w:ind w:left="360"/>
     </w:pPr>
   </w:style>
-  <w:style w:type="character" w:customStyle="1" w:styleId="BodyTextIndent2Char">
-    <w:name w:val="Body Text Indent 2 Char"/>
-    <w:basedOn w:val="DefaultParagraphFont"/>
-    <w:link w:val="BodyTextIndent2"/>
+  <w:style w:type="character" w:customStyle="1" w:styleId="2Char2">
+    <w:name w:val="본문 들여쓰기 2 Char"/>
+    <w:basedOn w:val="a3"/>
+    <w:link w:val="24"/>
     <w:rPr>
       <w:rFonts w:ascii="Linux Libertine" w:eastAsiaTheme="minorHAnsi" w:hAnsi="Linux Libertine" w:cstheme="minorBidi"/>
       <w:sz w:val="18"/>
@@ -11818,10 +14281,10 @@
       <w:lang w:val="en-US" w:eastAsia="en-US"/>
     </w:rPr>
   </w:style>
-  <w:style w:type="paragraph" w:styleId="BodyTextIndent3">
+  <w:style w:type="paragraph" w:styleId="33">
     <w:name w:val="Body Text Indent 3"/>
-    <w:basedOn w:val="Normal"/>
-    <w:link w:val="BodyTextIndent3Char"/>
+    <w:basedOn w:val="a2"/>
+    <w:link w:val="3Char1"/>
     <w:pPr>
       <w:spacing w:after="120"/>
       <w:ind w:left="360"/>
@@ -11831,10 +14294,10 @@
       <w:szCs w:val="16"/>
     </w:rPr>
   </w:style>
-  <w:style w:type="character" w:customStyle="1" w:styleId="BodyTextIndent3Char">
-    <w:name w:val="Body Text Indent 3 Char"/>
-    <w:basedOn w:val="DefaultParagraphFont"/>
-    <w:link w:val="BodyTextIndent3"/>
+  <w:style w:type="character" w:customStyle="1" w:styleId="3Char1">
+    <w:name w:val="본문 들여쓰기 3 Char"/>
+    <w:basedOn w:val="a3"/>
+    <w:link w:val="33"/>
     <w:rPr>
       <w:rFonts w:ascii="Linux Libertine" w:eastAsiaTheme="minorHAnsi" w:hAnsi="Linux Libertine" w:cstheme="minorBidi"/>
       <w:sz w:val="16"/>
@@ -11842,18 +14305,18 @@
       <w:lang w:val="en-US" w:eastAsia="en-US"/>
     </w:rPr>
   </w:style>
-  <w:style w:type="paragraph" w:styleId="Closing">
+  <w:style w:type="paragraph" w:styleId="aff3">
     <w:name w:val="Closing"/>
-    <w:basedOn w:val="Normal"/>
-    <w:link w:val="ClosingChar"/>
+    <w:basedOn w:val="a2"/>
+    <w:link w:val="Charc"/>
     <w:pPr>
       <w:ind w:left="4320"/>
     </w:pPr>
   </w:style>
-  <w:style w:type="character" w:customStyle="1" w:styleId="ClosingChar">
-    <w:name w:val="Closing Char"/>
-    <w:basedOn w:val="DefaultParagraphFont"/>
-    <w:link w:val="Closing"/>
+  <w:style w:type="character" w:customStyle="1" w:styleId="Charc">
+    <w:name w:val="맺음말 Char"/>
+    <w:basedOn w:val="a3"/>
+    <w:link w:val="aff3"/>
     <w:rPr>
       <w:rFonts w:ascii="Linux Libertine" w:eastAsiaTheme="minorHAnsi" w:hAnsi="Linux Libertine" w:cstheme="minorBidi"/>
       <w:sz w:val="18"/>
@@ -11861,16 +14324,16 @@
       <w:lang w:val="en-US" w:eastAsia="en-US"/>
     </w:rPr>
   </w:style>
-  <w:style w:type="paragraph" w:styleId="Date">
+  <w:style w:type="paragraph" w:styleId="aff4">
     <w:name w:val="Date"/>
-    <w:basedOn w:val="Normal"/>
-    <w:next w:val="Normal"/>
-    <w:link w:val="DateChar1"/>
-  </w:style>
-  <w:style w:type="character" w:customStyle="1" w:styleId="DateChar1">
-    <w:name w:val="Date Char1"/>
-    <w:basedOn w:val="DefaultParagraphFont"/>
-    <w:link w:val="Date"/>
+    <w:basedOn w:val="a2"/>
+    <w:next w:val="a2"/>
+    <w:link w:val="Chard"/>
+  </w:style>
+  <w:style w:type="character" w:customStyle="1" w:styleId="Chard">
+    <w:name w:val="날짜 Char"/>
+    <w:basedOn w:val="a3"/>
+    <w:link w:val="aff4"/>
     <w:rPr>
       <w:rFonts w:ascii="Linux Libertine" w:eastAsiaTheme="minorHAnsi" w:hAnsi="Linux Libertine" w:cstheme="minorBidi"/>
       <w:sz w:val="18"/>
@@ -11878,20 +14341,20 @@
       <w:lang w:val="en-US" w:eastAsia="en-US"/>
     </w:rPr>
   </w:style>
-  <w:style w:type="paragraph" w:styleId="DocumentMap">
+  <w:style w:type="paragraph" w:styleId="aff5">
     <w:name w:val="Document Map"/>
-    <w:basedOn w:val="Normal"/>
-    <w:link w:val="DocumentMapChar"/>
+    <w:basedOn w:val="a2"/>
+    <w:link w:val="Chare"/>
     <w:rPr>
       <w:rFonts w:ascii="Tahoma" w:hAnsi="Tahoma" w:cs="Tahoma"/>
       <w:sz w:val="16"/>
       <w:szCs w:val="16"/>
     </w:rPr>
   </w:style>
-  <w:style w:type="character" w:customStyle="1" w:styleId="DocumentMapChar">
-    <w:name w:val="Document Map Char"/>
-    <w:basedOn w:val="DefaultParagraphFont"/>
-    <w:link w:val="DocumentMap"/>
+  <w:style w:type="character" w:customStyle="1" w:styleId="Chare">
+    <w:name w:val="문서 구조 Char"/>
+    <w:basedOn w:val="a3"/>
+    <w:link w:val="aff5"/>
     <w:rPr>
       <w:rFonts w:ascii="Tahoma" w:eastAsiaTheme="minorHAnsi" w:hAnsi="Tahoma" w:cs="Tahoma"/>
       <w:sz w:val="16"/>
@@ -11899,15 +14362,15 @@
       <w:lang w:val="en-US" w:eastAsia="en-US"/>
     </w:rPr>
   </w:style>
-  <w:style w:type="paragraph" w:styleId="E-mailSignature">
+  <w:style w:type="paragraph" w:styleId="aff6">
     <w:name w:val="E-mail Signature"/>
-    <w:basedOn w:val="Normal"/>
-    <w:link w:val="E-mailSignatureChar"/>
-  </w:style>
-  <w:style w:type="character" w:customStyle="1" w:styleId="E-mailSignatureChar">
-    <w:name w:val="E-mail Signature Char"/>
-    <w:basedOn w:val="DefaultParagraphFont"/>
-    <w:link w:val="E-mailSignature"/>
+    <w:basedOn w:val="a2"/>
+    <w:link w:val="Charf"/>
+  </w:style>
+  <w:style w:type="character" w:customStyle="1" w:styleId="Charf">
+    <w:name w:val="전자 메일 서명 Char"/>
+    <w:basedOn w:val="a3"/>
+    <w:link w:val="aff6"/>
     <w:rPr>
       <w:rFonts w:ascii="Linux Libertine" w:eastAsiaTheme="minorHAnsi" w:hAnsi="Linux Libertine" w:cstheme="minorBidi"/>
       <w:sz w:val="18"/>
@@ -11915,9 +14378,9 @@
       <w:lang w:val="en-US" w:eastAsia="en-US"/>
     </w:rPr>
   </w:style>
-  <w:style w:type="paragraph" w:styleId="EnvelopeAddress">
+  <w:style w:type="paragraph" w:styleId="aff7">
     <w:name w:val="envelope address"/>
-    <w:basedOn w:val="Normal"/>
+    <w:basedOn w:val="a2"/>
     <w:pPr>
       <w:framePr w:w="7920" w:h="1980" w:hRule="exact" w:hSpace="180" w:wrap="auto" w:hAnchor="page" w:xAlign="center" w:yAlign="bottom"/>
       <w:ind w:left="2880"/>
@@ -11928,28 +14391,28 @@
       <w:szCs w:val="24"/>
     </w:rPr>
   </w:style>
-  <w:style w:type="paragraph" w:styleId="EnvelopeReturn">
+  <w:style w:type="paragraph" w:styleId="aff8">
     <w:name w:val="envelope return"/>
-    <w:basedOn w:val="Normal"/>
+    <w:basedOn w:val="a2"/>
     <w:rPr>
       <w:rFonts w:asciiTheme="majorHAnsi" w:eastAsiaTheme="majorEastAsia" w:hAnsiTheme="majorHAnsi" w:cstheme="majorBidi"/>
       <w:sz w:val="20"/>
       <w:szCs w:val="20"/>
     </w:rPr>
   </w:style>
-  <w:style w:type="paragraph" w:styleId="HTMLAddress">
+  <w:style w:type="paragraph" w:styleId="HTML">
     <w:name w:val="HTML Address"/>
-    <w:basedOn w:val="Normal"/>
-    <w:link w:val="HTMLAddressChar"/>
+    <w:basedOn w:val="a2"/>
+    <w:link w:val="HTMLChar"/>
     <w:rPr>
       <w:i/>
       <w:iCs/>
     </w:rPr>
   </w:style>
-  <w:style w:type="character" w:customStyle="1" w:styleId="HTMLAddressChar">
-    <w:name w:val="HTML Address Char"/>
-    <w:basedOn w:val="DefaultParagraphFont"/>
-    <w:link w:val="HTMLAddress"/>
+  <w:style w:type="character" w:customStyle="1" w:styleId="HTMLChar">
+    <w:name w:val="HTML 주소 Char"/>
+    <w:basedOn w:val="a3"/>
+    <w:link w:val="HTML"/>
     <w:rPr>
       <w:rFonts w:ascii="Linux Libertine" w:eastAsiaTheme="minorHAnsi" w:hAnsi="Linux Libertine" w:cstheme="minorBidi"/>
       <w:i/>
@@ -11959,121 +14422,121 @@
       <w:lang w:val="en-US" w:eastAsia="en-US"/>
     </w:rPr>
   </w:style>
-  <w:style w:type="paragraph" w:styleId="HTMLPreformatted">
+  <w:style w:type="paragraph" w:styleId="HTML0">
     <w:name w:val="HTML Preformatted"/>
-    <w:basedOn w:val="Normal"/>
-    <w:link w:val="HTMLPreformattedChar"/>
+    <w:basedOn w:val="a2"/>
+    <w:link w:val="HTMLChar0"/>
     <w:rPr>
       <w:rFonts w:ascii="Consolas" w:hAnsi="Consolas" w:cs="Consolas"/>
       <w:sz w:val="20"/>
       <w:szCs w:val="20"/>
     </w:rPr>
   </w:style>
-  <w:style w:type="character" w:customStyle="1" w:styleId="HTMLPreformattedChar">
-    <w:name w:val="HTML Preformatted Char"/>
-    <w:basedOn w:val="DefaultParagraphFont"/>
-    <w:link w:val="HTMLPreformatted"/>
+  <w:style w:type="character" w:customStyle="1" w:styleId="HTMLChar0">
+    <w:name w:val="미리 서식이 지정된 HTML Char"/>
+    <w:basedOn w:val="a3"/>
+    <w:link w:val="HTML0"/>
     <w:rPr>
       <w:rFonts w:ascii="Consolas" w:eastAsiaTheme="minorHAnsi" w:hAnsi="Consolas" w:cs="Consolas"/>
       <w:lang w:val="en-US" w:eastAsia="en-US"/>
     </w:rPr>
   </w:style>
-  <w:style w:type="paragraph" w:styleId="Index10">
+  <w:style w:type="paragraph" w:styleId="10">
     <w:name w:val="index 1"/>
-    <w:basedOn w:val="Normal"/>
-    <w:next w:val="Normal"/>
+    <w:basedOn w:val="a2"/>
+    <w:next w:val="a2"/>
     <w:autoRedefine/>
     <w:pPr>
       <w:ind w:left="180" w:hanging="180"/>
     </w:pPr>
   </w:style>
-  <w:style w:type="paragraph" w:styleId="Index20">
+  <w:style w:type="paragraph" w:styleId="25">
     <w:name w:val="index 2"/>
-    <w:basedOn w:val="Normal"/>
-    <w:next w:val="Normal"/>
+    <w:basedOn w:val="a2"/>
+    <w:next w:val="a2"/>
     <w:autoRedefine/>
     <w:pPr>
       <w:ind w:left="360" w:hanging="180"/>
     </w:pPr>
   </w:style>
-  <w:style w:type="paragraph" w:styleId="Index30">
+  <w:style w:type="paragraph" w:styleId="34">
     <w:name w:val="index 3"/>
-    <w:basedOn w:val="Normal"/>
-    <w:next w:val="Normal"/>
+    <w:basedOn w:val="a2"/>
+    <w:next w:val="a2"/>
     <w:autoRedefine/>
     <w:pPr>
       <w:ind w:left="540" w:hanging="180"/>
     </w:pPr>
   </w:style>
-  <w:style w:type="paragraph" w:styleId="Index40">
+  <w:style w:type="paragraph" w:styleId="42">
     <w:name w:val="index 4"/>
-    <w:basedOn w:val="Normal"/>
-    <w:next w:val="Normal"/>
+    <w:basedOn w:val="a2"/>
+    <w:next w:val="a2"/>
     <w:autoRedefine/>
     <w:pPr>
       <w:ind w:left="720" w:hanging="180"/>
     </w:pPr>
   </w:style>
-  <w:style w:type="paragraph" w:styleId="Index5">
+  <w:style w:type="paragraph" w:styleId="52">
     <w:name w:val="index 5"/>
-    <w:basedOn w:val="Normal"/>
-    <w:next w:val="Normal"/>
+    <w:basedOn w:val="a2"/>
+    <w:next w:val="a2"/>
     <w:autoRedefine/>
     <w:pPr>
       <w:ind w:left="900" w:hanging="180"/>
     </w:pPr>
   </w:style>
-  <w:style w:type="paragraph" w:styleId="Index6">
+  <w:style w:type="paragraph" w:styleId="60">
     <w:name w:val="index 6"/>
-    <w:basedOn w:val="Normal"/>
-    <w:next w:val="Normal"/>
+    <w:basedOn w:val="a2"/>
+    <w:next w:val="a2"/>
     <w:autoRedefine/>
     <w:pPr>
       <w:ind w:left="1080" w:hanging="180"/>
     </w:pPr>
   </w:style>
-  <w:style w:type="paragraph" w:styleId="Index7">
+  <w:style w:type="paragraph" w:styleId="70">
     <w:name w:val="index 7"/>
-    <w:basedOn w:val="Normal"/>
-    <w:next w:val="Normal"/>
+    <w:basedOn w:val="a2"/>
+    <w:next w:val="a2"/>
     <w:autoRedefine/>
     <w:pPr>
       <w:ind w:left="1260" w:hanging="180"/>
     </w:pPr>
   </w:style>
-  <w:style w:type="paragraph" w:styleId="Index8">
+  <w:style w:type="paragraph" w:styleId="80">
     <w:name w:val="index 8"/>
-    <w:basedOn w:val="Normal"/>
-    <w:next w:val="Normal"/>
+    <w:basedOn w:val="a2"/>
+    <w:next w:val="a2"/>
     <w:autoRedefine/>
     <w:pPr>
       <w:ind w:left="1440" w:hanging="180"/>
     </w:pPr>
   </w:style>
-  <w:style w:type="paragraph" w:styleId="Index9">
+  <w:style w:type="paragraph" w:styleId="90">
     <w:name w:val="index 9"/>
-    <w:basedOn w:val="Normal"/>
-    <w:next w:val="Normal"/>
+    <w:basedOn w:val="a2"/>
+    <w:next w:val="a2"/>
     <w:autoRedefine/>
     <w:pPr>
       <w:ind w:left="1620" w:hanging="180"/>
     </w:pPr>
   </w:style>
-  <w:style w:type="paragraph" w:styleId="IndexHeading">
+  <w:style w:type="paragraph" w:styleId="aff9">
     <w:name w:val="index heading"/>
-    <w:basedOn w:val="Normal"/>
-    <w:next w:val="Index10"/>
+    <w:basedOn w:val="a2"/>
+    <w:next w:val="10"/>
     <w:rPr>
       <w:rFonts w:asciiTheme="majorHAnsi" w:eastAsiaTheme="majorEastAsia" w:hAnsiTheme="majorHAnsi" w:cstheme="majorBidi"/>
       <w:b/>
       <w:bCs/>
     </w:rPr>
   </w:style>
-  <w:style w:type="paragraph" w:styleId="IntenseQuote">
+  <w:style w:type="paragraph" w:styleId="affa">
     <w:name w:val="Intense Quote"/>
-    <w:basedOn w:val="Normal"/>
-    <w:next w:val="Normal"/>
-    <w:link w:val="IntenseQuoteChar"/>
+    <w:basedOn w:val="a2"/>
+    <w:next w:val="a2"/>
+    <w:link w:val="Charf0"/>
     <w:uiPriority w:val="30"/>
     <w:qFormat/>
     <w:pPr>
@@ -12091,10 +14554,10 @@
       <w:color w:val="4F81BD" w:themeColor="accent1"/>
     </w:rPr>
   </w:style>
-  <w:style w:type="character" w:customStyle="1" w:styleId="IntenseQuoteChar">
-    <w:name w:val="Intense Quote Char"/>
-    <w:basedOn w:val="DefaultParagraphFont"/>
-    <w:link w:val="IntenseQuote"/>
+  <w:style w:type="character" w:customStyle="1" w:styleId="Charf0">
+    <w:name w:val="강한 인용 Char"/>
+    <w:basedOn w:val="a3"/>
+    <w:link w:val="affa"/>
     <w:uiPriority w:val="30"/>
     <w:rPr>
       <w:rFonts w:ascii="Linux Libertine" w:eastAsiaTheme="minorHAnsi" w:hAnsi="Linux Libertine" w:cstheme="minorBidi"/>
@@ -12108,49 +14571,49 @@
       <w:lang w:val="en-US" w:eastAsia="en-US"/>
     </w:rPr>
   </w:style>
-  <w:style w:type="paragraph" w:styleId="List">
+  <w:style w:type="paragraph" w:styleId="affb">
     <w:name w:val="List"/>
-    <w:basedOn w:val="Normal"/>
+    <w:basedOn w:val="a2"/>
     <w:pPr>
       <w:ind w:left="360" w:hanging="360"/>
       <w:contextualSpacing/>
     </w:pPr>
   </w:style>
-  <w:style w:type="paragraph" w:styleId="List2">
+  <w:style w:type="paragraph" w:styleId="26">
     <w:name w:val="List 2"/>
-    <w:basedOn w:val="Normal"/>
+    <w:basedOn w:val="a2"/>
     <w:pPr>
       <w:ind w:left="720" w:hanging="360"/>
       <w:contextualSpacing/>
     </w:pPr>
   </w:style>
-  <w:style w:type="paragraph" w:styleId="List3">
+  <w:style w:type="paragraph" w:styleId="35">
     <w:name w:val="List 3"/>
-    <w:basedOn w:val="Normal"/>
+    <w:basedOn w:val="a2"/>
     <w:pPr>
       <w:ind w:left="1080" w:hanging="360"/>
       <w:contextualSpacing/>
     </w:pPr>
   </w:style>
-  <w:style w:type="paragraph" w:styleId="List4">
+  <w:style w:type="paragraph" w:styleId="43">
     <w:name w:val="List 4"/>
-    <w:basedOn w:val="Normal"/>
+    <w:basedOn w:val="a2"/>
     <w:pPr>
       <w:ind w:left="1440" w:hanging="360"/>
       <w:contextualSpacing/>
     </w:pPr>
   </w:style>
-  <w:style w:type="paragraph" w:styleId="List5">
+  <w:style w:type="paragraph" w:styleId="53">
     <w:name w:val="List 5"/>
-    <w:basedOn w:val="Normal"/>
+    <w:basedOn w:val="a2"/>
     <w:pPr>
       <w:ind w:left="1800" w:hanging="360"/>
       <w:contextualSpacing/>
     </w:pPr>
   </w:style>
-  <w:style w:type="paragraph" w:styleId="ListBullet">
+  <w:style w:type="paragraph" w:styleId="a0">
     <w:name w:val="List Bullet"/>
-    <w:basedOn w:val="Normal"/>
+    <w:basedOn w:val="a2"/>
     <w:pPr>
       <w:numPr>
         <w:numId w:val="10"/>
@@ -12158,9 +14621,9 @@
       <w:contextualSpacing/>
     </w:pPr>
   </w:style>
-  <w:style w:type="paragraph" w:styleId="ListBullet2">
+  <w:style w:type="paragraph" w:styleId="20">
     <w:name w:val="List Bullet 2"/>
-    <w:basedOn w:val="Normal"/>
+    <w:basedOn w:val="a2"/>
     <w:pPr>
       <w:numPr>
         <w:numId w:val="11"/>
@@ -12168,9 +14631,9 @@
       <w:contextualSpacing/>
     </w:pPr>
   </w:style>
-  <w:style w:type="paragraph" w:styleId="ListBullet3">
+  <w:style w:type="paragraph" w:styleId="30">
     <w:name w:val="List Bullet 3"/>
-    <w:basedOn w:val="Normal"/>
+    <w:basedOn w:val="a2"/>
     <w:pPr>
       <w:numPr>
         <w:numId w:val="12"/>
@@ -12178,9 +14641,9 @@
       <w:contextualSpacing/>
     </w:pPr>
   </w:style>
-  <w:style w:type="paragraph" w:styleId="ListBullet4">
+  <w:style w:type="paragraph" w:styleId="40">
     <w:name w:val="List Bullet 4"/>
-    <w:basedOn w:val="Normal"/>
+    <w:basedOn w:val="a2"/>
     <w:pPr>
       <w:numPr>
         <w:numId w:val="13"/>
@@ -12188,9 +14651,9 @@
       <w:contextualSpacing/>
     </w:pPr>
   </w:style>
-  <w:style w:type="paragraph" w:styleId="ListBullet5">
+  <w:style w:type="paragraph" w:styleId="50">
     <w:name w:val="List Bullet 5"/>
-    <w:basedOn w:val="Normal"/>
+    <w:basedOn w:val="a2"/>
     <w:pPr>
       <w:numPr>
         <w:numId w:val="14"/>
@@ -12198,54 +14661,54 @@
       <w:contextualSpacing/>
     </w:pPr>
   </w:style>
-  <w:style w:type="paragraph" w:styleId="ListContinue">
+  <w:style w:type="paragraph" w:styleId="affc">
     <w:name w:val="List Continue"/>
-    <w:basedOn w:val="Normal"/>
+    <w:basedOn w:val="a2"/>
     <w:pPr>
       <w:spacing w:after="120"/>
       <w:ind w:left="360"/>
       <w:contextualSpacing/>
     </w:pPr>
   </w:style>
-  <w:style w:type="paragraph" w:styleId="ListContinue2">
+  <w:style w:type="paragraph" w:styleId="27">
     <w:name w:val="List Continue 2"/>
-    <w:basedOn w:val="Normal"/>
+    <w:basedOn w:val="a2"/>
     <w:pPr>
       <w:spacing w:after="120"/>
       <w:ind w:left="720"/>
       <w:contextualSpacing/>
     </w:pPr>
   </w:style>
-  <w:style w:type="paragraph" w:styleId="ListContinue3">
+  <w:style w:type="paragraph" w:styleId="36">
     <w:name w:val="List Continue 3"/>
-    <w:basedOn w:val="Normal"/>
+    <w:basedOn w:val="a2"/>
     <w:pPr>
       <w:spacing w:after="120"/>
       <w:ind w:left="1080"/>
       <w:contextualSpacing/>
     </w:pPr>
   </w:style>
-  <w:style w:type="paragraph" w:styleId="ListContinue4">
+  <w:style w:type="paragraph" w:styleId="44">
     <w:name w:val="List Continue 4"/>
-    <w:basedOn w:val="Normal"/>
+    <w:basedOn w:val="a2"/>
     <w:pPr>
       <w:spacing w:after="120"/>
       <w:ind w:left="1440"/>
       <w:contextualSpacing/>
     </w:pPr>
   </w:style>
-  <w:style w:type="paragraph" w:styleId="ListContinue5">
+  <w:style w:type="paragraph" w:styleId="54">
     <w:name w:val="List Continue 5"/>
-    <w:basedOn w:val="Normal"/>
+    <w:basedOn w:val="a2"/>
     <w:pPr>
       <w:spacing w:after="120"/>
       <w:ind w:left="1800"/>
       <w:contextualSpacing/>
     </w:pPr>
   </w:style>
-  <w:style w:type="paragraph" w:styleId="ListNumber">
+  <w:style w:type="paragraph" w:styleId="a">
     <w:name w:val="List Number"/>
-    <w:basedOn w:val="Normal"/>
+    <w:basedOn w:val="a2"/>
     <w:pPr>
       <w:numPr>
         <w:numId w:val="15"/>
@@ -12253,9 +14716,9 @@
       <w:contextualSpacing/>
     </w:pPr>
   </w:style>
-  <w:style w:type="paragraph" w:styleId="ListNumber2">
+  <w:style w:type="paragraph" w:styleId="2">
     <w:name w:val="List Number 2"/>
-    <w:basedOn w:val="Normal"/>
+    <w:basedOn w:val="a2"/>
     <w:pPr>
       <w:numPr>
         <w:numId w:val="16"/>
@@ -12263,9 +14726,9 @@
       <w:contextualSpacing/>
     </w:pPr>
   </w:style>
-  <w:style w:type="paragraph" w:styleId="ListNumber3">
+  <w:style w:type="paragraph" w:styleId="3">
     <w:name w:val="List Number 3"/>
-    <w:basedOn w:val="Normal"/>
+    <w:basedOn w:val="a2"/>
     <w:pPr>
       <w:numPr>
         <w:numId w:val="17"/>
@@ -12273,9 +14736,9 @@
       <w:contextualSpacing/>
     </w:pPr>
   </w:style>
-  <w:style w:type="paragraph" w:styleId="ListNumber4">
+  <w:style w:type="paragraph" w:styleId="4">
     <w:name w:val="List Number 4"/>
-    <w:basedOn w:val="Normal"/>
+    <w:basedOn w:val="a2"/>
     <w:pPr>
       <w:numPr>
         <w:numId w:val="18"/>
@@ -12283,9 +14746,9 @@
       <w:contextualSpacing/>
     </w:pPr>
   </w:style>
-  <w:style w:type="paragraph" w:styleId="ListNumber5">
+  <w:style w:type="paragraph" w:styleId="5">
     <w:name w:val="List Number 5"/>
-    <w:basedOn w:val="Normal"/>
+    <w:basedOn w:val="a2"/>
     <w:pPr>
       <w:numPr>
         <w:numId w:val="19"/>
@@ -12293,9 +14756,9 @@
       <w:contextualSpacing/>
     </w:pPr>
   </w:style>
-  <w:style w:type="paragraph" w:styleId="MacroText">
+  <w:style w:type="paragraph" w:styleId="affd">
     <w:name w:val="macro"/>
-    <w:link w:val="MacroTextChar"/>
+    <w:link w:val="Charf1"/>
     <w:pPr>
       <w:tabs>
         <w:tab w:val="left" w:pos="480"/>
@@ -12316,19 +14779,19 @@
       <w:lang w:val="en-US" w:eastAsia="en-US"/>
     </w:rPr>
   </w:style>
-  <w:style w:type="character" w:customStyle="1" w:styleId="MacroTextChar">
-    <w:name w:val="Macro Text Char"/>
-    <w:basedOn w:val="DefaultParagraphFont"/>
-    <w:link w:val="MacroText"/>
+  <w:style w:type="character" w:customStyle="1" w:styleId="Charf1">
+    <w:name w:val="매크로 텍스트 Char"/>
+    <w:basedOn w:val="a3"/>
+    <w:link w:val="affd"/>
     <w:rPr>
       <w:rFonts w:ascii="Consolas" w:eastAsiaTheme="minorHAnsi" w:hAnsi="Consolas" w:cs="Consolas"/>
       <w:lang w:val="en-US" w:eastAsia="en-US"/>
     </w:rPr>
   </w:style>
-  <w:style w:type="paragraph" w:styleId="MessageHeader">
+  <w:style w:type="paragraph" w:styleId="affe">
     <w:name w:val="Message Header"/>
-    <w:basedOn w:val="Normal"/>
-    <w:link w:val="MessageHeaderChar"/>
+    <w:basedOn w:val="a2"/>
+    <w:link w:val="Charf2"/>
     <w:pPr>
       <w:pBdr>
         <w:top w:val="single" w:sz="6" w:space="1" w:color="auto"/>
@@ -12345,10 +14808,10 @@
       <w:szCs w:val="24"/>
     </w:rPr>
   </w:style>
-  <w:style w:type="character" w:customStyle="1" w:styleId="MessageHeaderChar">
-    <w:name w:val="Message Header Char"/>
-    <w:basedOn w:val="DefaultParagraphFont"/>
-    <w:link w:val="MessageHeader"/>
+  <w:style w:type="character" w:customStyle="1" w:styleId="Charf2">
+    <w:name w:val="메시지 머리글 Char"/>
+    <w:basedOn w:val="a3"/>
+    <w:link w:val="affe"/>
     <w:rPr>
       <w:rFonts w:asciiTheme="majorHAnsi" w:eastAsiaTheme="majorEastAsia" w:hAnsiTheme="majorHAnsi" w:cstheme="majorBidi"/>
       <w:sz w:val="24"/>
@@ -12357,23 +14820,23 @@
       <w:lang w:val="en-US" w:eastAsia="en-US"/>
     </w:rPr>
   </w:style>
-  <w:style w:type="paragraph" w:styleId="NormalIndent">
+  <w:style w:type="paragraph" w:styleId="afff">
     <w:name w:val="Normal Indent"/>
-    <w:basedOn w:val="Normal"/>
+    <w:basedOn w:val="a2"/>
     <w:pPr>
       <w:ind w:left="720"/>
     </w:pPr>
   </w:style>
-  <w:style w:type="paragraph" w:styleId="NoteHeading">
+  <w:style w:type="paragraph" w:styleId="afff0">
     <w:name w:val="Note Heading"/>
-    <w:basedOn w:val="Normal"/>
-    <w:next w:val="Normal"/>
-    <w:link w:val="NoteHeadingChar"/>
-  </w:style>
-  <w:style w:type="character" w:customStyle="1" w:styleId="NoteHeadingChar">
-    <w:name w:val="Note Heading Char"/>
-    <w:basedOn w:val="DefaultParagraphFont"/>
-    <w:link w:val="NoteHeading"/>
+    <w:basedOn w:val="a2"/>
+    <w:next w:val="a2"/>
+    <w:link w:val="Charf3"/>
+  </w:style>
+  <w:style w:type="character" w:customStyle="1" w:styleId="Charf3">
+    <w:name w:val="각주/미주 머리글 Char"/>
+    <w:basedOn w:val="a3"/>
+    <w:link w:val="afff0"/>
     <w:rPr>
       <w:rFonts w:ascii="Linux Libertine" w:eastAsiaTheme="minorHAnsi" w:hAnsi="Linux Libertine" w:cstheme="minorBidi"/>
       <w:sz w:val="18"/>
@@ -12381,20 +14844,20 @@
       <w:lang w:val="en-US" w:eastAsia="en-US"/>
     </w:rPr>
   </w:style>
-  <w:style w:type="paragraph" w:styleId="PlainText">
+  <w:style w:type="paragraph" w:styleId="afff1">
     <w:name w:val="Plain Text"/>
-    <w:basedOn w:val="Normal"/>
-    <w:link w:val="PlainTextChar"/>
+    <w:basedOn w:val="a2"/>
+    <w:link w:val="Charf4"/>
     <w:rPr>
       <w:rFonts w:ascii="Consolas" w:hAnsi="Consolas" w:cs="Consolas"/>
       <w:sz w:val="21"/>
       <w:szCs w:val="21"/>
     </w:rPr>
   </w:style>
-  <w:style w:type="character" w:customStyle="1" w:styleId="PlainTextChar">
-    <w:name w:val="Plain Text Char"/>
-    <w:basedOn w:val="DefaultParagraphFont"/>
-    <w:link w:val="PlainText"/>
+  <w:style w:type="character" w:customStyle="1" w:styleId="Charf4">
+    <w:name w:val="글자만 Char"/>
+    <w:basedOn w:val="a3"/>
+    <w:link w:val="afff1"/>
     <w:rPr>
       <w:rFonts w:ascii="Consolas" w:eastAsiaTheme="minorHAnsi" w:hAnsi="Consolas" w:cs="Consolas"/>
       <w:sz w:val="21"/>
@@ -12402,18 +14865,18 @@
       <w:lang w:val="en-US" w:eastAsia="en-US"/>
     </w:rPr>
   </w:style>
-  <w:style w:type="paragraph" w:styleId="Signature">
+  <w:style w:type="paragraph" w:styleId="afff2">
     <w:name w:val="Signature"/>
-    <w:basedOn w:val="Normal"/>
-    <w:link w:val="SignatureChar"/>
+    <w:basedOn w:val="a2"/>
+    <w:link w:val="Charf5"/>
     <w:pPr>
       <w:ind w:left="4320"/>
     </w:pPr>
   </w:style>
-  <w:style w:type="character" w:customStyle="1" w:styleId="SignatureChar">
-    <w:name w:val="Signature Char"/>
-    <w:basedOn w:val="DefaultParagraphFont"/>
-    <w:link w:val="Signature"/>
+  <w:style w:type="character" w:customStyle="1" w:styleId="Charf5">
+    <w:name w:val="서명 Char"/>
+    <w:basedOn w:val="a3"/>
+    <w:link w:val="afff2"/>
     <w:rPr>
       <w:rFonts w:ascii="Linux Libertine" w:eastAsiaTheme="minorHAnsi" w:hAnsi="Linux Libertine" w:cstheme="minorBidi"/>
       <w:sz w:val="18"/>
@@ -12421,11 +14884,11 @@
       <w:lang w:val="en-US" w:eastAsia="en-US"/>
     </w:rPr>
   </w:style>
-  <w:style w:type="paragraph" w:styleId="Title">
+  <w:style w:type="paragraph" w:styleId="afff3">
     <w:name w:val="Title"/>
-    <w:basedOn w:val="Normal"/>
-    <w:next w:val="Normal"/>
-    <w:link w:val="TitleChar"/>
+    <w:basedOn w:val="a2"/>
+    <w:next w:val="a2"/>
+    <w:link w:val="Charf6"/>
     <w:qFormat/>
     <w:locked/>
     <w:pPr>
@@ -12444,10 +14907,10 @@
       <w:szCs w:val="52"/>
     </w:rPr>
   </w:style>
-  <w:style w:type="character" w:customStyle="1" w:styleId="TitleChar">
-    <w:name w:val="Title Char"/>
-    <w:basedOn w:val="DefaultParagraphFont"/>
-    <w:link w:val="Title"/>
+  <w:style w:type="character" w:customStyle="1" w:styleId="Charf6">
+    <w:name w:val="제목 Char"/>
+    <w:basedOn w:val="a3"/>
+    <w:link w:val="afff3"/>
     <w:rPr>
       <w:rFonts w:asciiTheme="majorHAnsi" w:eastAsiaTheme="majorEastAsia" w:hAnsiTheme="majorHAnsi" w:cstheme="majorBidi"/>
       <w:color w:val="17365D" w:themeColor="text2" w:themeShade="BF"/>
@@ -12458,10 +14921,10 @@
       <w:lang w:val="en-US" w:eastAsia="en-US"/>
     </w:rPr>
   </w:style>
-  <w:style w:type="paragraph" w:styleId="TOCHeading0">
+  <w:style w:type="paragraph" w:styleId="TOC">
     <w:name w:val="TOC Heading"/>
-    <w:basedOn w:val="Heading1"/>
-    <w:next w:val="Normal"/>
+    <w:basedOn w:val="1"/>
+    <w:next w:val="a2"/>
     <w:uiPriority w:val="39"/>
     <w:semiHidden/>
     <w:unhideWhenUsed/>
@@ -12490,7 +14953,7 @@
   </w:style>
   <w:style w:type="paragraph" w:customStyle="1" w:styleId="xmsonormal">
     <w:name w:val="x_msonormal"/>
-    <w:basedOn w:val="Normal"/>
+    <w:basedOn w:val="a2"/>
     <w:uiPriority w:val="99"/>
     <w:semiHidden/>
     <w:rsid w:val="000019C1"/>
@@ -12502,7 +14965,7 @@
   </w:style>
   <w:style w:type="character" w:customStyle="1" w:styleId="ArticleNumber">
     <w:name w:val="ArticleNumber"/>
-    <w:basedOn w:val="DefaultParagraphFont"/>
+    <w:basedOn w:val="a3"/>
     <w:uiPriority w:val="1"/>
     <w:qFormat/>
     <w:rsid w:val="00586A35"/>
@@ -12512,7 +14975,7 @@
   </w:style>
   <w:style w:type="paragraph" w:customStyle="1" w:styleId="Image">
     <w:name w:val="Image"/>
-    <w:basedOn w:val="Normal"/>
+    <w:basedOn w:val="a2"/>
     <w:qFormat/>
     <w:rsid w:val="00586A35"/>
     <w:pPr>
@@ -12521,7 +14984,7 @@
   </w:style>
   <w:style w:type="paragraph" w:customStyle="1" w:styleId="para0">
     <w:name w:val="para"/>
-    <w:basedOn w:val="Normal"/>
+    <w:basedOn w:val="a2"/>
     <w:qFormat/>
     <w:rsid w:val="00AA10C4"/>
     <w:pPr>
@@ -12536,12 +14999,12 @@
   </w:style>
   <w:style w:type="character" w:customStyle="1" w:styleId="text-base">
     <w:name w:val="text-base"/>
-    <w:basedOn w:val="DefaultParagraphFont"/>
+    <w:basedOn w:val="a3"/>
     <w:rsid w:val="00D341FA"/>
   </w:style>
   <w:style w:type="paragraph" w:customStyle="1" w:styleId="ACLBulletedList">
     <w:name w:val="ACL Bulleted List"/>
-    <w:basedOn w:val="Normal"/>
+    <w:basedOn w:val="a2"/>
     <w:link w:val="ACLBulletedListChar"/>
     <w:qFormat/>
     <w:rsid w:val="006B37FC"/>
@@ -12575,7 +15038,7 @@
   </w:style>
   <w:style w:type="paragraph" w:customStyle="1" w:styleId="ACLIndent">
     <w:name w:val="ACL Indent"/>
-    <w:basedOn w:val="Normal"/>
+    <w:basedOn w:val="a2"/>
     <w:qFormat/>
     <w:rsid w:val="006B37FC"/>
     <w:pPr>
@@ -12879,10 +15342,6 @@
 </file>
 
 <file path=customXml/item1.xml><?xml version="1.0" encoding="utf-8"?>
-<b:Sources xmlns:b="http://schemas.openxmlformats.org/officeDocument/2006/bibliography" xmlns="http://schemas.openxmlformats.org/officeDocument/2006/bibliography" SelectedStyle="\APA.XSL" StyleName="APA"/>
-</file>
-
-<file path=customXml/item2.xml><?xml version="1.0" encoding="utf-8"?>
 <Workflow version="v.1.13">
   <Filtration versionrequired="True" status="DONE" StartTime="25-07-2014 13:27:04" EndTime="25-07-2014 13:28:29">
     <Mandatory>
@@ -13060,16 +15519,20 @@
 </Workflow>
 </file>
 
+<file path=customXml/item2.xml><?xml version="1.0" encoding="utf-8"?>
+<b:Sources xmlns:b="http://schemas.openxmlformats.org/officeDocument/2006/bibliography" xmlns="http://schemas.openxmlformats.org/officeDocument/2006/bibliography" SelectedStyle="\APA.XSL" StyleName="APA"/>
+</file>
+
 <file path=customXml/itemProps1.xml><?xml version="1.0" encoding="utf-8"?>
+<ds:datastoreItem xmlns:ds="http://schemas.openxmlformats.org/officeDocument/2006/customXml" ds:itemID="{4D45DBA2-DCF6-46BF-858B-9A8CC8161B4D}">
+  <ds:schemaRefs/>
+</ds:datastoreItem>
+</file>
+
+<file path=customXml/itemProps2.xml><?xml version="1.0" encoding="utf-8"?>
 <ds:datastoreItem xmlns:ds="http://schemas.openxmlformats.org/officeDocument/2006/customXml" ds:itemID="{B589180B-96F4-4B3D-93D7-E2C64345EF74}">
   <ds:schemaRefs>
     <ds:schemaRef ds:uri="http://schemas.openxmlformats.org/officeDocument/2006/bibliography"/>
   </ds:schemaRefs>
 </ds:datastoreItem>
-</file>
-
-<file path=customXml/itemProps2.xml><?xml version="1.0" encoding="utf-8"?>
-<ds:datastoreItem xmlns:ds="http://schemas.openxmlformats.org/officeDocument/2006/customXml" ds:itemID="{4D45DBA2-DCF6-46BF-858B-9A8CC8161B4D}">
-  <ds:schemaRefs/>
-</ds:datastoreItem>
 </file>